--- a/spm/file/软件项目管理教案.docx
+++ b/spm/file/软件项目管理教案.docx
@@ -563,7 +563,7 @@
                 <w:rFonts w:ascii="Times New Roman" w:eastAsia="宋体" w:hAnsi="Times New Roman"/>
                 <w:szCs w:val="21"/>
               </w:rPr>
-              <w:t>24</w:t>
+              <w:t>23</w:t>
             </w:r>
             <w:r>
               <w:rPr>
@@ -574,7 +574,7 @@
             </w:r>
             <w:r>
               <w:rPr>
-                <w:rFonts w:ascii="Times New Roman" w:eastAsia="宋体" w:hAnsi="Times New Roman" w:hint="eastAsia"/>
+                <w:rFonts w:ascii="Times New Roman" w:eastAsia="宋体" w:hAnsi="Times New Roman"/>
                 <w:szCs w:val="21"/>
               </w:rPr>
               <w:t>12</w:t>
@@ -2354,12 +2354,21 @@
                 <w:szCs w:val="21"/>
               </w:rPr>
             </w:pPr>
-            <w:r>
-              <w:rPr>
-                <w:rFonts w:ascii="Times New Roman" w:eastAsia="宋体" w:hAnsi="Times New Roman"/>
-                <w:szCs w:val="21"/>
-              </w:rPr>
-              <w:t>分知识点</w:t>
+            <w:proofErr w:type="gramStart"/>
+            <w:r>
+              <w:rPr>
+                <w:rFonts w:ascii="Times New Roman" w:eastAsia="宋体" w:hAnsi="Times New Roman"/>
+                <w:szCs w:val="21"/>
+              </w:rPr>
+              <w:t>分知识</w:t>
+            </w:r>
+            <w:proofErr w:type="gramEnd"/>
+            <w:r>
+              <w:rPr>
+                <w:rFonts w:ascii="Times New Roman" w:eastAsia="宋体" w:hAnsi="Times New Roman"/>
+                <w:szCs w:val="21"/>
+              </w:rPr>
+              <w:t>点</w:t>
             </w:r>
           </w:p>
         </w:tc>
@@ -2450,12 +2459,21 @@
                 <w:szCs w:val="21"/>
               </w:rPr>
             </w:pPr>
-            <w:r>
-              <w:rPr>
-                <w:rFonts w:ascii="Times New Roman" w:eastAsia="宋体" w:hAnsi="Times New Roman"/>
-                <w:szCs w:val="21"/>
-              </w:rPr>
-              <w:t>分知识点</w:t>
+            <w:proofErr w:type="gramStart"/>
+            <w:r>
+              <w:rPr>
+                <w:rFonts w:ascii="Times New Roman" w:eastAsia="宋体" w:hAnsi="Times New Roman"/>
+                <w:szCs w:val="21"/>
+              </w:rPr>
+              <w:t>分知识</w:t>
+            </w:r>
+            <w:proofErr w:type="gramEnd"/>
+            <w:r>
+              <w:rPr>
+                <w:rFonts w:ascii="Times New Roman" w:eastAsia="宋体" w:hAnsi="Times New Roman"/>
+                <w:szCs w:val="21"/>
+              </w:rPr>
+              <w:t>点</w:t>
             </w:r>
           </w:p>
         </w:tc>
@@ -3522,7 +3540,7 @@
                 <w:rFonts w:ascii="Times New Roman" w:eastAsia="宋体" w:hAnsi="Times New Roman"/>
                 <w:szCs w:val="21"/>
               </w:rPr>
-              <w:t>24</w:t>
+              <w:t>23</w:t>
             </w:r>
             <w:r>
               <w:rPr>
@@ -3533,7 +3551,7 @@
             </w:r>
             <w:r>
               <w:rPr>
-                <w:rFonts w:ascii="Times New Roman" w:eastAsia="宋体" w:hAnsi="Times New Roman" w:hint="eastAsia"/>
+                <w:rFonts w:ascii="Times New Roman" w:eastAsia="宋体" w:hAnsi="Times New Roman"/>
                 <w:szCs w:val="21"/>
               </w:rPr>
               <w:t>12</w:t>
@@ -5193,12 +5211,21 @@
                 <w:szCs w:val="21"/>
               </w:rPr>
             </w:pPr>
-            <w:r>
-              <w:rPr>
-                <w:rFonts w:ascii="Times New Roman" w:eastAsia="宋体" w:hAnsi="Times New Roman"/>
-                <w:szCs w:val="21"/>
-              </w:rPr>
-              <w:t>分知识点</w:t>
+            <w:proofErr w:type="gramStart"/>
+            <w:r>
+              <w:rPr>
+                <w:rFonts w:ascii="Times New Roman" w:eastAsia="宋体" w:hAnsi="Times New Roman"/>
+                <w:szCs w:val="21"/>
+              </w:rPr>
+              <w:t>分知识</w:t>
+            </w:r>
+            <w:proofErr w:type="gramEnd"/>
+            <w:r>
+              <w:rPr>
+                <w:rFonts w:ascii="Times New Roman" w:eastAsia="宋体" w:hAnsi="Times New Roman"/>
+                <w:szCs w:val="21"/>
+              </w:rPr>
+              <w:t>点</w:t>
             </w:r>
           </w:p>
         </w:tc>
@@ -5289,12 +5316,21 @@
                 <w:szCs w:val="21"/>
               </w:rPr>
             </w:pPr>
-            <w:r>
-              <w:rPr>
-                <w:rFonts w:ascii="Times New Roman" w:eastAsia="宋体" w:hAnsi="Times New Roman"/>
-                <w:szCs w:val="21"/>
-              </w:rPr>
-              <w:t>分知识点</w:t>
+            <w:proofErr w:type="gramStart"/>
+            <w:r>
+              <w:rPr>
+                <w:rFonts w:ascii="Times New Roman" w:eastAsia="宋体" w:hAnsi="Times New Roman"/>
+                <w:szCs w:val="21"/>
+              </w:rPr>
+              <w:t>分知识</w:t>
+            </w:r>
+            <w:proofErr w:type="gramEnd"/>
+            <w:r>
+              <w:rPr>
+                <w:rFonts w:ascii="Times New Roman" w:eastAsia="宋体" w:hAnsi="Times New Roman"/>
+                <w:szCs w:val="21"/>
+              </w:rPr>
+              <w:t>点</w:t>
             </w:r>
           </w:p>
         </w:tc>
@@ -6368,7 +6404,7 @@
                 <w:rFonts w:ascii="Times New Roman" w:eastAsia="宋体" w:hAnsi="Times New Roman"/>
                 <w:szCs w:val="21"/>
               </w:rPr>
-              <w:t>24</w:t>
+              <w:t>23</w:t>
             </w:r>
             <w:r>
               <w:rPr>
@@ -6379,7 +6415,7 @@
             </w:r>
             <w:r>
               <w:rPr>
-                <w:rFonts w:ascii="Times New Roman" w:eastAsia="宋体" w:hAnsi="Times New Roman" w:hint="eastAsia"/>
+                <w:rFonts w:ascii="Times New Roman" w:eastAsia="宋体" w:hAnsi="Times New Roman"/>
                 <w:szCs w:val="21"/>
               </w:rPr>
               <w:t>12</w:t>
@@ -8039,12 +8075,21 @@
                 <w:szCs w:val="21"/>
               </w:rPr>
             </w:pPr>
-            <w:r>
-              <w:rPr>
-                <w:rFonts w:ascii="Times New Roman" w:eastAsia="宋体" w:hAnsi="Times New Roman"/>
-                <w:szCs w:val="21"/>
-              </w:rPr>
-              <w:t>分知识点</w:t>
+            <w:proofErr w:type="gramStart"/>
+            <w:r>
+              <w:rPr>
+                <w:rFonts w:ascii="Times New Roman" w:eastAsia="宋体" w:hAnsi="Times New Roman"/>
+                <w:szCs w:val="21"/>
+              </w:rPr>
+              <w:t>分知识</w:t>
+            </w:r>
+            <w:proofErr w:type="gramEnd"/>
+            <w:r>
+              <w:rPr>
+                <w:rFonts w:ascii="Times New Roman" w:eastAsia="宋体" w:hAnsi="Times New Roman"/>
+                <w:szCs w:val="21"/>
+              </w:rPr>
+              <w:t>点</w:t>
             </w:r>
           </w:p>
         </w:tc>
@@ -8135,12 +8180,21 @@
                 <w:szCs w:val="21"/>
               </w:rPr>
             </w:pPr>
-            <w:r>
-              <w:rPr>
-                <w:rFonts w:ascii="Times New Roman" w:eastAsia="宋体" w:hAnsi="Times New Roman"/>
-                <w:szCs w:val="21"/>
-              </w:rPr>
-              <w:t>分知识点</w:t>
+            <w:proofErr w:type="gramStart"/>
+            <w:r>
+              <w:rPr>
+                <w:rFonts w:ascii="Times New Roman" w:eastAsia="宋体" w:hAnsi="Times New Roman"/>
+                <w:szCs w:val="21"/>
+              </w:rPr>
+              <w:t>分知识</w:t>
+            </w:r>
+            <w:proofErr w:type="gramEnd"/>
+            <w:r>
+              <w:rPr>
+                <w:rFonts w:ascii="Times New Roman" w:eastAsia="宋体" w:hAnsi="Times New Roman"/>
+                <w:szCs w:val="21"/>
+              </w:rPr>
+              <w:t>点</w:t>
             </w:r>
           </w:p>
         </w:tc>
@@ -9214,7 +9268,7 @@
                 <w:rFonts w:ascii="Times New Roman" w:eastAsia="宋体" w:hAnsi="Times New Roman"/>
                 <w:szCs w:val="21"/>
               </w:rPr>
-              <w:t>24</w:t>
+              <w:t>23</w:t>
             </w:r>
             <w:r>
               <w:rPr>
@@ -9225,7 +9279,7 @@
             </w:r>
             <w:r>
               <w:rPr>
-                <w:rFonts w:ascii="Times New Roman" w:eastAsia="宋体" w:hAnsi="Times New Roman" w:hint="eastAsia"/>
+                <w:rFonts w:ascii="Times New Roman" w:eastAsia="宋体" w:hAnsi="Times New Roman"/>
                 <w:szCs w:val="21"/>
               </w:rPr>
               <w:t>12</w:t>
@@ -10893,12 +10947,21 @@
                 <w:szCs w:val="21"/>
               </w:rPr>
             </w:pPr>
-            <w:r>
-              <w:rPr>
-                <w:rFonts w:ascii="Times New Roman" w:eastAsia="宋体" w:hAnsi="Times New Roman"/>
-                <w:szCs w:val="21"/>
-              </w:rPr>
-              <w:t>分知识点</w:t>
+            <w:proofErr w:type="gramStart"/>
+            <w:r>
+              <w:rPr>
+                <w:rFonts w:ascii="Times New Roman" w:eastAsia="宋体" w:hAnsi="Times New Roman"/>
+                <w:szCs w:val="21"/>
+              </w:rPr>
+              <w:t>分知识</w:t>
+            </w:r>
+            <w:proofErr w:type="gramEnd"/>
+            <w:r>
+              <w:rPr>
+                <w:rFonts w:ascii="Times New Roman" w:eastAsia="宋体" w:hAnsi="Times New Roman"/>
+                <w:szCs w:val="21"/>
+              </w:rPr>
+              <w:t>点</w:t>
             </w:r>
           </w:p>
         </w:tc>
@@ -10989,12 +11052,21 @@
                 <w:szCs w:val="21"/>
               </w:rPr>
             </w:pPr>
-            <w:r>
-              <w:rPr>
-                <w:rFonts w:ascii="Times New Roman" w:eastAsia="宋体" w:hAnsi="Times New Roman"/>
-                <w:szCs w:val="21"/>
-              </w:rPr>
-              <w:t>分知识点</w:t>
+            <w:proofErr w:type="gramStart"/>
+            <w:r>
+              <w:rPr>
+                <w:rFonts w:ascii="Times New Roman" w:eastAsia="宋体" w:hAnsi="Times New Roman"/>
+                <w:szCs w:val="21"/>
+              </w:rPr>
+              <w:t>分知识</w:t>
+            </w:r>
+            <w:proofErr w:type="gramEnd"/>
+            <w:r>
+              <w:rPr>
+                <w:rFonts w:ascii="Times New Roman" w:eastAsia="宋体" w:hAnsi="Times New Roman"/>
+                <w:szCs w:val="21"/>
+              </w:rPr>
+              <w:t>点</w:t>
             </w:r>
           </w:p>
         </w:tc>
@@ -12068,7 +12140,7 @@
                 <w:rFonts w:ascii="Times New Roman" w:eastAsia="宋体" w:hAnsi="Times New Roman"/>
                 <w:szCs w:val="21"/>
               </w:rPr>
-              <w:t>24</w:t>
+              <w:t>23</w:t>
             </w:r>
             <w:r>
               <w:rPr>
@@ -12079,7 +12151,7 @@
             </w:r>
             <w:r>
               <w:rPr>
-                <w:rFonts w:ascii="Times New Roman" w:eastAsia="宋体" w:hAnsi="Times New Roman" w:hint="eastAsia"/>
+                <w:rFonts w:ascii="Times New Roman" w:eastAsia="宋体" w:hAnsi="Times New Roman"/>
                 <w:szCs w:val="21"/>
               </w:rPr>
               <w:t>12</w:t>
@@ -13739,12 +13811,21 @@
                 <w:szCs w:val="21"/>
               </w:rPr>
             </w:pPr>
-            <w:r>
-              <w:rPr>
-                <w:rFonts w:ascii="Times New Roman" w:eastAsia="宋体" w:hAnsi="Times New Roman"/>
-                <w:szCs w:val="21"/>
-              </w:rPr>
-              <w:t>分知识点</w:t>
+            <w:proofErr w:type="gramStart"/>
+            <w:r>
+              <w:rPr>
+                <w:rFonts w:ascii="Times New Roman" w:eastAsia="宋体" w:hAnsi="Times New Roman"/>
+                <w:szCs w:val="21"/>
+              </w:rPr>
+              <w:t>分知识</w:t>
+            </w:r>
+            <w:proofErr w:type="gramEnd"/>
+            <w:r>
+              <w:rPr>
+                <w:rFonts w:ascii="Times New Roman" w:eastAsia="宋体" w:hAnsi="Times New Roman"/>
+                <w:szCs w:val="21"/>
+              </w:rPr>
+              <w:t>点</w:t>
             </w:r>
           </w:p>
         </w:tc>
@@ -13835,12 +13916,21 @@
                 <w:szCs w:val="21"/>
               </w:rPr>
             </w:pPr>
-            <w:r>
-              <w:rPr>
-                <w:rFonts w:ascii="Times New Roman" w:eastAsia="宋体" w:hAnsi="Times New Roman"/>
-                <w:szCs w:val="21"/>
-              </w:rPr>
-              <w:t>分知识点</w:t>
+            <w:proofErr w:type="gramStart"/>
+            <w:r>
+              <w:rPr>
+                <w:rFonts w:ascii="Times New Roman" w:eastAsia="宋体" w:hAnsi="Times New Roman"/>
+                <w:szCs w:val="21"/>
+              </w:rPr>
+              <w:t>分知识</w:t>
+            </w:r>
+            <w:proofErr w:type="gramEnd"/>
+            <w:r>
+              <w:rPr>
+                <w:rFonts w:ascii="Times New Roman" w:eastAsia="宋体" w:hAnsi="Times New Roman"/>
+                <w:szCs w:val="21"/>
+              </w:rPr>
+              <w:t>点</w:t>
             </w:r>
           </w:p>
         </w:tc>
@@ -14914,7 +15004,7 @@
                 <w:rFonts w:ascii="Times New Roman" w:eastAsia="宋体" w:hAnsi="Times New Roman"/>
                 <w:szCs w:val="21"/>
               </w:rPr>
-              <w:t>24</w:t>
+              <w:t>23</w:t>
             </w:r>
             <w:r>
               <w:rPr>
@@ -14925,7 +15015,7 @@
             </w:r>
             <w:r>
               <w:rPr>
-                <w:rFonts w:ascii="Times New Roman" w:eastAsia="宋体" w:hAnsi="Times New Roman" w:hint="eastAsia"/>
+                <w:rFonts w:ascii="Times New Roman" w:eastAsia="宋体" w:hAnsi="Times New Roman"/>
                 <w:szCs w:val="21"/>
               </w:rPr>
               <w:t>12</w:t>
@@ -16585,12 +16675,21 @@
                 <w:szCs w:val="21"/>
               </w:rPr>
             </w:pPr>
-            <w:r>
-              <w:rPr>
-                <w:rFonts w:ascii="Times New Roman" w:eastAsia="宋体" w:hAnsi="Times New Roman"/>
-                <w:szCs w:val="21"/>
-              </w:rPr>
-              <w:t>分知识点</w:t>
+            <w:proofErr w:type="gramStart"/>
+            <w:r>
+              <w:rPr>
+                <w:rFonts w:ascii="Times New Roman" w:eastAsia="宋体" w:hAnsi="Times New Roman"/>
+                <w:szCs w:val="21"/>
+              </w:rPr>
+              <w:t>分知识</w:t>
+            </w:r>
+            <w:proofErr w:type="gramEnd"/>
+            <w:r>
+              <w:rPr>
+                <w:rFonts w:ascii="Times New Roman" w:eastAsia="宋体" w:hAnsi="Times New Roman"/>
+                <w:szCs w:val="21"/>
+              </w:rPr>
+              <w:t>点</w:t>
             </w:r>
           </w:p>
         </w:tc>
@@ -16681,12 +16780,21 @@
                 <w:szCs w:val="21"/>
               </w:rPr>
             </w:pPr>
-            <w:r>
-              <w:rPr>
-                <w:rFonts w:ascii="Times New Roman" w:eastAsia="宋体" w:hAnsi="Times New Roman"/>
-                <w:szCs w:val="21"/>
-              </w:rPr>
-              <w:t>分知识点</w:t>
+            <w:proofErr w:type="gramStart"/>
+            <w:r>
+              <w:rPr>
+                <w:rFonts w:ascii="Times New Roman" w:eastAsia="宋体" w:hAnsi="Times New Roman"/>
+                <w:szCs w:val="21"/>
+              </w:rPr>
+              <w:t>分知识</w:t>
+            </w:r>
+            <w:proofErr w:type="gramEnd"/>
+            <w:r>
+              <w:rPr>
+                <w:rFonts w:ascii="Times New Roman" w:eastAsia="宋体" w:hAnsi="Times New Roman"/>
+                <w:szCs w:val="21"/>
+              </w:rPr>
+              <w:t>点</w:t>
             </w:r>
           </w:p>
         </w:tc>
@@ -17290,7 +17398,7 @@
         <w:jc w:val="center"/>
         <w:outlineLvl w:val="0"/>
         <w:rPr>
-          <w:rFonts w:ascii="Times New Roman" w:eastAsia="宋体" w:hAnsi="Times New Roman" w:hint="eastAsia"/>
+          <w:rFonts w:ascii="Times New Roman" w:eastAsia="宋体" w:hAnsi="Times New Roman"/>
         </w:rPr>
       </w:pPr>
       <w:r>
@@ -17760,7 +17868,7 @@
                 <w:rFonts w:ascii="Times New Roman" w:eastAsia="宋体" w:hAnsi="Times New Roman"/>
                 <w:szCs w:val="21"/>
               </w:rPr>
-              <w:t>24</w:t>
+              <w:t>23</w:t>
             </w:r>
             <w:r>
               <w:rPr>
@@ -17771,7 +17879,7 @@
             </w:r>
             <w:r>
               <w:rPr>
-                <w:rFonts w:ascii="Times New Roman" w:eastAsia="宋体" w:hAnsi="Times New Roman" w:hint="eastAsia"/>
+                <w:rFonts w:ascii="Times New Roman" w:eastAsia="宋体" w:hAnsi="Times New Roman"/>
                 <w:szCs w:val="21"/>
               </w:rPr>
               <w:t>12</w:t>
@@ -19439,12 +19547,21 @@
                 <w:szCs w:val="21"/>
               </w:rPr>
             </w:pPr>
-            <w:r>
-              <w:rPr>
-                <w:rFonts w:ascii="Times New Roman" w:eastAsia="宋体" w:hAnsi="Times New Roman"/>
-                <w:szCs w:val="21"/>
-              </w:rPr>
-              <w:t>分知识点</w:t>
+            <w:proofErr w:type="gramStart"/>
+            <w:r>
+              <w:rPr>
+                <w:rFonts w:ascii="Times New Roman" w:eastAsia="宋体" w:hAnsi="Times New Roman"/>
+                <w:szCs w:val="21"/>
+              </w:rPr>
+              <w:t>分知识</w:t>
+            </w:r>
+            <w:proofErr w:type="gramEnd"/>
+            <w:r>
+              <w:rPr>
+                <w:rFonts w:ascii="Times New Roman" w:eastAsia="宋体" w:hAnsi="Times New Roman"/>
+                <w:szCs w:val="21"/>
+              </w:rPr>
+              <w:t>点</w:t>
             </w:r>
           </w:p>
         </w:tc>
@@ -19535,12 +19652,21 @@
                 <w:szCs w:val="21"/>
               </w:rPr>
             </w:pPr>
-            <w:r>
-              <w:rPr>
-                <w:rFonts w:ascii="Times New Roman" w:eastAsia="宋体" w:hAnsi="Times New Roman"/>
-                <w:szCs w:val="21"/>
-              </w:rPr>
-              <w:t>分知识点</w:t>
+            <w:proofErr w:type="gramStart"/>
+            <w:r>
+              <w:rPr>
+                <w:rFonts w:ascii="Times New Roman" w:eastAsia="宋体" w:hAnsi="Times New Roman"/>
+                <w:szCs w:val="21"/>
+              </w:rPr>
+              <w:t>分知识</w:t>
+            </w:r>
+            <w:proofErr w:type="gramEnd"/>
+            <w:r>
+              <w:rPr>
+                <w:rFonts w:ascii="Times New Roman" w:eastAsia="宋体" w:hAnsi="Times New Roman"/>
+                <w:szCs w:val="21"/>
+              </w:rPr>
+              <w:t>点</w:t>
             </w:r>
           </w:p>
         </w:tc>
@@ -20614,7 +20740,7 @@
                 <w:rFonts w:ascii="Times New Roman" w:eastAsia="宋体" w:hAnsi="Times New Roman"/>
                 <w:szCs w:val="21"/>
               </w:rPr>
-              <w:t>24</w:t>
+              <w:t>23</w:t>
             </w:r>
             <w:r>
               <w:rPr>
@@ -20625,7 +20751,7 @@
             </w:r>
             <w:r>
               <w:rPr>
-                <w:rFonts w:ascii="Times New Roman" w:eastAsia="宋体" w:hAnsi="Times New Roman" w:hint="eastAsia"/>
+                <w:rFonts w:ascii="Times New Roman" w:eastAsia="宋体" w:hAnsi="Times New Roman"/>
                 <w:szCs w:val="21"/>
               </w:rPr>
               <w:t>12</w:t>
@@ -22293,12 +22419,21 @@
                 <w:szCs w:val="21"/>
               </w:rPr>
             </w:pPr>
-            <w:r>
-              <w:rPr>
-                <w:rFonts w:ascii="Times New Roman" w:eastAsia="宋体" w:hAnsi="Times New Roman"/>
-                <w:szCs w:val="21"/>
-              </w:rPr>
-              <w:t>分知识点</w:t>
+            <w:proofErr w:type="gramStart"/>
+            <w:r>
+              <w:rPr>
+                <w:rFonts w:ascii="Times New Roman" w:eastAsia="宋体" w:hAnsi="Times New Roman"/>
+                <w:szCs w:val="21"/>
+              </w:rPr>
+              <w:t>分知识</w:t>
+            </w:r>
+            <w:proofErr w:type="gramEnd"/>
+            <w:r>
+              <w:rPr>
+                <w:rFonts w:ascii="Times New Roman" w:eastAsia="宋体" w:hAnsi="Times New Roman"/>
+                <w:szCs w:val="21"/>
+              </w:rPr>
+              <w:t>点</w:t>
             </w:r>
           </w:p>
         </w:tc>
@@ -22389,12 +22524,21 @@
                 <w:szCs w:val="21"/>
               </w:rPr>
             </w:pPr>
-            <w:r>
-              <w:rPr>
-                <w:rFonts w:ascii="Times New Roman" w:eastAsia="宋体" w:hAnsi="Times New Roman"/>
-                <w:szCs w:val="21"/>
-              </w:rPr>
-              <w:t>分知识点</w:t>
+            <w:proofErr w:type="gramStart"/>
+            <w:r>
+              <w:rPr>
+                <w:rFonts w:ascii="Times New Roman" w:eastAsia="宋体" w:hAnsi="Times New Roman"/>
+                <w:szCs w:val="21"/>
+              </w:rPr>
+              <w:t>分知识</w:t>
+            </w:r>
+            <w:proofErr w:type="gramEnd"/>
+            <w:r>
+              <w:rPr>
+                <w:rFonts w:ascii="Times New Roman" w:eastAsia="宋体" w:hAnsi="Times New Roman"/>
+                <w:szCs w:val="21"/>
+              </w:rPr>
+              <w:t>点</w:t>
             </w:r>
           </w:p>
         </w:tc>
@@ -23468,7 +23612,7 @@
                 <w:rFonts w:ascii="Times New Roman" w:eastAsia="宋体" w:hAnsi="Times New Roman"/>
                 <w:szCs w:val="21"/>
               </w:rPr>
-              <w:t>24</w:t>
+              <w:t>23</w:t>
             </w:r>
             <w:r>
               <w:rPr>
@@ -23479,7 +23623,7 @@
             </w:r>
             <w:r>
               <w:rPr>
-                <w:rFonts w:ascii="Times New Roman" w:eastAsia="宋体" w:hAnsi="Times New Roman" w:hint="eastAsia"/>
+                <w:rFonts w:ascii="Times New Roman" w:eastAsia="宋体" w:hAnsi="Times New Roman"/>
                 <w:szCs w:val="21"/>
               </w:rPr>
               <w:t>12</w:t>
@@ -25139,12 +25283,21 @@
                 <w:szCs w:val="21"/>
               </w:rPr>
             </w:pPr>
-            <w:r>
-              <w:rPr>
-                <w:rFonts w:ascii="Times New Roman" w:eastAsia="宋体" w:hAnsi="Times New Roman"/>
-                <w:szCs w:val="21"/>
-              </w:rPr>
-              <w:t>分知识点</w:t>
+            <w:proofErr w:type="gramStart"/>
+            <w:r>
+              <w:rPr>
+                <w:rFonts w:ascii="Times New Roman" w:eastAsia="宋体" w:hAnsi="Times New Roman"/>
+                <w:szCs w:val="21"/>
+              </w:rPr>
+              <w:t>分知识</w:t>
+            </w:r>
+            <w:proofErr w:type="gramEnd"/>
+            <w:r>
+              <w:rPr>
+                <w:rFonts w:ascii="Times New Roman" w:eastAsia="宋体" w:hAnsi="Times New Roman"/>
+                <w:szCs w:val="21"/>
+              </w:rPr>
+              <w:t>点</w:t>
             </w:r>
           </w:p>
         </w:tc>
@@ -25235,12 +25388,21 @@
                 <w:szCs w:val="21"/>
               </w:rPr>
             </w:pPr>
-            <w:r>
-              <w:rPr>
-                <w:rFonts w:ascii="Times New Roman" w:eastAsia="宋体" w:hAnsi="Times New Roman"/>
-                <w:szCs w:val="21"/>
-              </w:rPr>
-              <w:t>分知识点</w:t>
+            <w:proofErr w:type="gramStart"/>
+            <w:r>
+              <w:rPr>
+                <w:rFonts w:ascii="Times New Roman" w:eastAsia="宋体" w:hAnsi="Times New Roman"/>
+                <w:szCs w:val="21"/>
+              </w:rPr>
+              <w:t>分知识</w:t>
+            </w:r>
+            <w:proofErr w:type="gramEnd"/>
+            <w:r>
+              <w:rPr>
+                <w:rFonts w:ascii="Times New Roman" w:eastAsia="宋体" w:hAnsi="Times New Roman"/>
+                <w:szCs w:val="21"/>
+              </w:rPr>
+              <w:t>点</w:t>
             </w:r>
           </w:p>
         </w:tc>
@@ -26320,7 +26482,7 @@
                 <w:rFonts w:ascii="Times New Roman" w:eastAsia="宋体" w:hAnsi="Times New Roman"/>
                 <w:szCs w:val="21"/>
               </w:rPr>
-              <w:t>24</w:t>
+              <w:t>23</w:t>
             </w:r>
             <w:r>
               <w:rPr>
@@ -26331,7 +26493,7 @@
             </w:r>
             <w:r>
               <w:rPr>
-                <w:rFonts w:ascii="Times New Roman" w:eastAsia="宋体" w:hAnsi="Times New Roman" w:hint="eastAsia"/>
+                <w:rFonts w:ascii="Times New Roman" w:eastAsia="宋体" w:hAnsi="Times New Roman"/>
                 <w:szCs w:val="21"/>
               </w:rPr>
               <w:t>12</w:t>
@@ -27991,12 +28153,21 @@
                 <w:szCs w:val="21"/>
               </w:rPr>
             </w:pPr>
-            <w:r>
-              <w:rPr>
-                <w:rFonts w:ascii="Times New Roman" w:eastAsia="宋体" w:hAnsi="Times New Roman"/>
-                <w:szCs w:val="21"/>
-              </w:rPr>
-              <w:t>分知识点</w:t>
+            <w:proofErr w:type="gramStart"/>
+            <w:r>
+              <w:rPr>
+                <w:rFonts w:ascii="Times New Roman" w:eastAsia="宋体" w:hAnsi="Times New Roman"/>
+                <w:szCs w:val="21"/>
+              </w:rPr>
+              <w:t>分知识</w:t>
+            </w:r>
+            <w:proofErr w:type="gramEnd"/>
+            <w:r>
+              <w:rPr>
+                <w:rFonts w:ascii="Times New Roman" w:eastAsia="宋体" w:hAnsi="Times New Roman"/>
+                <w:szCs w:val="21"/>
+              </w:rPr>
+              <w:t>点</w:t>
             </w:r>
           </w:p>
         </w:tc>
@@ -28087,12 +28258,21 @@
                 <w:szCs w:val="21"/>
               </w:rPr>
             </w:pPr>
-            <w:r>
-              <w:rPr>
-                <w:rFonts w:ascii="Times New Roman" w:eastAsia="宋体" w:hAnsi="Times New Roman"/>
-                <w:szCs w:val="21"/>
-              </w:rPr>
-              <w:t>分知识点</w:t>
+            <w:proofErr w:type="gramStart"/>
+            <w:r>
+              <w:rPr>
+                <w:rFonts w:ascii="Times New Roman" w:eastAsia="宋体" w:hAnsi="Times New Roman"/>
+                <w:szCs w:val="21"/>
+              </w:rPr>
+              <w:t>分知识</w:t>
+            </w:r>
+            <w:proofErr w:type="gramEnd"/>
+            <w:r>
+              <w:rPr>
+                <w:rFonts w:ascii="Times New Roman" w:eastAsia="宋体" w:hAnsi="Times New Roman"/>
+                <w:szCs w:val="21"/>
+              </w:rPr>
+              <w:t>点</w:t>
             </w:r>
           </w:p>
         </w:tc>
@@ -29172,7 +29352,7 @@
                 <w:rFonts w:ascii="Times New Roman" w:eastAsia="宋体" w:hAnsi="Times New Roman"/>
                 <w:szCs w:val="21"/>
               </w:rPr>
-              <w:t>24</w:t>
+              <w:t>23</w:t>
             </w:r>
             <w:r>
               <w:rPr>
@@ -29183,7 +29363,7 @@
             </w:r>
             <w:r>
               <w:rPr>
-                <w:rFonts w:ascii="Times New Roman" w:eastAsia="宋体" w:hAnsi="Times New Roman" w:hint="eastAsia"/>
+                <w:rFonts w:ascii="Times New Roman" w:eastAsia="宋体" w:hAnsi="Times New Roman"/>
                 <w:szCs w:val="21"/>
               </w:rPr>
               <w:t>12</w:t>
@@ -30843,12 +31023,21 @@
                 <w:szCs w:val="21"/>
               </w:rPr>
             </w:pPr>
-            <w:r>
-              <w:rPr>
-                <w:rFonts w:ascii="Times New Roman" w:eastAsia="宋体" w:hAnsi="Times New Roman"/>
-                <w:szCs w:val="21"/>
-              </w:rPr>
-              <w:t>分知识点</w:t>
+            <w:proofErr w:type="gramStart"/>
+            <w:r>
+              <w:rPr>
+                <w:rFonts w:ascii="Times New Roman" w:eastAsia="宋体" w:hAnsi="Times New Roman"/>
+                <w:szCs w:val="21"/>
+              </w:rPr>
+              <w:t>分知识</w:t>
+            </w:r>
+            <w:proofErr w:type="gramEnd"/>
+            <w:r>
+              <w:rPr>
+                <w:rFonts w:ascii="Times New Roman" w:eastAsia="宋体" w:hAnsi="Times New Roman"/>
+                <w:szCs w:val="21"/>
+              </w:rPr>
+              <w:t>点</w:t>
             </w:r>
           </w:p>
         </w:tc>
@@ -30939,12 +31128,21 @@
                 <w:szCs w:val="21"/>
               </w:rPr>
             </w:pPr>
-            <w:r>
-              <w:rPr>
-                <w:rFonts w:ascii="Times New Roman" w:eastAsia="宋体" w:hAnsi="Times New Roman"/>
-                <w:szCs w:val="21"/>
-              </w:rPr>
-              <w:t>分知识点</w:t>
+            <w:proofErr w:type="gramStart"/>
+            <w:r>
+              <w:rPr>
+                <w:rFonts w:ascii="Times New Roman" w:eastAsia="宋体" w:hAnsi="Times New Roman"/>
+                <w:szCs w:val="21"/>
+              </w:rPr>
+              <w:t>分知识</w:t>
+            </w:r>
+            <w:proofErr w:type="gramEnd"/>
+            <w:r>
+              <w:rPr>
+                <w:rFonts w:ascii="Times New Roman" w:eastAsia="宋体" w:hAnsi="Times New Roman"/>
+                <w:szCs w:val="21"/>
+              </w:rPr>
+              <w:t>点</w:t>
             </w:r>
           </w:p>
         </w:tc>
@@ -31548,7 +31746,7 @@
         <w:jc w:val="center"/>
         <w:outlineLvl w:val="0"/>
         <w:rPr>
-          <w:rFonts w:ascii="Times New Roman" w:eastAsia="宋体" w:hAnsi="Times New Roman" w:hint="eastAsia"/>
+          <w:rFonts w:ascii="Times New Roman" w:eastAsia="宋体" w:hAnsi="Times New Roman"/>
         </w:rPr>
       </w:pPr>
       <w:r>
@@ -32018,7 +32216,7 @@
                 <w:rFonts w:ascii="Times New Roman" w:eastAsia="宋体" w:hAnsi="Times New Roman"/>
                 <w:szCs w:val="21"/>
               </w:rPr>
-              <w:t>24</w:t>
+              <w:t>23</w:t>
             </w:r>
             <w:r>
               <w:rPr>
@@ -32029,7 +32227,7 @@
             </w:r>
             <w:r>
               <w:rPr>
-                <w:rFonts w:ascii="Times New Roman" w:eastAsia="宋体" w:hAnsi="Times New Roman" w:hint="eastAsia"/>
+                <w:rFonts w:ascii="Times New Roman" w:eastAsia="宋体" w:hAnsi="Times New Roman"/>
                 <w:szCs w:val="21"/>
               </w:rPr>
               <w:t>12</w:t>
@@ -33689,12 +33887,21 @@
                 <w:szCs w:val="21"/>
               </w:rPr>
             </w:pPr>
-            <w:r>
-              <w:rPr>
-                <w:rFonts w:ascii="Times New Roman" w:eastAsia="宋体" w:hAnsi="Times New Roman"/>
-                <w:szCs w:val="21"/>
-              </w:rPr>
-              <w:t>分知识点</w:t>
+            <w:proofErr w:type="gramStart"/>
+            <w:r>
+              <w:rPr>
+                <w:rFonts w:ascii="Times New Roman" w:eastAsia="宋体" w:hAnsi="Times New Roman"/>
+                <w:szCs w:val="21"/>
+              </w:rPr>
+              <w:t>分知识</w:t>
+            </w:r>
+            <w:proofErr w:type="gramEnd"/>
+            <w:r>
+              <w:rPr>
+                <w:rFonts w:ascii="Times New Roman" w:eastAsia="宋体" w:hAnsi="Times New Roman"/>
+                <w:szCs w:val="21"/>
+              </w:rPr>
+              <w:t>点</w:t>
             </w:r>
           </w:p>
         </w:tc>
@@ -33785,12 +33992,21 @@
                 <w:szCs w:val="21"/>
               </w:rPr>
             </w:pPr>
-            <w:r>
-              <w:rPr>
-                <w:rFonts w:ascii="Times New Roman" w:eastAsia="宋体" w:hAnsi="Times New Roman"/>
-                <w:szCs w:val="21"/>
-              </w:rPr>
-              <w:t>分知识点</w:t>
+            <w:proofErr w:type="gramStart"/>
+            <w:r>
+              <w:rPr>
+                <w:rFonts w:ascii="Times New Roman" w:eastAsia="宋体" w:hAnsi="Times New Roman"/>
+                <w:szCs w:val="21"/>
+              </w:rPr>
+              <w:t>分知识</w:t>
+            </w:r>
+            <w:proofErr w:type="gramEnd"/>
+            <w:r>
+              <w:rPr>
+                <w:rFonts w:ascii="Times New Roman" w:eastAsia="宋体" w:hAnsi="Times New Roman"/>
+                <w:szCs w:val="21"/>
+              </w:rPr>
+              <w:t>点</w:t>
             </w:r>
           </w:p>
         </w:tc>
@@ -34864,7 +35080,7 @@
                 <w:rFonts w:ascii="Times New Roman" w:eastAsia="宋体" w:hAnsi="Times New Roman"/>
                 <w:szCs w:val="21"/>
               </w:rPr>
-              <w:t>24</w:t>
+              <w:t>23</w:t>
             </w:r>
             <w:r>
               <w:rPr>
@@ -34875,7 +35091,7 @@
             </w:r>
             <w:r>
               <w:rPr>
-                <w:rFonts w:ascii="Times New Roman" w:eastAsia="宋体" w:hAnsi="Times New Roman" w:hint="eastAsia"/>
+                <w:rFonts w:ascii="Times New Roman" w:eastAsia="宋体" w:hAnsi="Times New Roman"/>
                 <w:szCs w:val="21"/>
               </w:rPr>
               <w:t>12</w:t>
@@ -36535,12 +36751,21 @@
                 <w:szCs w:val="21"/>
               </w:rPr>
             </w:pPr>
-            <w:r>
-              <w:rPr>
-                <w:rFonts w:ascii="Times New Roman" w:eastAsia="宋体" w:hAnsi="Times New Roman"/>
-                <w:szCs w:val="21"/>
-              </w:rPr>
-              <w:t>分知识点</w:t>
+            <w:proofErr w:type="gramStart"/>
+            <w:r>
+              <w:rPr>
+                <w:rFonts w:ascii="Times New Roman" w:eastAsia="宋体" w:hAnsi="Times New Roman"/>
+                <w:szCs w:val="21"/>
+              </w:rPr>
+              <w:t>分知识</w:t>
+            </w:r>
+            <w:proofErr w:type="gramEnd"/>
+            <w:r>
+              <w:rPr>
+                <w:rFonts w:ascii="Times New Roman" w:eastAsia="宋体" w:hAnsi="Times New Roman"/>
+                <w:szCs w:val="21"/>
+              </w:rPr>
+              <w:t>点</w:t>
             </w:r>
           </w:p>
         </w:tc>
@@ -36631,12 +36856,21 @@
                 <w:szCs w:val="21"/>
               </w:rPr>
             </w:pPr>
-            <w:r>
-              <w:rPr>
-                <w:rFonts w:ascii="Times New Roman" w:eastAsia="宋体" w:hAnsi="Times New Roman"/>
-                <w:szCs w:val="21"/>
-              </w:rPr>
-              <w:t>分知识点</w:t>
+            <w:proofErr w:type="gramStart"/>
+            <w:r>
+              <w:rPr>
+                <w:rFonts w:ascii="Times New Roman" w:eastAsia="宋体" w:hAnsi="Times New Roman"/>
+                <w:szCs w:val="21"/>
+              </w:rPr>
+              <w:t>分知识</w:t>
+            </w:r>
+            <w:proofErr w:type="gramEnd"/>
+            <w:r>
+              <w:rPr>
+                <w:rFonts w:ascii="Times New Roman" w:eastAsia="宋体" w:hAnsi="Times New Roman"/>
+                <w:szCs w:val="21"/>
+              </w:rPr>
+              <w:t>点</w:t>
             </w:r>
           </w:p>
         </w:tc>
@@ -37710,7 +37944,7 @@
                 <w:rFonts w:ascii="Times New Roman" w:eastAsia="宋体" w:hAnsi="Times New Roman"/>
                 <w:szCs w:val="21"/>
               </w:rPr>
-              <w:t>24</w:t>
+              <w:t>23</w:t>
             </w:r>
             <w:r>
               <w:rPr>
@@ -37721,7 +37955,7 @@
             </w:r>
             <w:r>
               <w:rPr>
-                <w:rFonts w:ascii="Times New Roman" w:eastAsia="宋体" w:hAnsi="Times New Roman" w:hint="eastAsia"/>
+                <w:rFonts w:ascii="Times New Roman" w:eastAsia="宋体" w:hAnsi="Times New Roman"/>
                 <w:szCs w:val="21"/>
               </w:rPr>
               <w:t>12</w:t>
@@ -39381,12 +39615,21 @@
                 <w:szCs w:val="21"/>
               </w:rPr>
             </w:pPr>
-            <w:r>
-              <w:rPr>
-                <w:rFonts w:ascii="Times New Roman" w:eastAsia="宋体" w:hAnsi="Times New Roman"/>
-                <w:szCs w:val="21"/>
-              </w:rPr>
-              <w:t>分知识点</w:t>
+            <w:proofErr w:type="gramStart"/>
+            <w:r>
+              <w:rPr>
+                <w:rFonts w:ascii="Times New Roman" w:eastAsia="宋体" w:hAnsi="Times New Roman"/>
+                <w:szCs w:val="21"/>
+              </w:rPr>
+              <w:t>分知识</w:t>
+            </w:r>
+            <w:proofErr w:type="gramEnd"/>
+            <w:r>
+              <w:rPr>
+                <w:rFonts w:ascii="Times New Roman" w:eastAsia="宋体" w:hAnsi="Times New Roman"/>
+                <w:szCs w:val="21"/>
+              </w:rPr>
+              <w:t>点</w:t>
             </w:r>
           </w:p>
         </w:tc>
@@ -39477,12 +39720,21 @@
                 <w:szCs w:val="21"/>
               </w:rPr>
             </w:pPr>
-            <w:r>
-              <w:rPr>
-                <w:rFonts w:ascii="Times New Roman" w:eastAsia="宋体" w:hAnsi="Times New Roman"/>
-                <w:szCs w:val="21"/>
-              </w:rPr>
-              <w:t>分知识点</w:t>
+            <w:proofErr w:type="gramStart"/>
+            <w:r>
+              <w:rPr>
+                <w:rFonts w:ascii="Times New Roman" w:eastAsia="宋体" w:hAnsi="Times New Roman"/>
+                <w:szCs w:val="21"/>
+              </w:rPr>
+              <w:t>分知识</w:t>
+            </w:r>
+            <w:proofErr w:type="gramEnd"/>
+            <w:r>
+              <w:rPr>
+                <w:rFonts w:ascii="Times New Roman" w:eastAsia="宋体" w:hAnsi="Times New Roman"/>
+                <w:szCs w:val="21"/>
+              </w:rPr>
+              <w:t>点</w:t>
             </w:r>
           </w:p>
         </w:tc>
@@ -40562,7 +40814,7 @@
                 <w:rFonts w:ascii="Times New Roman" w:eastAsia="宋体" w:hAnsi="Times New Roman"/>
                 <w:szCs w:val="21"/>
               </w:rPr>
-              <w:t>24</w:t>
+              <w:t>23</w:t>
             </w:r>
             <w:r>
               <w:rPr>
@@ -40573,7 +40825,7 @@
             </w:r>
             <w:r>
               <w:rPr>
-                <w:rFonts w:ascii="Times New Roman" w:eastAsia="宋体" w:hAnsi="Times New Roman" w:hint="eastAsia"/>
+                <w:rFonts w:ascii="Times New Roman" w:eastAsia="宋体" w:hAnsi="Times New Roman"/>
                 <w:szCs w:val="21"/>
               </w:rPr>
               <w:t>12</w:t>
@@ -42241,12 +42493,21 @@
                 <w:szCs w:val="21"/>
               </w:rPr>
             </w:pPr>
-            <w:r>
-              <w:rPr>
-                <w:rFonts w:ascii="Times New Roman" w:eastAsia="宋体" w:hAnsi="Times New Roman"/>
-                <w:szCs w:val="21"/>
-              </w:rPr>
-              <w:t>分知识点</w:t>
+            <w:proofErr w:type="gramStart"/>
+            <w:r>
+              <w:rPr>
+                <w:rFonts w:ascii="Times New Roman" w:eastAsia="宋体" w:hAnsi="Times New Roman"/>
+                <w:szCs w:val="21"/>
+              </w:rPr>
+              <w:t>分知识</w:t>
+            </w:r>
+            <w:proofErr w:type="gramEnd"/>
+            <w:r>
+              <w:rPr>
+                <w:rFonts w:ascii="Times New Roman" w:eastAsia="宋体" w:hAnsi="Times New Roman"/>
+                <w:szCs w:val="21"/>
+              </w:rPr>
+              <w:t>点</w:t>
             </w:r>
           </w:p>
         </w:tc>
@@ -42337,12 +42598,21 @@
                 <w:szCs w:val="21"/>
               </w:rPr>
             </w:pPr>
-            <w:r>
-              <w:rPr>
-                <w:rFonts w:ascii="Times New Roman" w:eastAsia="宋体" w:hAnsi="Times New Roman"/>
-                <w:szCs w:val="21"/>
-              </w:rPr>
-              <w:t>分知识点</w:t>
+            <w:proofErr w:type="gramStart"/>
+            <w:r>
+              <w:rPr>
+                <w:rFonts w:ascii="Times New Roman" w:eastAsia="宋体" w:hAnsi="Times New Roman"/>
+                <w:szCs w:val="21"/>
+              </w:rPr>
+              <w:t>分知识</w:t>
+            </w:r>
+            <w:proofErr w:type="gramEnd"/>
+            <w:r>
+              <w:rPr>
+                <w:rFonts w:ascii="Times New Roman" w:eastAsia="宋体" w:hAnsi="Times New Roman"/>
+                <w:szCs w:val="21"/>
+              </w:rPr>
+              <w:t>点</w:t>
             </w:r>
           </w:p>
         </w:tc>
@@ -43422,7 +43692,7 @@
                 <w:rFonts w:ascii="Times New Roman" w:eastAsia="宋体" w:hAnsi="Times New Roman"/>
                 <w:szCs w:val="21"/>
               </w:rPr>
-              <w:t>24</w:t>
+              <w:t>23</w:t>
             </w:r>
             <w:r>
               <w:rPr>
@@ -43433,7 +43703,7 @@
             </w:r>
             <w:r>
               <w:rPr>
-                <w:rFonts w:ascii="Times New Roman" w:eastAsia="宋体" w:hAnsi="Times New Roman" w:hint="eastAsia"/>
+                <w:rFonts w:ascii="Times New Roman" w:eastAsia="宋体" w:hAnsi="Times New Roman"/>
                 <w:szCs w:val="21"/>
               </w:rPr>
               <w:t>12</w:t>
@@ -45101,12 +45371,21 @@
                 <w:szCs w:val="21"/>
               </w:rPr>
             </w:pPr>
-            <w:r>
-              <w:rPr>
-                <w:rFonts w:ascii="Times New Roman" w:eastAsia="宋体" w:hAnsi="Times New Roman"/>
-                <w:szCs w:val="21"/>
-              </w:rPr>
-              <w:t>分知识点</w:t>
+            <w:proofErr w:type="gramStart"/>
+            <w:r>
+              <w:rPr>
+                <w:rFonts w:ascii="Times New Roman" w:eastAsia="宋体" w:hAnsi="Times New Roman"/>
+                <w:szCs w:val="21"/>
+              </w:rPr>
+              <w:t>分知识</w:t>
+            </w:r>
+            <w:proofErr w:type="gramEnd"/>
+            <w:r>
+              <w:rPr>
+                <w:rFonts w:ascii="Times New Roman" w:eastAsia="宋体" w:hAnsi="Times New Roman"/>
+                <w:szCs w:val="21"/>
+              </w:rPr>
+              <w:t>点</w:t>
             </w:r>
           </w:p>
         </w:tc>
@@ -45197,12 +45476,21 @@
                 <w:szCs w:val="21"/>
               </w:rPr>
             </w:pPr>
-            <w:r>
-              <w:rPr>
-                <w:rFonts w:ascii="Times New Roman" w:eastAsia="宋体" w:hAnsi="Times New Roman"/>
-                <w:szCs w:val="21"/>
-              </w:rPr>
-              <w:t>分知识点</w:t>
+            <w:proofErr w:type="gramStart"/>
+            <w:r>
+              <w:rPr>
+                <w:rFonts w:ascii="Times New Roman" w:eastAsia="宋体" w:hAnsi="Times New Roman"/>
+                <w:szCs w:val="21"/>
+              </w:rPr>
+              <w:t>分知识</w:t>
+            </w:r>
+            <w:proofErr w:type="gramEnd"/>
+            <w:r>
+              <w:rPr>
+                <w:rFonts w:ascii="Times New Roman" w:eastAsia="宋体" w:hAnsi="Times New Roman"/>
+                <w:szCs w:val="21"/>
+              </w:rPr>
+              <w:t>点</w:t>
             </w:r>
           </w:p>
         </w:tc>

--- a/spm/file/软件项目管理教案.docx
+++ b/spm/file/软件项目管理教案.docx
@@ -1000,6 +1000,79 @@
                 <w:szCs w:val="21"/>
               </w:rPr>
             </w:pPr>
+            <w:r>
+              <w:rPr>
+                <w:rFonts w:ascii="Times New Roman" w:eastAsia="宋体" w:hAnsi="Times New Roman" w:hint="eastAsia"/>
+                <w:szCs w:val="21"/>
+              </w:rPr>
+              <w:t>了解软件项目管理基本概念</w:t>
+            </w:r>
+            <w:r>
+              <w:rPr>
+                <w:rFonts w:ascii="Times New Roman" w:eastAsia="宋体" w:hAnsi="Times New Roman" w:hint="eastAsia"/>
+                <w:szCs w:val="21"/>
+              </w:rPr>
+              <w:t>；</w:t>
+            </w:r>
+          </w:p>
+          <w:p>
+            <w:pPr>
+              <w:rPr>
+                <w:rFonts w:ascii="Times New Roman" w:eastAsia="宋体" w:hAnsi="Times New Roman"/>
+                <w:szCs w:val="21"/>
+              </w:rPr>
+            </w:pPr>
+            <w:r>
+              <w:rPr>
+                <w:rFonts w:ascii="Times New Roman" w:eastAsia="宋体" w:hAnsi="Times New Roman" w:hint="eastAsia"/>
+                <w:szCs w:val="21"/>
+              </w:rPr>
+              <w:t>理解软件项目管理的概念和特点</w:t>
+            </w:r>
+            <w:r>
+              <w:rPr>
+                <w:rFonts w:ascii="Times New Roman" w:eastAsia="宋体" w:hAnsi="Times New Roman" w:hint="eastAsia"/>
+                <w:szCs w:val="21"/>
+              </w:rPr>
+              <w:t>；</w:t>
+            </w:r>
+          </w:p>
+          <w:p>
+            <w:pPr>
+              <w:rPr>
+                <w:rFonts w:ascii="Times New Roman" w:eastAsia="宋体" w:hAnsi="Times New Roman"/>
+                <w:szCs w:val="21"/>
+              </w:rPr>
+            </w:pPr>
+            <w:r>
+              <w:rPr>
+                <w:rFonts w:ascii="Times New Roman" w:eastAsia="宋体" w:hAnsi="Times New Roman" w:hint="eastAsia"/>
+                <w:szCs w:val="21"/>
+              </w:rPr>
+              <w:t>掌握项目管理知识体系</w:t>
+            </w:r>
+            <w:r>
+              <w:rPr>
+                <w:rFonts w:ascii="Times New Roman" w:eastAsia="宋体" w:hAnsi="Times New Roman" w:hint="eastAsia"/>
+                <w:szCs w:val="21"/>
+              </w:rPr>
+              <w:t>；</w:t>
+            </w:r>
+          </w:p>
+          <w:p>
+            <w:pPr>
+              <w:rPr>
+                <w:rFonts w:ascii="Times New Roman" w:eastAsia="宋体" w:hAnsi="Times New Roman"/>
+                <w:szCs w:val="21"/>
+              </w:rPr>
+            </w:pPr>
+            <w:r>
+              <w:rPr>
+                <w:rFonts w:ascii="Times New Roman" w:eastAsia="宋体" w:hAnsi="Times New Roman" w:hint="eastAsia"/>
+                <w:szCs w:val="21"/>
+              </w:rPr>
+              <w:t>培养学生在软件项目管理中遵循科学的管理规律。</w:t>
+            </w:r>
           </w:p>
         </w:tc>
       </w:tr>
@@ -1072,6 +1145,42 @@
                 <w:szCs w:val="21"/>
               </w:rPr>
             </w:pPr>
+            <w:r>
+              <w:rPr>
+                <w:rFonts w:ascii="Times New Roman" w:eastAsia="宋体" w:hAnsi="Times New Roman" w:hint="eastAsia"/>
+                <w:szCs w:val="21"/>
+              </w:rPr>
+              <w:t>软件项目管理的基本概念和方法</w:t>
+            </w:r>
+            <w:r>
+              <w:rPr>
+                <w:rFonts w:ascii="Times New Roman" w:eastAsia="宋体" w:hAnsi="Times New Roman" w:hint="eastAsia"/>
+                <w:szCs w:val="21"/>
+              </w:rPr>
+              <w:t>；</w:t>
+            </w:r>
+          </w:p>
+          <w:p>
+            <w:pPr>
+              <w:rPr>
+                <w:rFonts w:ascii="Times New Roman" w:eastAsia="宋体" w:hAnsi="Times New Roman"/>
+                <w:szCs w:val="21"/>
+              </w:rPr>
+            </w:pPr>
+            <w:r>
+              <w:rPr>
+                <w:rFonts w:ascii="Times New Roman" w:eastAsia="宋体" w:hAnsi="Times New Roman" w:hint="eastAsia"/>
+                <w:szCs w:val="21"/>
+              </w:rPr>
+              <w:t>具有严谨的知识体系</w:t>
+            </w:r>
+            <w:r>
+              <w:rPr>
+                <w:rFonts w:ascii="Times New Roman" w:eastAsia="宋体" w:hAnsi="Times New Roman" w:hint="eastAsia"/>
+                <w:szCs w:val="21"/>
+              </w:rPr>
+              <w:t>；</w:t>
+            </w:r>
           </w:p>
         </w:tc>
       </w:tr>
@@ -1144,6 +1253,64 @@
                 <w:szCs w:val="21"/>
               </w:rPr>
             </w:pPr>
+            <w:r>
+              <w:rPr>
+                <w:rFonts w:ascii="Times New Roman" w:eastAsia="宋体" w:hAnsi="Times New Roman" w:hint="eastAsia"/>
+                <w:szCs w:val="21"/>
+              </w:rPr>
+              <w:t>树立学生民族自豪感及爱国主义情怀，具有自主学习和终身学习的意识</w:t>
+            </w:r>
+            <w:r>
+              <w:rPr>
+                <w:rFonts w:ascii="Times New Roman" w:eastAsia="宋体" w:hAnsi="Times New Roman" w:hint="eastAsia"/>
+                <w:szCs w:val="21"/>
+              </w:rPr>
+              <w:t>；</w:t>
+            </w:r>
+          </w:p>
+          <w:p>
+            <w:pPr>
+              <w:rPr>
+                <w:rFonts w:ascii="Times New Roman" w:eastAsia="宋体" w:hAnsi="Times New Roman"/>
+                <w:szCs w:val="21"/>
+              </w:rPr>
+            </w:pPr>
+            <w:r>
+              <w:rPr>
+                <w:rFonts w:ascii="Times New Roman" w:eastAsia="宋体" w:hAnsi="Times New Roman" w:hint="eastAsia"/>
+                <w:szCs w:val="21"/>
+              </w:rPr>
+              <w:t>培养学生严谨求学、勇于探索的思想品质</w:t>
+            </w:r>
+            <w:r>
+              <w:rPr>
+                <w:rFonts w:ascii="Times New Roman" w:eastAsia="宋体" w:hAnsi="Times New Roman" w:hint="eastAsia"/>
+                <w:szCs w:val="21"/>
+              </w:rPr>
+              <w:t>；</w:t>
+            </w:r>
+          </w:p>
+          <w:p>
+            <w:pPr>
+              <w:rPr>
+                <w:rFonts w:ascii="Times New Roman" w:eastAsia="宋体" w:hAnsi="Times New Roman" w:hint="eastAsia"/>
+                <w:szCs w:val="21"/>
+              </w:rPr>
+            </w:pPr>
+            <w:r>
+              <w:rPr>
+                <w:rFonts w:ascii="Times New Roman" w:eastAsia="宋体" w:hAnsi="Times New Roman" w:hint="eastAsia"/>
+                <w:szCs w:val="21"/>
+              </w:rPr>
+              <w:t>培养学生职业道德和职业精神</w:t>
+            </w:r>
+            <w:r>
+              <w:rPr>
+                <w:rFonts w:ascii="Times New Roman" w:eastAsia="宋体" w:hAnsi="Times New Roman" w:hint="eastAsia"/>
+                <w:szCs w:val="21"/>
+              </w:rPr>
+              <w:t>；</w:t>
+            </w:r>
           </w:p>
         </w:tc>
       </w:tr>
@@ -1223,6 +1390,56 @@
                 <w:szCs w:val="21"/>
               </w:rPr>
             </w:pPr>
+            <w:r>
+              <w:rPr>
+                <w:rFonts w:ascii="Times New Roman" w:eastAsia="宋体" w:hAnsi="Times New Roman" w:hint="eastAsia"/>
+                <w:szCs w:val="21"/>
+              </w:rPr>
+              <w:t>具备一定的</w:t>
+            </w:r>
+            <w:r>
+              <w:rPr>
+                <w:rFonts w:ascii="Times New Roman" w:eastAsia="宋体" w:hAnsi="Times New Roman" w:hint="eastAsia"/>
+                <w:szCs w:val="21"/>
+              </w:rPr>
+              <w:t>软件</w:t>
+            </w:r>
+            <w:r>
+              <w:rPr>
+                <w:rFonts w:ascii="Times New Roman" w:eastAsia="宋体" w:hAnsi="Times New Roman" w:hint="eastAsia"/>
+                <w:szCs w:val="21"/>
+              </w:rPr>
+              <w:t>开发经验</w:t>
+            </w:r>
+            <w:r>
+              <w:rPr>
+                <w:rFonts w:ascii="Times New Roman" w:eastAsia="宋体" w:hAnsi="Times New Roman" w:hint="eastAsia"/>
+                <w:szCs w:val="21"/>
+              </w:rPr>
+              <w:t>；</w:t>
+            </w:r>
+          </w:p>
+          <w:p>
+            <w:pPr>
+              <w:rPr>
+                <w:rFonts w:ascii="Times New Roman" w:eastAsia="宋体" w:hAnsi="Times New Roman" w:hint="eastAsia"/>
+                <w:szCs w:val="21"/>
+              </w:rPr>
+            </w:pPr>
+            <w:r>
+              <w:rPr>
+                <w:rFonts w:ascii="Times New Roman" w:eastAsia="宋体" w:hAnsi="Times New Roman" w:hint="eastAsia"/>
+                <w:szCs w:val="21"/>
+              </w:rPr>
+              <w:t>具备一定的软件工程知识</w:t>
+            </w:r>
+            <w:r>
+              <w:rPr>
+                <w:rFonts w:ascii="Times New Roman" w:eastAsia="宋体" w:hAnsi="Times New Roman" w:hint="eastAsia"/>
+                <w:szCs w:val="21"/>
+              </w:rPr>
+              <w:t>；</w:t>
+            </w:r>
           </w:p>
         </w:tc>
       </w:tr>
@@ -1397,6 +1614,20 @@
                 <w:szCs w:val="21"/>
               </w:rPr>
             </w:pPr>
+            <w:r>
+              <w:rPr>
+                <w:rFonts w:ascii="Times New Roman" w:eastAsia="宋体" w:hAnsi="Times New Roman" w:hint="eastAsia"/>
+                <w:szCs w:val="21"/>
+              </w:rPr>
+              <w:t>软件项目管理知识体系</w:t>
+            </w:r>
+            <w:r>
+              <w:rPr>
+                <w:rFonts w:ascii="Times New Roman" w:eastAsia="宋体" w:hAnsi="Times New Roman" w:hint="eastAsia"/>
+                <w:szCs w:val="21"/>
+              </w:rPr>
+              <w:t>；</w:t>
+            </w:r>
           </w:p>
         </w:tc>
       </w:tr>
@@ -1469,6 +1700,42 @@
                 <w:szCs w:val="21"/>
               </w:rPr>
             </w:pPr>
+            <w:r>
+              <w:rPr>
+                <w:rFonts w:ascii="Times New Roman" w:eastAsia="宋体" w:hAnsi="Times New Roman" w:hint="eastAsia"/>
+                <w:szCs w:val="21"/>
+              </w:rPr>
+              <w:t>软件项目管理知识体系</w:t>
+            </w:r>
+            <w:r>
+              <w:rPr>
+                <w:rFonts w:ascii="Times New Roman" w:eastAsia="宋体" w:hAnsi="Times New Roman" w:hint="eastAsia"/>
+                <w:szCs w:val="21"/>
+              </w:rPr>
+              <w:t>；</w:t>
+            </w:r>
+          </w:p>
+          <w:p>
+            <w:pPr>
+              <w:rPr>
+                <w:rFonts w:ascii="Times New Roman" w:eastAsia="宋体" w:hAnsi="Times New Roman" w:hint="eastAsia"/>
+                <w:szCs w:val="21"/>
+              </w:rPr>
+            </w:pPr>
+            <w:r>
+              <w:rPr>
+                <w:rFonts w:ascii="Times New Roman" w:eastAsia="宋体" w:hAnsi="Times New Roman" w:hint="eastAsia"/>
+                <w:szCs w:val="21"/>
+              </w:rPr>
+              <w:t>敏捷项目管理</w:t>
+            </w:r>
+            <w:r>
+              <w:rPr>
+                <w:rFonts w:ascii="Times New Roman" w:eastAsia="宋体" w:hAnsi="Times New Roman" w:hint="eastAsia"/>
+                <w:szCs w:val="21"/>
+              </w:rPr>
+              <w:t>；</w:t>
+            </w:r>
           </w:p>
         </w:tc>
       </w:tr>
@@ -2183,10 +2450,17 @@
           <w:p>
             <w:pPr>
               <w:rPr>
-                <w:rFonts w:ascii="Times New Roman" w:eastAsia="宋体" w:hAnsi="Times New Roman"/>
-                <w:szCs w:val="21"/>
-              </w:rPr>
-            </w:pPr>
+                <w:rFonts w:ascii="Times New Roman" w:eastAsia="宋体" w:hAnsi="Times New Roman" w:hint="eastAsia"/>
+                <w:szCs w:val="21"/>
+              </w:rPr>
+            </w:pPr>
+            <w:r>
+              <w:rPr>
+                <w:rFonts w:ascii="Times New Roman" w:eastAsia="宋体" w:hAnsi="Times New Roman" w:hint="eastAsia"/>
+                <w:szCs w:val="21"/>
+              </w:rPr>
+              <w:t>课程介绍</w:t>
+            </w:r>
           </w:p>
         </w:tc>
         <w:tc>
@@ -2281,10 +2555,46 @@
           <w:p>
             <w:pPr>
               <w:rPr>
-                <w:rFonts w:ascii="Times New Roman" w:eastAsia="宋体" w:hAnsi="Times New Roman"/>
-                <w:szCs w:val="21"/>
-              </w:rPr>
-            </w:pPr>
+                <w:rFonts w:ascii="Times New Roman" w:eastAsia="宋体" w:hAnsi="Times New Roman" w:hint="eastAsia"/>
+                <w:szCs w:val="21"/>
+              </w:rPr>
+            </w:pPr>
+            <w:r>
+              <w:rPr>
+                <w:rFonts w:ascii="Times New Roman" w:eastAsia="宋体" w:hAnsi="Times New Roman" w:hint="eastAsia"/>
+                <w:szCs w:val="21"/>
+              </w:rPr>
+              <w:t xml:space="preserve">1. </w:t>
+            </w:r>
+            <w:r>
+              <w:rPr>
+                <w:rFonts w:ascii="Times New Roman" w:eastAsia="宋体" w:hAnsi="Times New Roman" w:hint="eastAsia"/>
+                <w:szCs w:val="21"/>
+              </w:rPr>
+              <w:t>项目与软件项目</w:t>
+            </w:r>
+          </w:p>
+          <w:p>
+            <w:pPr>
+              <w:rPr>
+                <w:rFonts w:ascii="Times New Roman" w:eastAsia="宋体" w:hAnsi="Times New Roman"/>
+                <w:szCs w:val="21"/>
+              </w:rPr>
+            </w:pPr>
+            <w:r>
+              <w:rPr>
+                <w:rFonts w:ascii="Times New Roman" w:eastAsia="宋体" w:hAnsi="Times New Roman" w:hint="eastAsia"/>
+                <w:szCs w:val="21"/>
+              </w:rPr>
+              <w:t xml:space="preserve">2. </w:t>
+            </w:r>
+            <w:r>
+              <w:rPr>
+                <w:rFonts w:ascii="Times New Roman" w:eastAsia="宋体" w:hAnsi="Times New Roman" w:hint="eastAsia"/>
+                <w:szCs w:val="21"/>
+              </w:rPr>
+              <w:t>项目管理与软件项目管理</w:t>
+            </w:r>
           </w:p>
         </w:tc>
         <w:tc>
@@ -2354,21 +2664,12 @@
                 <w:szCs w:val="21"/>
               </w:rPr>
             </w:pPr>
-            <w:proofErr w:type="gramStart"/>
-            <w:r>
-              <w:rPr>
-                <w:rFonts w:ascii="Times New Roman" w:eastAsia="宋体" w:hAnsi="Times New Roman"/>
-                <w:szCs w:val="21"/>
-              </w:rPr>
-              <w:t>分知识</w:t>
-            </w:r>
-            <w:proofErr w:type="gramEnd"/>
-            <w:r>
-              <w:rPr>
-                <w:rFonts w:ascii="Times New Roman" w:eastAsia="宋体" w:hAnsi="Times New Roman"/>
-                <w:szCs w:val="21"/>
-              </w:rPr>
-              <w:t>点</w:t>
+            <w:r>
+              <w:rPr>
+                <w:rFonts w:ascii="Times New Roman" w:eastAsia="宋体" w:hAnsi="Times New Roman"/>
+                <w:szCs w:val="21"/>
+              </w:rPr>
+              <w:t>分知识点</w:t>
             </w:r>
           </w:p>
         </w:tc>
@@ -2390,6 +2691,20 @@
                 <w:szCs w:val="21"/>
               </w:rPr>
             </w:pPr>
+            <w:r>
+              <w:rPr>
+                <w:rFonts w:ascii="Times New Roman" w:eastAsia="宋体" w:hAnsi="Times New Roman" w:hint="eastAsia"/>
+                <w:szCs w:val="21"/>
+              </w:rPr>
+              <w:t xml:space="preserve">3. </w:t>
+            </w:r>
+            <w:r>
+              <w:rPr>
+                <w:rFonts w:ascii="Times New Roman" w:eastAsia="宋体" w:hAnsi="Times New Roman" w:hint="eastAsia"/>
+                <w:szCs w:val="21"/>
+              </w:rPr>
+              <w:t>项目管理知识体系、软件项目管理知识体系</w:t>
+            </w:r>
           </w:p>
         </w:tc>
         <w:tc>
@@ -2459,21 +2774,12 @@
                 <w:szCs w:val="21"/>
               </w:rPr>
             </w:pPr>
-            <w:proofErr w:type="gramStart"/>
-            <w:r>
-              <w:rPr>
-                <w:rFonts w:ascii="Times New Roman" w:eastAsia="宋体" w:hAnsi="Times New Roman"/>
-                <w:szCs w:val="21"/>
-              </w:rPr>
-              <w:t>分知识</w:t>
-            </w:r>
-            <w:proofErr w:type="gramEnd"/>
-            <w:r>
-              <w:rPr>
-                <w:rFonts w:ascii="Times New Roman" w:eastAsia="宋体" w:hAnsi="Times New Roman"/>
-                <w:szCs w:val="21"/>
-              </w:rPr>
-              <w:t>点</w:t>
+            <w:r>
+              <w:rPr>
+                <w:rFonts w:ascii="Times New Roman" w:eastAsia="宋体" w:hAnsi="Times New Roman"/>
+                <w:szCs w:val="21"/>
+              </w:rPr>
+              <w:t>分知识点</w:t>
             </w:r>
           </w:p>
         </w:tc>
@@ -2495,6 +2801,20 @@
                 <w:szCs w:val="21"/>
               </w:rPr>
             </w:pPr>
+            <w:r>
+              <w:rPr>
+                <w:rFonts w:ascii="Times New Roman" w:eastAsia="宋体" w:hAnsi="Times New Roman" w:hint="eastAsia"/>
+                <w:szCs w:val="21"/>
+              </w:rPr>
+              <w:t xml:space="preserve">4. </w:t>
+            </w:r>
+            <w:r>
+              <w:rPr>
+                <w:rFonts w:ascii="Times New Roman" w:eastAsia="宋体" w:hAnsi="Times New Roman" w:hint="eastAsia"/>
+                <w:szCs w:val="21"/>
+              </w:rPr>
+              <w:t>敏捷项目管理</w:t>
+            </w:r>
           </w:p>
         </w:tc>
         <w:tc>
@@ -2593,6 +2913,43 @@
                 <w:szCs w:val="21"/>
               </w:rPr>
             </w:pPr>
+            <w:r>
+              <w:rPr>
+                <w:rFonts w:ascii="Times New Roman" w:eastAsia="宋体" w:hAnsi="Times New Roman" w:hint="eastAsia"/>
+                <w:szCs w:val="21"/>
+              </w:rPr>
+              <w:t>项目、软件项目</w:t>
+            </w:r>
+          </w:p>
+          <w:p>
+            <w:pPr>
+              <w:rPr>
+                <w:rFonts w:ascii="Times New Roman" w:eastAsia="宋体" w:hAnsi="Times New Roman"/>
+                <w:szCs w:val="21"/>
+              </w:rPr>
+            </w:pPr>
+            <w:r>
+              <w:rPr>
+                <w:rFonts w:ascii="Times New Roman" w:eastAsia="宋体" w:hAnsi="Times New Roman" w:hint="eastAsia"/>
+                <w:szCs w:val="21"/>
+              </w:rPr>
+              <w:t>软件项目管理知识体系</w:t>
+            </w:r>
+          </w:p>
+          <w:p>
+            <w:pPr>
+              <w:rPr>
+                <w:rFonts w:ascii="Times New Roman" w:eastAsia="宋体" w:hAnsi="Times New Roman" w:hint="eastAsia"/>
+                <w:szCs w:val="21"/>
+              </w:rPr>
+            </w:pPr>
+            <w:r>
+              <w:rPr>
+                <w:rFonts w:ascii="Times New Roman" w:eastAsia="宋体" w:hAnsi="Times New Roman" w:hint="eastAsia"/>
+                <w:szCs w:val="21"/>
+              </w:rPr>
+              <w:t>敏捷开发</w:t>
+            </w:r>
           </w:p>
         </w:tc>
         <w:tc>
@@ -2691,6 +3048,13 @@
                 <w:szCs w:val="21"/>
               </w:rPr>
             </w:pPr>
+            <w:r>
+              <w:rPr>
+                <w:rFonts w:ascii="Times New Roman" w:eastAsia="宋体" w:hAnsi="Times New Roman" w:hint="eastAsia"/>
+                <w:szCs w:val="21"/>
+              </w:rPr>
+              <w:t>项目、软件</w:t>
+            </w:r>
           </w:p>
         </w:tc>
       </w:tr>
@@ -2768,7 +3132,7 @@
                 <w:rFonts w:ascii="Times New Roman" w:eastAsia="宋体" w:hAnsi="Times New Roman"/>
                 <w:szCs w:val="21"/>
               </w:rPr>
-              <w:t>P36 4.1 4.2 4.3</w:t>
+              <w:t>P35-P36</w:t>
             </w:r>
           </w:p>
           <w:p>
@@ -3069,10 +3433,6 @@
           <w:rFonts w:ascii="Times New Roman" w:eastAsia="宋体" w:hAnsi="Times New Roman"/>
         </w:rPr>
       </w:pPr>
-      <w:r>
-        <w:lastRenderedPageBreak/>
-        <w:br w:type="page"/>
-      </w:r>
       <w:r>
         <w:rPr>
           <w:rFonts w:ascii="Times New Roman" w:eastAsia="宋体" w:hAnsi="Times New Roman" w:hint="eastAsia"/>
@@ -3957,10 +4317,134 @@
           <w:p>
             <w:pPr>
               <w:rPr>
-                <w:rFonts w:ascii="Times New Roman" w:eastAsia="宋体" w:hAnsi="Times New Roman"/>
-                <w:szCs w:val="21"/>
-              </w:rPr>
-            </w:pPr>
+                <w:rFonts w:ascii="Times New Roman" w:eastAsia="宋体" w:hAnsi="Times New Roman" w:hint="eastAsia"/>
+                <w:szCs w:val="21"/>
+              </w:rPr>
+            </w:pPr>
+            <w:r>
+              <w:rPr>
+                <w:rFonts w:ascii="Times New Roman" w:eastAsia="宋体" w:hAnsi="Times New Roman" w:hint="eastAsia"/>
+                <w:szCs w:val="21"/>
+              </w:rPr>
+              <w:t xml:space="preserve">1. </w:t>
+            </w:r>
+            <w:r>
+              <w:rPr>
+                <w:rFonts w:ascii="Times New Roman" w:eastAsia="宋体" w:hAnsi="Times New Roman" w:hint="eastAsia"/>
+                <w:szCs w:val="21"/>
+              </w:rPr>
+              <w:t>项目评估工作</w:t>
+            </w:r>
+          </w:p>
+          <w:p>
+            <w:pPr>
+              <w:rPr>
+                <w:rFonts w:ascii="Times New Roman" w:eastAsia="宋体" w:hAnsi="Times New Roman" w:hint="eastAsia"/>
+                <w:szCs w:val="21"/>
+              </w:rPr>
+            </w:pPr>
+            <w:r>
+              <w:rPr>
+                <w:rFonts w:ascii="Times New Roman" w:eastAsia="宋体" w:hAnsi="Times New Roman" w:hint="eastAsia"/>
+                <w:szCs w:val="21"/>
+              </w:rPr>
+              <w:t xml:space="preserve">2. </w:t>
+            </w:r>
+            <w:r>
+              <w:rPr>
+                <w:rFonts w:ascii="Times New Roman" w:eastAsia="宋体" w:hAnsi="Times New Roman" w:hint="eastAsia"/>
+                <w:szCs w:val="21"/>
+              </w:rPr>
+              <w:t>项目立项过程</w:t>
+            </w:r>
+          </w:p>
+          <w:p>
+            <w:pPr>
+              <w:rPr>
+                <w:rFonts w:ascii="Times New Roman" w:eastAsia="宋体" w:hAnsi="Times New Roman" w:hint="eastAsia"/>
+                <w:szCs w:val="21"/>
+              </w:rPr>
+            </w:pPr>
+            <w:r>
+              <w:rPr>
+                <w:rFonts w:ascii="Times New Roman" w:eastAsia="宋体" w:hAnsi="Times New Roman" w:hint="eastAsia"/>
+                <w:szCs w:val="21"/>
+              </w:rPr>
+              <w:t xml:space="preserve">3. </w:t>
+            </w:r>
+            <w:r>
+              <w:rPr>
+                <w:rFonts w:ascii="Times New Roman" w:eastAsia="宋体" w:hAnsi="Times New Roman" w:hint="eastAsia"/>
+                <w:szCs w:val="21"/>
+              </w:rPr>
+              <w:t>项目招投标过程</w:t>
+            </w:r>
+          </w:p>
+          <w:p>
+            <w:pPr>
+              <w:rPr>
+                <w:rFonts w:ascii="Times New Roman" w:eastAsia="宋体" w:hAnsi="Times New Roman" w:hint="eastAsia"/>
+                <w:szCs w:val="21"/>
+              </w:rPr>
+            </w:pPr>
+            <w:r>
+              <w:rPr>
+                <w:rFonts w:ascii="Times New Roman" w:eastAsia="宋体" w:hAnsi="Times New Roman" w:hint="eastAsia"/>
+                <w:szCs w:val="21"/>
+              </w:rPr>
+              <w:t xml:space="preserve">4. </w:t>
+            </w:r>
+            <w:r>
+              <w:rPr>
+                <w:rFonts w:ascii="Times New Roman" w:eastAsia="宋体" w:hAnsi="Times New Roman" w:hint="eastAsia"/>
+                <w:szCs w:val="21"/>
+              </w:rPr>
+              <w:t>项目章程</w:t>
+            </w:r>
+          </w:p>
+          <w:p>
+            <w:pPr>
+              <w:rPr>
+                <w:rFonts w:ascii="Times New Roman" w:eastAsia="宋体" w:hAnsi="Times New Roman" w:hint="eastAsia"/>
+                <w:szCs w:val="21"/>
+              </w:rPr>
+            </w:pPr>
+            <w:r>
+              <w:rPr>
+                <w:rFonts w:ascii="Times New Roman" w:eastAsia="宋体" w:hAnsi="Times New Roman" w:hint="eastAsia"/>
+                <w:szCs w:val="21"/>
+              </w:rPr>
+              <w:t xml:space="preserve">5. </w:t>
+            </w:r>
+            <w:r>
+              <w:rPr>
+                <w:rFonts w:ascii="Times New Roman" w:eastAsia="宋体" w:hAnsi="Times New Roman" w:hint="eastAsia"/>
+                <w:szCs w:val="21"/>
+              </w:rPr>
+              <w:t>软件项目生存期</w:t>
+            </w:r>
+          </w:p>
+          <w:p>
+            <w:pPr>
+              <w:rPr>
+                <w:rFonts w:ascii="Times New Roman" w:eastAsia="宋体" w:hAnsi="Times New Roman"/>
+                <w:szCs w:val="21"/>
+              </w:rPr>
+            </w:pPr>
+            <w:r>
+              <w:rPr>
+                <w:rFonts w:ascii="Times New Roman" w:eastAsia="宋体" w:hAnsi="Times New Roman" w:hint="eastAsia"/>
+                <w:szCs w:val="21"/>
+              </w:rPr>
+              <w:t xml:space="preserve">6. </w:t>
+            </w:r>
+            <w:r>
+              <w:rPr>
+                <w:rFonts w:ascii="Times New Roman" w:eastAsia="宋体" w:hAnsi="Times New Roman" w:hint="eastAsia"/>
+                <w:szCs w:val="21"/>
+              </w:rPr>
+              <w:t>项目生存期常用模型</w:t>
+            </w:r>
           </w:p>
         </w:tc>
       </w:tr>
@@ -4180,10 +4664,32 @@
           <w:p>
             <w:pPr>
               <w:rPr>
-                <w:rFonts w:ascii="Times New Roman" w:eastAsia="宋体" w:hAnsi="Times New Roman"/>
-                <w:szCs w:val="21"/>
-              </w:rPr>
-            </w:pPr>
+                <w:rFonts w:ascii="Times New Roman" w:eastAsia="宋体" w:hAnsi="Times New Roman" w:hint="eastAsia"/>
+                <w:szCs w:val="21"/>
+              </w:rPr>
+            </w:pPr>
+            <w:r>
+              <w:rPr>
+                <w:rFonts w:ascii="Times New Roman" w:eastAsia="宋体" w:hAnsi="Times New Roman" w:hint="eastAsia"/>
+                <w:szCs w:val="21"/>
+              </w:rPr>
+              <w:t>具备一定的软件开发经验；</w:t>
+            </w:r>
+          </w:p>
+          <w:p>
+            <w:pPr>
+              <w:rPr>
+                <w:rFonts w:ascii="Times New Roman" w:eastAsia="宋体" w:hAnsi="Times New Roman"/>
+                <w:szCs w:val="21"/>
+              </w:rPr>
+            </w:pPr>
+            <w:r>
+              <w:rPr>
+                <w:rFonts w:ascii="Times New Roman" w:eastAsia="宋体" w:hAnsi="Times New Roman" w:hint="eastAsia"/>
+                <w:szCs w:val="21"/>
+              </w:rPr>
+              <w:t>具备一定的软件工程知识；</w:t>
+            </w:r>
           </w:p>
         </w:tc>
       </w:tr>
@@ -5211,21 +5717,12 @@
                 <w:szCs w:val="21"/>
               </w:rPr>
             </w:pPr>
-            <w:proofErr w:type="gramStart"/>
-            <w:r>
-              <w:rPr>
-                <w:rFonts w:ascii="Times New Roman" w:eastAsia="宋体" w:hAnsi="Times New Roman"/>
-                <w:szCs w:val="21"/>
-              </w:rPr>
-              <w:t>分知识</w:t>
-            </w:r>
-            <w:proofErr w:type="gramEnd"/>
-            <w:r>
-              <w:rPr>
-                <w:rFonts w:ascii="Times New Roman" w:eastAsia="宋体" w:hAnsi="Times New Roman"/>
-                <w:szCs w:val="21"/>
-              </w:rPr>
-              <w:t>点</w:t>
+            <w:r>
+              <w:rPr>
+                <w:rFonts w:ascii="Times New Roman" w:eastAsia="宋体" w:hAnsi="Times New Roman"/>
+                <w:szCs w:val="21"/>
+              </w:rPr>
+              <w:t>分知识点</w:t>
             </w:r>
           </w:p>
         </w:tc>
@@ -5316,21 +5813,12 @@
                 <w:szCs w:val="21"/>
               </w:rPr>
             </w:pPr>
-            <w:proofErr w:type="gramStart"/>
-            <w:r>
-              <w:rPr>
-                <w:rFonts w:ascii="Times New Roman" w:eastAsia="宋体" w:hAnsi="Times New Roman"/>
-                <w:szCs w:val="21"/>
-              </w:rPr>
-              <w:t>分知识</w:t>
-            </w:r>
-            <w:proofErr w:type="gramEnd"/>
-            <w:r>
-              <w:rPr>
-                <w:rFonts w:ascii="Times New Roman" w:eastAsia="宋体" w:hAnsi="Times New Roman"/>
-                <w:szCs w:val="21"/>
-              </w:rPr>
-              <w:t>点</w:t>
+            <w:r>
+              <w:rPr>
+                <w:rFonts w:ascii="Times New Roman" w:eastAsia="宋体" w:hAnsi="Times New Roman"/>
+                <w:szCs w:val="21"/>
+              </w:rPr>
+              <w:t>分知识点</w:t>
             </w:r>
           </w:p>
         </w:tc>
@@ -5625,7 +6113,7 @@
                 <w:rFonts w:ascii="Times New Roman" w:eastAsia="宋体" w:hAnsi="Times New Roman"/>
                 <w:szCs w:val="21"/>
               </w:rPr>
-              <w:t>P36 4.1 4.2 4.3</w:t>
+              <w:t>P60 P86-P87</w:t>
             </w:r>
           </w:p>
           <w:p>
@@ -5913,17 +6401,6 @@
         <w:adjustRightInd w:val="0"/>
         <w:snapToGrid w:val="0"/>
       </w:pPr>
-    </w:p>
-    <w:p>
-      <w:pPr>
-        <w:widowControl/>
-        <w:adjustRightInd w:val="0"/>
-        <w:snapToGrid w:val="0"/>
-        <w:jc w:val="left"/>
-      </w:pPr>
-      <w:r>
-        <w:br w:type="page"/>
-      </w:r>
     </w:p>
     <w:p>
       <w:pPr>
@@ -6821,10 +7298,46 @@
           <w:p>
             <w:pPr>
               <w:rPr>
-                <w:rFonts w:ascii="Times New Roman" w:eastAsia="宋体" w:hAnsi="Times New Roman"/>
-                <w:szCs w:val="21"/>
-              </w:rPr>
-            </w:pPr>
+                <w:rFonts w:ascii="Times New Roman" w:eastAsia="宋体" w:hAnsi="Times New Roman" w:hint="eastAsia"/>
+                <w:szCs w:val="21"/>
+              </w:rPr>
+            </w:pPr>
+            <w:r>
+              <w:rPr>
+                <w:rFonts w:ascii="Times New Roman" w:eastAsia="宋体" w:hAnsi="Times New Roman" w:hint="eastAsia"/>
+                <w:szCs w:val="21"/>
+              </w:rPr>
+              <w:t xml:space="preserve">1. </w:t>
+            </w:r>
+            <w:r>
+              <w:rPr>
+                <w:rFonts w:ascii="Times New Roman" w:eastAsia="宋体" w:hAnsi="Times New Roman" w:hint="eastAsia"/>
+                <w:szCs w:val="21"/>
+              </w:rPr>
+              <w:t>软件需求定义</w:t>
+            </w:r>
+          </w:p>
+          <w:p>
+            <w:pPr>
+              <w:rPr>
+                <w:rFonts w:ascii="Times New Roman" w:eastAsia="宋体" w:hAnsi="Times New Roman" w:hint="eastAsia"/>
+                <w:szCs w:val="21"/>
+              </w:rPr>
+            </w:pPr>
+            <w:r>
+              <w:rPr>
+                <w:rFonts w:ascii="Times New Roman" w:eastAsia="宋体" w:hAnsi="Times New Roman" w:hint="eastAsia"/>
+                <w:szCs w:val="21"/>
+              </w:rPr>
+              <w:t xml:space="preserve">2. </w:t>
+            </w:r>
+            <w:r>
+              <w:rPr>
+                <w:rFonts w:ascii="Times New Roman" w:eastAsia="宋体" w:hAnsi="Times New Roman" w:hint="eastAsia"/>
+                <w:szCs w:val="21"/>
+              </w:rPr>
+              <w:t>传统需求分析方法、敏捷项目需求分析方法</w:t>
+            </w:r>
           </w:p>
         </w:tc>
       </w:tr>
@@ -7044,10 +7557,32 @@
           <w:p>
             <w:pPr>
               <w:rPr>
-                <w:rFonts w:ascii="Times New Roman" w:eastAsia="宋体" w:hAnsi="Times New Roman"/>
-                <w:szCs w:val="21"/>
-              </w:rPr>
-            </w:pPr>
+                <w:rFonts w:ascii="Times New Roman" w:eastAsia="宋体" w:hAnsi="Times New Roman" w:hint="eastAsia"/>
+                <w:szCs w:val="21"/>
+              </w:rPr>
+            </w:pPr>
+            <w:r>
+              <w:rPr>
+                <w:rFonts w:ascii="Times New Roman" w:eastAsia="宋体" w:hAnsi="Times New Roman" w:hint="eastAsia"/>
+                <w:szCs w:val="21"/>
+              </w:rPr>
+              <w:t>具备一定的软件开发经验；</w:t>
+            </w:r>
+          </w:p>
+          <w:p>
+            <w:pPr>
+              <w:rPr>
+                <w:rFonts w:ascii="Times New Roman" w:eastAsia="宋体" w:hAnsi="Times New Roman"/>
+                <w:szCs w:val="21"/>
+              </w:rPr>
+            </w:pPr>
+            <w:r>
+              <w:rPr>
+                <w:rFonts w:ascii="Times New Roman" w:eastAsia="宋体" w:hAnsi="Times New Roman" w:hint="eastAsia"/>
+                <w:szCs w:val="21"/>
+              </w:rPr>
+              <w:t>具备一定的软件工程知识；</w:t>
+            </w:r>
           </w:p>
         </w:tc>
       </w:tr>
@@ -8075,21 +8610,12 @@
                 <w:szCs w:val="21"/>
               </w:rPr>
             </w:pPr>
-            <w:proofErr w:type="gramStart"/>
-            <w:r>
-              <w:rPr>
-                <w:rFonts w:ascii="Times New Roman" w:eastAsia="宋体" w:hAnsi="Times New Roman"/>
-                <w:szCs w:val="21"/>
-              </w:rPr>
-              <w:t>分知识</w:t>
-            </w:r>
-            <w:proofErr w:type="gramEnd"/>
-            <w:r>
-              <w:rPr>
-                <w:rFonts w:ascii="Times New Roman" w:eastAsia="宋体" w:hAnsi="Times New Roman"/>
-                <w:szCs w:val="21"/>
-              </w:rPr>
-              <w:t>点</w:t>
+            <w:r>
+              <w:rPr>
+                <w:rFonts w:ascii="Times New Roman" w:eastAsia="宋体" w:hAnsi="Times New Roman"/>
+                <w:szCs w:val="21"/>
+              </w:rPr>
+              <w:t>分知识点</w:t>
             </w:r>
           </w:p>
         </w:tc>
@@ -8180,21 +8706,12 @@
                 <w:szCs w:val="21"/>
               </w:rPr>
             </w:pPr>
-            <w:proofErr w:type="gramStart"/>
-            <w:r>
-              <w:rPr>
-                <w:rFonts w:ascii="Times New Roman" w:eastAsia="宋体" w:hAnsi="Times New Roman"/>
-                <w:szCs w:val="21"/>
-              </w:rPr>
-              <w:t>分知识</w:t>
-            </w:r>
-            <w:proofErr w:type="gramEnd"/>
-            <w:r>
-              <w:rPr>
-                <w:rFonts w:ascii="Times New Roman" w:eastAsia="宋体" w:hAnsi="Times New Roman"/>
-                <w:szCs w:val="21"/>
-              </w:rPr>
-              <w:t>点</w:t>
+            <w:r>
+              <w:rPr>
+                <w:rFonts w:ascii="Times New Roman" w:eastAsia="宋体" w:hAnsi="Times New Roman"/>
+                <w:szCs w:val="21"/>
+              </w:rPr>
+              <w:t>分知识点</w:t>
             </w:r>
           </w:p>
         </w:tc>
@@ -8489,7 +9006,7 @@
                 <w:rFonts w:ascii="Times New Roman" w:eastAsia="宋体" w:hAnsi="Times New Roman"/>
                 <w:szCs w:val="21"/>
               </w:rPr>
-              <w:t>P36 4.1 4.2 4.3</w:t>
+              <w:t>P133-P134</w:t>
             </w:r>
           </w:p>
           <w:p>
@@ -8777,17 +9294,6 @@
         <w:adjustRightInd w:val="0"/>
         <w:snapToGrid w:val="0"/>
       </w:pPr>
-    </w:p>
-    <w:p>
-      <w:pPr>
-        <w:widowControl/>
-        <w:adjustRightInd w:val="0"/>
-        <w:snapToGrid w:val="0"/>
-        <w:jc w:val="left"/>
-      </w:pPr>
-      <w:r>
-        <w:br w:type="page"/>
-      </w:r>
     </w:p>
     <w:p>
       <w:pPr>
@@ -9693,10 +10199,68 @@
           <w:p>
             <w:pPr>
               <w:rPr>
-                <w:rFonts w:ascii="Times New Roman" w:eastAsia="宋体" w:hAnsi="Times New Roman"/>
-                <w:szCs w:val="21"/>
-              </w:rPr>
-            </w:pPr>
+                <w:rFonts w:ascii="Times New Roman" w:eastAsia="宋体" w:hAnsi="Times New Roman" w:hint="eastAsia"/>
+                <w:szCs w:val="21"/>
+              </w:rPr>
+            </w:pPr>
+            <w:r>
+              <w:rPr>
+                <w:rFonts w:ascii="Times New Roman" w:eastAsia="宋体" w:hAnsi="Times New Roman" w:hint="eastAsia"/>
+                <w:szCs w:val="21"/>
+              </w:rPr>
+              <w:t xml:space="preserve">3. </w:t>
+            </w:r>
+            <w:r>
+              <w:rPr>
+                <w:rFonts w:ascii="Times New Roman" w:eastAsia="宋体" w:hAnsi="Times New Roman" w:hint="eastAsia"/>
+                <w:szCs w:val="21"/>
+              </w:rPr>
+              <w:t>任务分解定义</w:t>
+            </w:r>
+          </w:p>
+          <w:p>
+            <w:pPr>
+              <w:rPr>
+                <w:rFonts w:ascii="Times New Roman" w:eastAsia="宋体" w:hAnsi="Times New Roman" w:hint="eastAsia"/>
+                <w:szCs w:val="21"/>
+              </w:rPr>
+            </w:pPr>
+            <w:r>
+              <w:rPr>
+                <w:rFonts w:ascii="Times New Roman" w:eastAsia="宋体" w:hAnsi="Times New Roman" w:hint="eastAsia"/>
+                <w:szCs w:val="21"/>
+              </w:rPr>
+              <w:t xml:space="preserve">4. </w:t>
+            </w:r>
+            <w:r>
+              <w:rPr>
+                <w:rFonts w:ascii="Times New Roman" w:eastAsia="宋体" w:hAnsi="Times New Roman" w:hint="eastAsia"/>
+                <w:szCs w:val="21"/>
+              </w:rPr>
+              <w:t>任务分解过程与方法</w:t>
+            </w:r>
+          </w:p>
+          <w:p>
+            <w:pPr>
+              <w:rPr>
+                <w:rFonts w:ascii="Times New Roman" w:eastAsia="宋体" w:hAnsi="Times New Roman"/>
+                <w:szCs w:val="21"/>
+              </w:rPr>
+            </w:pPr>
+            <w:r>
+              <w:rPr>
+                <w:rFonts w:ascii="Times New Roman" w:eastAsia="宋体" w:hAnsi="Times New Roman" w:hint="eastAsia"/>
+                <w:szCs w:val="21"/>
+              </w:rPr>
+              <w:t xml:space="preserve">5. </w:t>
+            </w:r>
+            <w:r>
+              <w:rPr>
+                <w:rFonts w:ascii="Times New Roman" w:eastAsia="宋体" w:hAnsi="Times New Roman" w:hint="eastAsia"/>
+                <w:szCs w:val="21"/>
+              </w:rPr>
+              <w:t>敏捷项目的任务分解</w:t>
+            </w:r>
           </w:p>
         </w:tc>
       </w:tr>
@@ -9920,6 +10484,42 @@
                 <w:szCs w:val="21"/>
               </w:rPr>
             </w:pPr>
+            <w:r>
+              <w:rPr>
+                <w:rFonts w:ascii="Times New Roman" w:eastAsia="宋体" w:hAnsi="Times New Roman" w:hint="eastAsia"/>
+                <w:szCs w:val="21"/>
+              </w:rPr>
+              <w:t>具备一定的</w:t>
+            </w:r>
+            <w:r>
+              <w:rPr>
+                <w:rFonts w:ascii="Times New Roman" w:eastAsia="宋体" w:hAnsi="Times New Roman" w:hint="eastAsia"/>
+                <w:szCs w:val="21"/>
+              </w:rPr>
+              <w:t>软件</w:t>
+            </w:r>
+            <w:r>
+              <w:rPr>
+                <w:rFonts w:ascii="Times New Roman" w:eastAsia="宋体" w:hAnsi="Times New Roman" w:hint="eastAsia"/>
+                <w:szCs w:val="21"/>
+              </w:rPr>
+              <w:t>开发经验；</w:t>
+            </w:r>
+          </w:p>
+          <w:p>
+            <w:pPr>
+              <w:rPr>
+                <w:rFonts w:ascii="Times New Roman" w:eastAsia="宋体" w:hAnsi="Times New Roman"/>
+                <w:szCs w:val="21"/>
+              </w:rPr>
+            </w:pPr>
+            <w:r>
+              <w:rPr>
+                <w:rFonts w:ascii="Times New Roman" w:eastAsia="宋体" w:hAnsi="Times New Roman" w:hint="eastAsia"/>
+                <w:szCs w:val="21"/>
+              </w:rPr>
+              <w:t>具备一定的软件工程知识；</w:t>
+            </w:r>
           </w:p>
         </w:tc>
       </w:tr>
@@ -10947,21 +11547,12 @@
                 <w:szCs w:val="21"/>
               </w:rPr>
             </w:pPr>
-            <w:proofErr w:type="gramStart"/>
-            <w:r>
-              <w:rPr>
-                <w:rFonts w:ascii="Times New Roman" w:eastAsia="宋体" w:hAnsi="Times New Roman"/>
-                <w:szCs w:val="21"/>
-              </w:rPr>
-              <w:t>分知识</w:t>
-            </w:r>
-            <w:proofErr w:type="gramEnd"/>
-            <w:r>
-              <w:rPr>
-                <w:rFonts w:ascii="Times New Roman" w:eastAsia="宋体" w:hAnsi="Times New Roman"/>
-                <w:szCs w:val="21"/>
-              </w:rPr>
-              <w:t>点</w:t>
+            <w:r>
+              <w:rPr>
+                <w:rFonts w:ascii="Times New Roman" w:eastAsia="宋体" w:hAnsi="Times New Roman"/>
+                <w:szCs w:val="21"/>
+              </w:rPr>
+              <w:t>分知识点</w:t>
             </w:r>
           </w:p>
         </w:tc>
@@ -11052,21 +11643,12 @@
                 <w:szCs w:val="21"/>
               </w:rPr>
             </w:pPr>
-            <w:proofErr w:type="gramStart"/>
-            <w:r>
-              <w:rPr>
-                <w:rFonts w:ascii="Times New Roman" w:eastAsia="宋体" w:hAnsi="Times New Roman"/>
-                <w:szCs w:val="21"/>
-              </w:rPr>
-              <w:t>分知识</w:t>
-            </w:r>
-            <w:proofErr w:type="gramEnd"/>
-            <w:r>
-              <w:rPr>
-                <w:rFonts w:ascii="Times New Roman" w:eastAsia="宋体" w:hAnsi="Times New Roman"/>
-                <w:szCs w:val="21"/>
-              </w:rPr>
-              <w:t>点</w:t>
+            <w:r>
+              <w:rPr>
+                <w:rFonts w:ascii="Times New Roman" w:eastAsia="宋体" w:hAnsi="Times New Roman"/>
+                <w:szCs w:val="21"/>
+              </w:rPr>
+              <w:t>分知识点</w:t>
             </w:r>
           </w:p>
         </w:tc>
@@ -11361,7 +11943,7 @@
                 <w:rFonts w:ascii="Times New Roman" w:eastAsia="宋体" w:hAnsi="Times New Roman"/>
                 <w:szCs w:val="21"/>
               </w:rPr>
-              <w:t>P36 4.1 4.2 4.3</w:t>
+              <w:t>P147-P148</w:t>
             </w:r>
           </w:p>
           <w:p>
@@ -11649,17 +12231,6 @@
         <w:adjustRightInd w:val="0"/>
         <w:snapToGrid w:val="0"/>
       </w:pPr>
-    </w:p>
-    <w:p>
-      <w:pPr>
-        <w:widowControl/>
-        <w:adjustRightInd w:val="0"/>
-        <w:snapToGrid w:val="0"/>
-        <w:jc w:val="left"/>
-      </w:pPr>
-      <w:r>
-        <w:br w:type="page"/>
-      </w:r>
     </w:p>
     <w:p>
       <w:pPr>
@@ -12557,10 +13128,134 @@
           <w:p>
             <w:pPr>
               <w:rPr>
-                <w:rFonts w:ascii="Times New Roman" w:eastAsia="宋体" w:hAnsi="Times New Roman"/>
-                <w:szCs w:val="21"/>
-              </w:rPr>
-            </w:pPr>
+                <w:rFonts w:ascii="Times New Roman" w:eastAsia="宋体" w:hAnsi="Times New Roman" w:hint="eastAsia"/>
+                <w:szCs w:val="21"/>
+              </w:rPr>
+            </w:pPr>
+            <w:r>
+              <w:rPr>
+                <w:rFonts w:ascii="Times New Roman" w:eastAsia="宋体" w:hAnsi="Times New Roman" w:hint="eastAsia"/>
+                <w:szCs w:val="21"/>
+              </w:rPr>
+              <w:t xml:space="preserve">1. </w:t>
+            </w:r>
+            <w:r>
+              <w:rPr>
+                <w:rFonts w:ascii="Times New Roman" w:eastAsia="宋体" w:hAnsi="Times New Roman" w:hint="eastAsia"/>
+                <w:szCs w:val="21"/>
+              </w:rPr>
+              <w:t>成本估算定义</w:t>
+            </w:r>
+          </w:p>
+          <w:p>
+            <w:pPr>
+              <w:rPr>
+                <w:rFonts w:ascii="Times New Roman" w:eastAsia="宋体" w:hAnsi="Times New Roman" w:hint="eastAsia"/>
+                <w:szCs w:val="21"/>
+              </w:rPr>
+            </w:pPr>
+            <w:r>
+              <w:rPr>
+                <w:rFonts w:ascii="Times New Roman" w:eastAsia="宋体" w:hAnsi="Times New Roman" w:hint="eastAsia"/>
+                <w:szCs w:val="21"/>
+              </w:rPr>
+              <w:t xml:space="preserve">2. </w:t>
+            </w:r>
+            <w:r>
+              <w:rPr>
+                <w:rFonts w:ascii="Times New Roman" w:eastAsia="宋体" w:hAnsi="Times New Roman" w:hint="eastAsia"/>
+                <w:szCs w:val="21"/>
+              </w:rPr>
+              <w:t>项目规模与成本的关系</w:t>
+            </w:r>
+          </w:p>
+          <w:p>
+            <w:pPr>
+              <w:rPr>
+                <w:rFonts w:ascii="Times New Roman" w:eastAsia="宋体" w:hAnsi="Times New Roman" w:hint="eastAsia"/>
+                <w:szCs w:val="21"/>
+              </w:rPr>
+            </w:pPr>
+            <w:r>
+              <w:rPr>
+                <w:rFonts w:ascii="Times New Roman" w:eastAsia="宋体" w:hAnsi="Times New Roman" w:hint="eastAsia"/>
+                <w:szCs w:val="21"/>
+              </w:rPr>
+              <w:t xml:space="preserve">3. </w:t>
+            </w:r>
+            <w:r>
+              <w:rPr>
+                <w:rFonts w:ascii="Times New Roman" w:eastAsia="宋体" w:hAnsi="Times New Roman" w:hint="eastAsia"/>
+                <w:szCs w:val="21"/>
+              </w:rPr>
+              <w:t>成本估算过程</w:t>
+            </w:r>
+          </w:p>
+          <w:p>
+            <w:pPr>
+              <w:rPr>
+                <w:rFonts w:ascii="Times New Roman" w:eastAsia="宋体" w:hAnsi="Times New Roman" w:hint="eastAsia"/>
+                <w:szCs w:val="21"/>
+              </w:rPr>
+            </w:pPr>
+            <w:r>
+              <w:rPr>
+                <w:rFonts w:ascii="Times New Roman" w:eastAsia="宋体" w:hAnsi="Times New Roman" w:hint="eastAsia"/>
+                <w:szCs w:val="21"/>
+              </w:rPr>
+              <w:t xml:space="preserve">4. </w:t>
+            </w:r>
+            <w:r>
+              <w:rPr>
+                <w:rFonts w:ascii="Times New Roman" w:eastAsia="宋体" w:hAnsi="Times New Roman" w:hint="eastAsia"/>
+                <w:szCs w:val="21"/>
+              </w:rPr>
+              <w:t>成本预算</w:t>
+            </w:r>
+          </w:p>
+          <w:p>
+            <w:pPr>
+              <w:rPr>
+                <w:rFonts w:ascii="Times New Roman" w:eastAsia="宋体" w:hAnsi="Times New Roman" w:hint="eastAsia"/>
+                <w:szCs w:val="21"/>
+              </w:rPr>
+            </w:pPr>
+            <w:r>
+              <w:rPr>
+                <w:rFonts w:ascii="Times New Roman" w:eastAsia="宋体" w:hAnsi="Times New Roman" w:hint="eastAsia"/>
+                <w:szCs w:val="21"/>
+              </w:rPr>
+              <w:t xml:space="preserve">5. </w:t>
+            </w:r>
+            <w:r>
+              <w:rPr>
+                <w:rFonts w:ascii="Times New Roman" w:eastAsia="宋体" w:hAnsi="Times New Roman" w:hint="eastAsia"/>
+                <w:szCs w:val="21"/>
+              </w:rPr>
+              <w:t>成本估算方法</w:t>
+            </w:r>
+          </w:p>
+          <w:p>
+            <w:pPr>
+              <w:rPr>
+                <w:rFonts w:ascii="Times New Roman" w:eastAsia="宋体" w:hAnsi="Times New Roman"/>
+                <w:szCs w:val="21"/>
+              </w:rPr>
+            </w:pPr>
+            <w:r>
+              <w:rPr>
+                <w:rFonts w:ascii="Times New Roman" w:eastAsia="宋体" w:hAnsi="Times New Roman" w:hint="eastAsia"/>
+                <w:szCs w:val="21"/>
+              </w:rPr>
+              <w:t xml:space="preserve">6. </w:t>
+            </w:r>
+            <w:r>
+              <w:rPr>
+                <w:rFonts w:ascii="Times New Roman" w:eastAsia="宋体" w:hAnsi="Times New Roman" w:hint="eastAsia"/>
+                <w:szCs w:val="21"/>
+              </w:rPr>
+              <w:t>敏捷项目成本估算</w:t>
+            </w:r>
           </w:p>
         </w:tc>
       </w:tr>
@@ -12784,6 +13479,42 @@
                 <w:szCs w:val="21"/>
               </w:rPr>
             </w:pPr>
+            <w:r>
+              <w:rPr>
+                <w:rFonts w:ascii="Times New Roman" w:eastAsia="宋体" w:hAnsi="Times New Roman" w:hint="eastAsia"/>
+                <w:szCs w:val="21"/>
+              </w:rPr>
+              <w:t>具备一定的</w:t>
+            </w:r>
+            <w:r>
+              <w:rPr>
+                <w:rFonts w:ascii="Times New Roman" w:eastAsia="宋体" w:hAnsi="Times New Roman" w:hint="eastAsia"/>
+                <w:szCs w:val="21"/>
+              </w:rPr>
+              <w:t>软件</w:t>
+            </w:r>
+            <w:r>
+              <w:rPr>
+                <w:rFonts w:ascii="Times New Roman" w:eastAsia="宋体" w:hAnsi="Times New Roman" w:hint="eastAsia"/>
+                <w:szCs w:val="21"/>
+              </w:rPr>
+              <w:t>开发经验；</w:t>
+            </w:r>
+          </w:p>
+          <w:p>
+            <w:pPr>
+              <w:rPr>
+                <w:rFonts w:ascii="Times New Roman" w:eastAsia="宋体" w:hAnsi="Times New Roman"/>
+                <w:szCs w:val="21"/>
+              </w:rPr>
+            </w:pPr>
+            <w:r>
+              <w:rPr>
+                <w:rFonts w:ascii="Times New Roman" w:eastAsia="宋体" w:hAnsi="Times New Roman" w:hint="eastAsia"/>
+                <w:szCs w:val="21"/>
+              </w:rPr>
+              <w:t>具备一定的软件工程知识；</w:t>
+            </w:r>
           </w:p>
         </w:tc>
       </w:tr>
@@ -13811,21 +14542,12 @@
                 <w:szCs w:val="21"/>
               </w:rPr>
             </w:pPr>
-            <w:proofErr w:type="gramStart"/>
-            <w:r>
-              <w:rPr>
-                <w:rFonts w:ascii="Times New Roman" w:eastAsia="宋体" w:hAnsi="Times New Roman"/>
-                <w:szCs w:val="21"/>
-              </w:rPr>
-              <w:t>分知识</w:t>
-            </w:r>
-            <w:proofErr w:type="gramEnd"/>
-            <w:r>
-              <w:rPr>
-                <w:rFonts w:ascii="Times New Roman" w:eastAsia="宋体" w:hAnsi="Times New Roman"/>
-                <w:szCs w:val="21"/>
-              </w:rPr>
-              <w:t>点</w:t>
+            <w:r>
+              <w:rPr>
+                <w:rFonts w:ascii="Times New Roman" w:eastAsia="宋体" w:hAnsi="Times New Roman"/>
+                <w:szCs w:val="21"/>
+              </w:rPr>
+              <w:t>分知识点</w:t>
             </w:r>
           </w:p>
         </w:tc>
@@ -13916,21 +14638,12 @@
                 <w:szCs w:val="21"/>
               </w:rPr>
             </w:pPr>
-            <w:proofErr w:type="gramStart"/>
-            <w:r>
-              <w:rPr>
-                <w:rFonts w:ascii="Times New Roman" w:eastAsia="宋体" w:hAnsi="Times New Roman"/>
-                <w:szCs w:val="21"/>
-              </w:rPr>
-              <w:t>分知识</w:t>
-            </w:r>
-            <w:proofErr w:type="gramEnd"/>
-            <w:r>
-              <w:rPr>
-                <w:rFonts w:ascii="Times New Roman" w:eastAsia="宋体" w:hAnsi="Times New Roman"/>
-                <w:szCs w:val="21"/>
-              </w:rPr>
-              <w:t>点</w:t>
+            <w:r>
+              <w:rPr>
+                <w:rFonts w:ascii="Times New Roman" w:eastAsia="宋体" w:hAnsi="Times New Roman"/>
+                <w:szCs w:val="21"/>
+              </w:rPr>
+              <w:t>分知识点</w:t>
             </w:r>
           </w:p>
         </w:tc>
@@ -14225,7 +14938,7 @@
                 <w:rFonts w:ascii="Times New Roman" w:eastAsia="宋体" w:hAnsi="Times New Roman"/>
                 <w:szCs w:val="21"/>
               </w:rPr>
-              <w:t>P36 4.1 4.2 4.3</w:t>
+              <w:t>P202-P203</w:t>
             </w:r>
           </w:p>
           <w:p>
@@ -14513,17 +15226,6 @@
         <w:adjustRightInd w:val="0"/>
         <w:snapToGrid w:val="0"/>
       </w:pPr>
-    </w:p>
-    <w:p>
-      <w:pPr>
-        <w:widowControl/>
-        <w:adjustRightInd w:val="0"/>
-        <w:snapToGrid w:val="0"/>
-        <w:jc w:val="left"/>
-      </w:pPr>
-      <w:r>
-        <w:br w:type="page"/>
-      </w:r>
     </w:p>
     <w:p>
       <w:pPr>
@@ -15421,10 +16123,134 @@
           <w:p>
             <w:pPr>
               <w:rPr>
-                <w:rFonts w:ascii="Times New Roman" w:eastAsia="宋体" w:hAnsi="Times New Roman"/>
-                <w:szCs w:val="21"/>
-              </w:rPr>
-            </w:pPr>
+                <w:rFonts w:ascii="Times New Roman" w:eastAsia="宋体" w:hAnsi="Times New Roman" w:hint="eastAsia"/>
+                <w:szCs w:val="21"/>
+              </w:rPr>
+            </w:pPr>
+            <w:r>
+              <w:rPr>
+                <w:rFonts w:ascii="Times New Roman" w:eastAsia="宋体" w:hAnsi="Times New Roman" w:hint="eastAsia"/>
+                <w:szCs w:val="21"/>
+              </w:rPr>
+              <w:t xml:space="preserve">1. </w:t>
+            </w:r>
+            <w:r>
+              <w:rPr>
+                <w:rFonts w:ascii="Times New Roman" w:eastAsia="宋体" w:hAnsi="Times New Roman" w:hint="eastAsia"/>
+                <w:szCs w:val="21"/>
+              </w:rPr>
+              <w:t>进度估算</w:t>
+            </w:r>
+          </w:p>
+          <w:p>
+            <w:pPr>
+              <w:rPr>
+                <w:rFonts w:ascii="Times New Roman" w:eastAsia="宋体" w:hAnsi="Times New Roman" w:hint="eastAsia"/>
+                <w:szCs w:val="21"/>
+              </w:rPr>
+            </w:pPr>
+            <w:r>
+              <w:rPr>
+                <w:rFonts w:ascii="Times New Roman" w:eastAsia="宋体" w:hAnsi="Times New Roman" w:hint="eastAsia"/>
+                <w:szCs w:val="21"/>
+              </w:rPr>
+              <w:t xml:space="preserve">2. </w:t>
+            </w:r>
+            <w:r>
+              <w:rPr>
+                <w:rFonts w:ascii="Times New Roman" w:eastAsia="宋体" w:hAnsi="Times New Roman" w:hint="eastAsia"/>
+                <w:szCs w:val="21"/>
+              </w:rPr>
+              <w:t>任务确定</w:t>
+            </w:r>
+          </w:p>
+          <w:p>
+            <w:pPr>
+              <w:rPr>
+                <w:rFonts w:ascii="Times New Roman" w:eastAsia="宋体" w:hAnsi="Times New Roman" w:hint="eastAsia"/>
+                <w:szCs w:val="21"/>
+              </w:rPr>
+            </w:pPr>
+            <w:r>
+              <w:rPr>
+                <w:rFonts w:ascii="Times New Roman" w:eastAsia="宋体" w:hAnsi="Times New Roman" w:hint="eastAsia"/>
+                <w:szCs w:val="21"/>
+              </w:rPr>
+              <w:t xml:space="preserve">3. </w:t>
+            </w:r>
+            <w:r>
+              <w:rPr>
+                <w:rFonts w:ascii="Times New Roman" w:eastAsia="宋体" w:hAnsi="Times New Roman" w:hint="eastAsia"/>
+                <w:szCs w:val="21"/>
+              </w:rPr>
+              <w:t>进度管理图示</w:t>
+            </w:r>
+          </w:p>
+          <w:p>
+            <w:pPr>
+              <w:rPr>
+                <w:rFonts w:ascii="Times New Roman" w:eastAsia="宋体" w:hAnsi="Times New Roman" w:hint="eastAsia"/>
+                <w:szCs w:val="21"/>
+              </w:rPr>
+            </w:pPr>
+            <w:r>
+              <w:rPr>
+                <w:rFonts w:ascii="Times New Roman" w:eastAsia="宋体" w:hAnsi="Times New Roman" w:hint="eastAsia"/>
+                <w:szCs w:val="21"/>
+              </w:rPr>
+              <w:t xml:space="preserve">4. </w:t>
+            </w:r>
+            <w:r>
+              <w:rPr>
+                <w:rFonts w:ascii="Times New Roman" w:eastAsia="宋体" w:hAnsi="Times New Roman" w:hint="eastAsia"/>
+                <w:szCs w:val="21"/>
+              </w:rPr>
+              <w:t>任务资源估计</w:t>
+            </w:r>
+          </w:p>
+          <w:p>
+            <w:pPr>
+              <w:rPr>
+                <w:rFonts w:ascii="Times New Roman" w:eastAsia="宋体" w:hAnsi="Times New Roman" w:hint="eastAsia"/>
+                <w:szCs w:val="21"/>
+              </w:rPr>
+            </w:pPr>
+            <w:r>
+              <w:rPr>
+                <w:rFonts w:ascii="Times New Roman" w:eastAsia="宋体" w:hAnsi="Times New Roman" w:hint="eastAsia"/>
+                <w:szCs w:val="21"/>
+              </w:rPr>
+              <w:t xml:space="preserve">5. </w:t>
+            </w:r>
+            <w:r>
+              <w:rPr>
+                <w:rFonts w:ascii="Times New Roman" w:eastAsia="宋体" w:hAnsi="Times New Roman" w:hint="eastAsia"/>
+                <w:szCs w:val="21"/>
+              </w:rPr>
+              <w:t>任务历时估计</w:t>
+            </w:r>
+          </w:p>
+          <w:p>
+            <w:pPr>
+              <w:rPr>
+                <w:rFonts w:ascii="Times New Roman" w:eastAsia="宋体" w:hAnsi="Times New Roman"/>
+                <w:szCs w:val="21"/>
+              </w:rPr>
+            </w:pPr>
+            <w:r>
+              <w:rPr>
+                <w:rFonts w:ascii="Times New Roman" w:eastAsia="宋体" w:hAnsi="Times New Roman" w:hint="eastAsia"/>
+                <w:szCs w:val="21"/>
+              </w:rPr>
+              <w:t xml:space="preserve">6. </w:t>
+            </w:r>
+            <w:r>
+              <w:rPr>
+                <w:rFonts w:ascii="Times New Roman" w:eastAsia="宋体" w:hAnsi="Times New Roman" w:hint="eastAsia"/>
+                <w:szCs w:val="21"/>
+              </w:rPr>
+              <w:t>进度计划编排方法</w:t>
+            </w:r>
           </w:p>
         </w:tc>
       </w:tr>
@@ -15648,6 +16474,42 @@
                 <w:szCs w:val="21"/>
               </w:rPr>
             </w:pPr>
+            <w:r>
+              <w:rPr>
+                <w:rFonts w:ascii="Times New Roman" w:eastAsia="宋体" w:hAnsi="Times New Roman" w:hint="eastAsia"/>
+                <w:szCs w:val="21"/>
+              </w:rPr>
+              <w:t>具备一定的</w:t>
+            </w:r>
+            <w:r>
+              <w:rPr>
+                <w:rFonts w:ascii="Times New Roman" w:eastAsia="宋体" w:hAnsi="Times New Roman" w:hint="eastAsia"/>
+                <w:szCs w:val="21"/>
+              </w:rPr>
+              <w:t>软件</w:t>
+            </w:r>
+            <w:r>
+              <w:rPr>
+                <w:rFonts w:ascii="Times New Roman" w:eastAsia="宋体" w:hAnsi="Times New Roman" w:hint="eastAsia"/>
+                <w:szCs w:val="21"/>
+              </w:rPr>
+              <w:t>开发经验；</w:t>
+            </w:r>
+          </w:p>
+          <w:p>
+            <w:pPr>
+              <w:rPr>
+                <w:rFonts w:ascii="Times New Roman" w:eastAsia="宋体" w:hAnsi="Times New Roman"/>
+                <w:szCs w:val="21"/>
+              </w:rPr>
+            </w:pPr>
+            <w:r>
+              <w:rPr>
+                <w:rFonts w:ascii="Times New Roman" w:eastAsia="宋体" w:hAnsi="Times New Roman" w:hint="eastAsia"/>
+                <w:szCs w:val="21"/>
+              </w:rPr>
+              <w:t>具备一定的软件工程知识；</w:t>
+            </w:r>
           </w:p>
         </w:tc>
       </w:tr>
@@ -16675,21 +17537,12 @@
                 <w:szCs w:val="21"/>
               </w:rPr>
             </w:pPr>
-            <w:proofErr w:type="gramStart"/>
-            <w:r>
-              <w:rPr>
-                <w:rFonts w:ascii="Times New Roman" w:eastAsia="宋体" w:hAnsi="Times New Roman"/>
-                <w:szCs w:val="21"/>
-              </w:rPr>
-              <w:t>分知识</w:t>
-            </w:r>
-            <w:proofErr w:type="gramEnd"/>
-            <w:r>
-              <w:rPr>
-                <w:rFonts w:ascii="Times New Roman" w:eastAsia="宋体" w:hAnsi="Times New Roman"/>
-                <w:szCs w:val="21"/>
-              </w:rPr>
-              <w:t>点</w:t>
+            <w:r>
+              <w:rPr>
+                <w:rFonts w:ascii="Times New Roman" w:eastAsia="宋体" w:hAnsi="Times New Roman"/>
+                <w:szCs w:val="21"/>
+              </w:rPr>
+              <w:t>分知识点</w:t>
             </w:r>
           </w:p>
         </w:tc>
@@ -16780,21 +17633,12 @@
                 <w:szCs w:val="21"/>
               </w:rPr>
             </w:pPr>
-            <w:proofErr w:type="gramStart"/>
-            <w:r>
-              <w:rPr>
-                <w:rFonts w:ascii="Times New Roman" w:eastAsia="宋体" w:hAnsi="Times New Roman"/>
-                <w:szCs w:val="21"/>
-              </w:rPr>
-              <w:t>分知识</w:t>
-            </w:r>
-            <w:proofErr w:type="gramEnd"/>
-            <w:r>
-              <w:rPr>
-                <w:rFonts w:ascii="Times New Roman" w:eastAsia="宋体" w:hAnsi="Times New Roman"/>
-                <w:szCs w:val="21"/>
-              </w:rPr>
-              <w:t>点</w:t>
+            <w:r>
+              <w:rPr>
+                <w:rFonts w:ascii="Times New Roman" w:eastAsia="宋体" w:hAnsi="Times New Roman"/>
+                <w:szCs w:val="21"/>
+              </w:rPr>
+              <w:t>分知识点</w:t>
             </w:r>
           </w:p>
         </w:tc>
@@ -17089,7 +17933,7 @@
                 <w:rFonts w:ascii="Times New Roman" w:eastAsia="宋体" w:hAnsi="Times New Roman"/>
                 <w:szCs w:val="21"/>
               </w:rPr>
-              <w:t>P36 4.1 4.2 4.3</w:t>
+              <w:t>P242-P244</w:t>
             </w:r>
           </w:p>
           <w:p>
@@ -17377,17 +18221,6 @@
         <w:adjustRightInd w:val="0"/>
         <w:snapToGrid w:val="0"/>
       </w:pPr>
-    </w:p>
-    <w:p>
-      <w:pPr>
-        <w:widowControl/>
-        <w:adjustRightInd w:val="0"/>
-        <w:snapToGrid w:val="0"/>
-        <w:jc w:val="left"/>
-      </w:pPr>
-      <w:r>
-        <w:br w:type="page"/>
-      </w:r>
     </w:p>
     <w:p>
       <w:pPr>
@@ -18293,10 +19126,134 @@
           <w:p>
             <w:pPr>
               <w:rPr>
-                <w:rFonts w:ascii="Times New Roman" w:eastAsia="宋体" w:hAnsi="Times New Roman"/>
-                <w:szCs w:val="21"/>
-              </w:rPr>
-            </w:pPr>
+                <w:rFonts w:ascii="Times New Roman" w:eastAsia="宋体" w:hAnsi="Times New Roman" w:hint="eastAsia"/>
+                <w:szCs w:val="21"/>
+              </w:rPr>
+            </w:pPr>
+            <w:r>
+              <w:rPr>
+                <w:rFonts w:ascii="Times New Roman" w:eastAsia="宋体" w:hAnsi="Times New Roman" w:hint="eastAsia"/>
+                <w:szCs w:val="21"/>
+              </w:rPr>
+              <w:t xml:space="preserve">1. </w:t>
+            </w:r>
+            <w:r>
+              <w:rPr>
+                <w:rFonts w:ascii="Times New Roman" w:eastAsia="宋体" w:hAnsi="Times New Roman" w:hint="eastAsia"/>
+                <w:szCs w:val="21"/>
+              </w:rPr>
+              <w:t>软件项目质量定义</w:t>
+            </w:r>
+          </w:p>
+          <w:p>
+            <w:pPr>
+              <w:rPr>
+                <w:rFonts w:ascii="Times New Roman" w:eastAsia="宋体" w:hAnsi="Times New Roman" w:hint="eastAsia"/>
+                <w:szCs w:val="21"/>
+              </w:rPr>
+            </w:pPr>
+            <w:r>
+              <w:rPr>
+                <w:rFonts w:ascii="Times New Roman" w:eastAsia="宋体" w:hAnsi="Times New Roman" w:hint="eastAsia"/>
+                <w:szCs w:val="21"/>
+              </w:rPr>
+              <w:t xml:space="preserve">2. </w:t>
+            </w:r>
+            <w:r>
+              <w:rPr>
+                <w:rFonts w:ascii="Times New Roman" w:eastAsia="宋体" w:hAnsi="Times New Roman" w:hint="eastAsia"/>
+                <w:szCs w:val="21"/>
+              </w:rPr>
+              <w:t>质量模型</w:t>
+            </w:r>
+          </w:p>
+          <w:p>
+            <w:pPr>
+              <w:rPr>
+                <w:rFonts w:ascii="Times New Roman" w:eastAsia="宋体" w:hAnsi="Times New Roman" w:hint="eastAsia"/>
+                <w:szCs w:val="21"/>
+              </w:rPr>
+            </w:pPr>
+            <w:r>
+              <w:rPr>
+                <w:rFonts w:ascii="Times New Roman" w:eastAsia="宋体" w:hAnsi="Times New Roman" w:hint="eastAsia"/>
+                <w:szCs w:val="21"/>
+              </w:rPr>
+              <w:t xml:space="preserve">3. </w:t>
+            </w:r>
+            <w:r>
+              <w:rPr>
+                <w:rFonts w:ascii="Times New Roman" w:eastAsia="宋体" w:hAnsi="Times New Roman" w:hint="eastAsia"/>
+                <w:szCs w:val="21"/>
+              </w:rPr>
+              <w:t>质量管理活动——质量保证和质量控制</w:t>
+            </w:r>
+          </w:p>
+          <w:p>
+            <w:pPr>
+              <w:rPr>
+                <w:rFonts w:ascii="Times New Roman" w:eastAsia="宋体" w:hAnsi="Times New Roman" w:hint="eastAsia"/>
+                <w:szCs w:val="21"/>
+              </w:rPr>
+            </w:pPr>
+            <w:r>
+              <w:rPr>
+                <w:rFonts w:ascii="Times New Roman" w:eastAsia="宋体" w:hAnsi="Times New Roman" w:hint="eastAsia"/>
+                <w:szCs w:val="21"/>
+              </w:rPr>
+              <w:t xml:space="preserve">4. </w:t>
+            </w:r>
+            <w:r>
+              <w:rPr>
+                <w:rFonts w:ascii="Times New Roman" w:eastAsia="宋体" w:hAnsi="Times New Roman" w:hint="eastAsia"/>
+                <w:szCs w:val="21"/>
+              </w:rPr>
+              <w:t>敏捷项目质量活动</w:t>
+            </w:r>
+          </w:p>
+          <w:p>
+            <w:pPr>
+              <w:rPr>
+                <w:rFonts w:ascii="Times New Roman" w:eastAsia="宋体" w:hAnsi="Times New Roman" w:hint="eastAsia"/>
+                <w:szCs w:val="21"/>
+              </w:rPr>
+            </w:pPr>
+            <w:r>
+              <w:rPr>
+                <w:rFonts w:ascii="Times New Roman" w:eastAsia="宋体" w:hAnsi="Times New Roman" w:hint="eastAsia"/>
+                <w:szCs w:val="21"/>
+              </w:rPr>
+              <w:t xml:space="preserve">5. </w:t>
+            </w:r>
+            <w:r>
+              <w:rPr>
+                <w:rFonts w:ascii="Times New Roman" w:eastAsia="宋体" w:hAnsi="Times New Roman" w:hint="eastAsia"/>
+                <w:szCs w:val="21"/>
+              </w:rPr>
+              <w:t>质量计划的编制方法</w:t>
+            </w:r>
+          </w:p>
+          <w:p>
+            <w:pPr>
+              <w:rPr>
+                <w:rFonts w:ascii="Times New Roman" w:eastAsia="宋体" w:hAnsi="Times New Roman"/>
+                <w:szCs w:val="21"/>
+              </w:rPr>
+            </w:pPr>
+            <w:r>
+              <w:rPr>
+                <w:rFonts w:ascii="Times New Roman" w:eastAsia="宋体" w:hAnsi="Times New Roman" w:hint="eastAsia"/>
+                <w:szCs w:val="21"/>
+              </w:rPr>
+              <w:t xml:space="preserve">6. </w:t>
+            </w:r>
+            <w:r>
+              <w:rPr>
+                <w:rFonts w:ascii="Times New Roman" w:eastAsia="宋体" w:hAnsi="Times New Roman" w:hint="eastAsia"/>
+                <w:szCs w:val="21"/>
+              </w:rPr>
+              <w:t>软件质量改善的建议</w:t>
+            </w:r>
           </w:p>
         </w:tc>
       </w:tr>
@@ -18520,6 +19477,42 @@
                 <w:szCs w:val="21"/>
               </w:rPr>
             </w:pPr>
+            <w:r>
+              <w:rPr>
+                <w:rFonts w:ascii="Times New Roman" w:eastAsia="宋体" w:hAnsi="Times New Roman" w:hint="eastAsia"/>
+                <w:szCs w:val="21"/>
+              </w:rPr>
+              <w:t>具备一定的</w:t>
+            </w:r>
+            <w:r>
+              <w:rPr>
+                <w:rFonts w:ascii="Times New Roman" w:eastAsia="宋体" w:hAnsi="Times New Roman" w:hint="eastAsia"/>
+                <w:szCs w:val="21"/>
+              </w:rPr>
+              <w:t>软件</w:t>
+            </w:r>
+            <w:r>
+              <w:rPr>
+                <w:rFonts w:ascii="Times New Roman" w:eastAsia="宋体" w:hAnsi="Times New Roman" w:hint="eastAsia"/>
+                <w:szCs w:val="21"/>
+              </w:rPr>
+              <w:t>开发经验；</w:t>
+            </w:r>
+          </w:p>
+          <w:p>
+            <w:pPr>
+              <w:rPr>
+                <w:rFonts w:ascii="Times New Roman" w:eastAsia="宋体" w:hAnsi="Times New Roman"/>
+                <w:szCs w:val="21"/>
+              </w:rPr>
+            </w:pPr>
+            <w:r>
+              <w:rPr>
+                <w:rFonts w:ascii="Times New Roman" w:eastAsia="宋体" w:hAnsi="Times New Roman" w:hint="eastAsia"/>
+                <w:szCs w:val="21"/>
+              </w:rPr>
+              <w:t>具备一定的软件工程知识；</w:t>
+            </w:r>
           </w:p>
         </w:tc>
       </w:tr>
@@ -19547,21 +20540,12 @@
                 <w:szCs w:val="21"/>
               </w:rPr>
             </w:pPr>
-            <w:proofErr w:type="gramStart"/>
-            <w:r>
-              <w:rPr>
-                <w:rFonts w:ascii="Times New Roman" w:eastAsia="宋体" w:hAnsi="Times New Roman"/>
-                <w:szCs w:val="21"/>
-              </w:rPr>
-              <w:t>分知识</w:t>
-            </w:r>
-            <w:proofErr w:type="gramEnd"/>
-            <w:r>
-              <w:rPr>
-                <w:rFonts w:ascii="Times New Roman" w:eastAsia="宋体" w:hAnsi="Times New Roman"/>
-                <w:szCs w:val="21"/>
-              </w:rPr>
-              <w:t>点</w:t>
+            <w:r>
+              <w:rPr>
+                <w:rFonts w:ascii="Times New Roman" w:eastAsia="宋体" w:hAnsi="Times New Roman"/>
+                <w:szCs w:val="21"/>
+              </w:rPr>
+              <w:t>分知识点</w:t>
             </w:r>
           </w:p>
         </w:tc>
@@ -19652,21 +20636,12 @@
                 <w:szCs w:val="21"/>
               </w:rPr>
             </w:pPr>
-            <w:proofErr w:type="gramStart"/>
-            <w:r>
-              <w:rPr>
-                <w:rFonts w:ascii="Times New Roman" w:eastAsia="宋体" w:hAnsi="Times New Roman"/>
-                <w:szCs w:val="21"/>
-              </w:rPr>
-              <w:t>分知识</w:t>
-            </w:r>
-            <w:proofErr w:type="gramEnd"/>
-            <w:r>
-              <w:rPr>
-                <w:rFonts w:ascii="Times New Roman" w:eastAsia="宋体" w:hAnsi="Times New Roman"/>
-                <w:szCs w:val="21"/>
-              </w:rPr>
-              <w:t>点</w:t>
+            <w:r>
+              <w:rPr>
+                <w:rFonts w:ascii="Times New Roman" w:eastAsia="宋体" w:hAnsi="Times New Roman"/>
+                <w:szCs w:val="21"/>
+              </w:rPr>
+              <w:t>分知识点</w:t>
             </w:r>
           </w:p>
         </w:tc>
@@ -19961,7 +20936,7 @@
                 <w:rFonts w:ascii="Times New Roman" w:eastAsia="宋体" w:hAnsi="Times New Roman"/>
                 <w:szCs w:val="21"/>
               </w:rPr>
-              <w:t>P36 4.1 4.2 4.3</w:t>
+              <w:t>P268-P269</w:t>
             </w:r>
           </w:p>
           <w:p>
@@ -20249,17 +21224,6 @@
         <w:adjustRightInd w:val="0"/>
         <w:snapToGrid w:val="0"/>
       </w:pPr>
-    </w:p>
-    <w:p>
-      <w:pPr>
-        <w:widowControl/>
-        <w:adjustRightInd w:val="0"/>
-        <w:snapToGrid w:val="0"/>
-        <w:jc w:val="left"/>
-      </w:pPr>
-      <w:r>
-        <w:br w:type="page"/>
-      </w:r>
     </w:p>
     <w:p>
       <w:pPr>
@@ -21165,10 +22129,134 @@
           <w:p>
             <w:pPr>
               <w:rPr>
-                <w:rFonts w:ascii="Times New Roman" w:eastAsia="宋体" w:hAnsi="Times New Roman"/>
-                <w:szCs w:val="21"/>
-              </w:rPr>
-            </w:pPr>
+                <w:rFonts w:ascii="Times New Roman" w:eastAsia="宋体" w:hAnsi="Times New Roman" w:hint="eastAsia"/>
+                <w:szCs w:val="21"/>
+              </w:rPr>
+            </w:pPr>
+            <w:r>
+              <w:rPr>
+                <w:rFonts w:ascii="Times New Roman" w:eastAsia="宋体" w:hAnsi="Times New Roman" w:hint="eastAsia"/>
+                <w:szCs w:val="21"/>
+              </w:rPr>
+              <w:t xml:space="preserve">1. </w:t>
+            </w:r>
+            <w:r>
+              <w:rPr>
+                <w:rFonts w:ascii="Times New Roman" w:eastAsia="宋体" w:hAnsi="Times New Roman" w:hint="eastAsia"/>
+                <w:szCs w:val="21"/>
+              </w:rPr>
+              <w:t>配置管理基本概念</w:t>
+            </w:r>
+          </w:p>
+          <w:p>
+            <w:pPr>
+              <w:rPr>
+                <w:rFonts w:ascii="Times New Roman" w:eastAsia="宋体" w:hAnsi="Times New Roman" w:hint="eastAsia"/>
+                <w:szCs w:val="21"/>
+              </w:rPr>
+            </w:pPr>
+            <w:r>
+              <w:rPr>
+                <w:rFonts w:ascii="Times New Roman" w:eastAsia="宋体" w:hAnsi="Times New Roman" w:hint="eastAsia"/>
+                <w:szCs w:val="21"/>
+              </w:rPr>
+              <w:t xml:space="preserve">2. </w:t>
+            </w:r>
+            <w:r>
+              <w:rPr>
+                <w:rFonts w:ascii="Times New Roman" w:eastAsia="宋体" w:hAnsi="Times New Roman" w:hint="eastAsia"/>
+                <w:szCs w:val="21"/>
+              </w:rPr>
+              <w:t>配置项和基线</w:t>
+            </w:r>
+          </w:p>
+          <w:p>
+            <w:pPr>
+              <w:rPr>
+                <w:rFonts w:ascii="Times New Roman" w:eastAsia="宋体" w:hAnsi="Times New Roman" w:hint="eastAsia"/>
+                <w:szCs w:val="21"/>
+              </w:rPr>
+            </w:pPr>
+            <w:r>
+              <w:rPr>
+                <w:rFonts w:ascii="Times New Roman" w:eastAsia="宋体" w:hAnsi="Times New Roman" w:hint="eastAsia"/>
+                <w:szCs w:val="21"/>
+              </w:rPr>
+              <w:t xml:space="preserve">3. </w:t>
+            </w:r>
+            <w:r>
+              <w:rPr>
+                <w:rFonts w:ascii="Times New Roman" w:eastAsia="宋体" w:hAnsi="Times New Roman" w:hint="eastAsia"/>
+                <w:szCs w:val="21"/>
+              </w:rPr>
+              <w:t>配置管理在软件开发中的作用</w:t>
+            </w:r>
+          </w:p>
+          <w:p>
+            <w:pPr>
+              <w:rPr>
+                <w:rFonts w:ascii="Times New Roman" w:eastAsia="宋体" w:hAnsi="Times New Roman" w:hint="eastAsia"/>
+                <w:szCs w:val="21"/>
+              </w:rPr>
+            </w:pPr>
+            <w:r>
+              <w:rPr>
+                <w:rFonts w:ascii="Times New Roman" w:eastAsia="宋体" w:hAnsi="Times New Roman" w:hint="eastAsia"/>
+                <w:szCs w:val="21"/>
+              </w:rPr>
+              <w:t xml:space="preserve">4. </w:t>
+            </w:r>
+            <w:r>
+              <w:rPr>
+                <w:rFonts w:ascii="Times New Roman" w:eastAsia="宋体" w:hAnsi="Times New Roman" w:hint="eastAsia"/>
+                <w:szCs w:val="21"/>
+              </w:rPr>
+              <w:t>配置管理过程</w:t>
+            </w:r>
+          </w:p>
+          <w:p>
+            <w:pPr>
+              <w:rPr>
+                <w:rFonts w:ascii="Times New Roman" w:eastAsia="宋体" w:hAnsi="Times New Roman" w:hint="eastAsia"/>
+                <w:szCs w:val="21"/>
+              </w:rPr>
+            </w:pPr>
+            <w:r>
+              <w:rPr>
+                <w:rFonts w:ascii="Times New Roman" w:eastAsia="宋体" w:hAnsi="Times New Roman" w:hint="eastAsia"/>
+                <w:szCs w:val="21"/>
+              </w:rPr>
+              <w:t xml:space="preserve">5. </w:t>
+            </w:r>
+            <w:r>
+              <w:rPr>
+                <w:rFonts w:ascii="Times New Roman" w:eastAsia="宋体" w:hAnsi="Times New Roman" w:hint="eastAsia"/>
+                <w:szCs w:val="21"/>
+              </w:rPr>
+              <w:t>敏捷项目的配置管理</w:t>
+            </w:r>
+          </w:p>
+          <w:p>
+            <w:pPr>
+              <w:rPr>
+                <w:rFonts w:ascii="Times New Roman" w:eastAsia="宋体" w:hAnsi="Times New Roman"/>
+                <w:szCs w:val="21"/>
+              </w:rPr>
+            </w:pPr>
+            <w:r>
+              <w:rPr>
+                <w:rFonts w:ascii="Times New Roman" w:eastAsia="宋体" w:hAnsi="Times New Roman" w:hint="eastAsia"/>
+                <w:szCs w:val="21"/>
+              </w:rPr>
+              <w:t xml:space="preserve">6. </w:t>
+            </w:r>
+            <w:r>
+              <w:rPr>
+                <w:rFonts w:ascii="Times New Roman" w:eastAsia="宋体" w:hAnsi="Times New Roman" w:hint="eastAsia"/>
+                <w:szCs w:val="21"/>
+              </w:rPr>
+              <w:t>配置管理工具介绍</w:t>
+            </w:r>
           </w:p>
         </w:tc>
       </w:tr>
@@ -21392,6 +22480,42 @@
                 <w:szCs w:val="21"/>
               </w:rPr>
             </w:pPr>
+            <w:r>
+              <w:rPr>
+                <w:rFonts w:ascii="Times New Roman" w:eastAsia="宋体" w:hAnsi="Times New Roman" w:hint="eastAsia"/>
+                <w:szCs w:val="21"/>
+              </w:rPr>
+              <w:t>具备一定的</w:t>
+            </w:r>
+            <w:r>
+              <w:rPr>
+                <w:rFonts w:ascii="Times New Roman" w:eastAsia="宋体" w:hAnsi="Times New Roman" w:hint="eastAsia"/>
+                <w:szCs w:val="21"/>
+              </w:rPr>
+              <w:t>软件</w:t>
+            </w:r>
+            <w:r>
+              <w:rPr>
+                <w:rFonts w:ascii="Times New Roman" w:eastAsia="宋体" w:hAnsi="Times New Roman" w:hint="eastAsia"/>
+                <w:szCs w:val="21"/>
+              </w:rPr>
+              <w:t>开发经验；</w:t>
+            </w:r>
+          </w:p>
+          <w:p>
+            <w:pPr>
+              <w:rPr>
+                <w:rFonts w:ascii="Times New Roman" w:eastAsia="宋体" w:hAnsi="Times New Roman"/>
+                <w:szCs w:val="21"/>
+              </w:rPr>
+            </w:pPr>
+            <w:r>
+              <w:rPr>
+                <w:rFonts w:ascii="Times New Roman" w:eastAsia="宋体" w:hAnsi="Times New Roman" w:hint="eastAsia"/>
+                <w:szCs w:val="21"/>
+              </w:rPr>
+              <w:t>具备一定的软件工程知识；</w:t>
+            </w:r>
           </w:p>
         </w:tc>
       </w:tr>
@@ -22419,21 +23543,12 @@
                 <w:szCs w:val="21"/>
               </w:rPr>
             </w:pPr>
-            <w:proofErr w:type="gramStart"/>
-            <w:r>
-              <w:rPr>
-                <w:rFonts w:ascii="Times New Roman" w:eastAsia="宋体" w:hAnsi="Times New Roman"/>
-                <w:szCs w:val="21"/>
-              </w:rPr>
-              <w:t>分知识</w:t>
-            </w:r>
-            <w:proofErr w:type="gramEnd"/>
-            <w:r>
-              <w:rPr>
-                <w:rFonts w:ascii="Times New Roman" w:eastAsia="宋体" w:hAnsi="Times New Roman"/>
-                <w:szCs w:val="21"/>
-              </w:rPr>
-              <w:t>点</w:t>
+            <w:r>
+              <w:rPr>
+                <w:rFonts w:ascii="Times New Roman" w:eastAsia="宋体" w:hAnsi="Times New Roman"/>
+                <w:szCs w:val="21"/>
+              </w:rPr>
+              <w:t>分知识点</w:t>
             </w:r>
           </w:p>
         </w:tc>
@@ -22524,21 +23639,12 @@
                 <w:szCs w:val="21"/>
               </w:rPr>
             </w:pPr>
-            <w:proofErr w:type="gramStart"/>
-            <w:r>
-              <w:rPr>
-                <w:rFonts w:ascii="Times New Roman" w:eastAsia="宋体" w:hAnsi="Times New Roman"/>
-                <w:szCs w:val="21"/>
-              </w:rPr>
-              <w:t>分知识</w:t>
-            </w:r>
-            <w:proofErr w:type="gramEnd"/>
-            <w:r>
-              <w:rPr>
-                <w:rFonts w:ascii="Times New Roman" w:eastAsia="宋体" w:hAnsi="Times New Roman"/>
-                <w:szCs w:val="21"/>
-              </w:rPr>
-              <w:t>点</w:t>
+            <w:r>
+              <w:rPr>
+                <w:rFonts w:ascii="Times New Roman" w:eastAsia="宋体" w:hAnsi="Times New Roman"/>
+                <w:szCs w:val="21"/>
+              </w:rPr>
+              <w:t>分知识点</w:t>
             </w:r>
           </w:p>
         </w:tc>
@@ -22833,7 +23939,7 @@
                 <w:rFonts w:ascii="Times New Roman" w:eastAsia="宋体" w:hAnsi="Times New Roman"/>
                 <w:szCs w:val="21"/>
               </w:rPr>
-              <w:t>P36 4.1 4.2 4.3</w:t>
+              <w:t>P298-P299</w:t>
             </w:r>
           </w:p>
           <w:p>
@@ -23121,17 +24227,6 @@
         <w:adjustRightInd w:val="0"/>
         <w:snapToGrid w:val="0"/>
       </w:pPr>
-    </w:p>
-    <w:p>
-      <w:pPr>
-        <w:widowControl/>
-        <w:adjustRightInd w:val="0"/>
-        <w:snapToGrid w:val="0"/>
-        <w:jc w:val="left"/>
-      </w:pPr>
-      <w:r>
-        <w:br w:type="page"/>
-      </w:r>
     </w:p>
     <w:p>
       <w:pPr>
@@ -24029,10 +25124,90 @@
           <w:p>
             <w:pPr>
               <w:rPr>
-                <w:rFonts w:ascii="Times New Roman" w:eastAsia="宋体" w:hAnsi="Times New Roman"/>
-                <w:szCs w:val="21"/>
-              </w:rPr>
-            </w:pPr>
+                <w:rFonts w:ascii="Times New Roman" w:eastAsia="宋体" w:hAnsi="Times New Roman" w:hint="eastAsia"/>
+                <w:szCs w:val="21"/>
+              </w:rPr>
+            </w:pPr>
+            <w:r>
+              <w:rPr>
+                <w:rFonts w:ascii="Times New Roman" w:eastAsia="宋体" w:hAnsi="Times New Roman" w:hint="eastAsia"/>
+                <w:szCs w:val="21"/>
+              </w:rPr>
+              <w:t xml:space="preserve">1. </w:t>
+            </w:r>
+            <w:r>
+              <w:rPr>
+                <w:rFonts w:ascii="Times New Roman" w:eastAsia="宋体" w:hAnsi="Times New Roman" w:hint="eastAsia"/>
+                <w:szCs w:val="21"/>
+              </w:rPr>
+              <w:t>人力资源概念</w:t>
+            </w:r>
+          </w:p>
+          <w:p>
+            <w:pPr>
+              <w:rPr>
+                <w:rFonts w:ascii="Times New Roman" w:eastAsia="宋体" w:hAnsi="Times New Roman" w:hint="eastAsia"/>
+                <w:szCs w:val="21"/>
+              </w:rPr>
+            </w:pPr>
+            <w:r>
+              <w:rPr>
+                <w:rFonts w:ascii="Times New Roman" w:eastAsia="宋体" w:hAnsi="Times New Roman" w:hint="eastAsia"/>
+                <w:szCs w:val="21"/>
+              </w:rPr>
+              <w:t xml:space="preserve">2. </w:t>
+            </w:r>
+            <w:r>
+              <w:rPr>
+                <w:rFonts w:ascii="Times New Roman" w:eastAsia="宋体" w:hAnsi="Times New Roman" w:hint="eastAsia"/>
+                <w:szCs w:val="21"/>
+              </w:rPr>
+              <w:t>项目干系人管理</w:t>
+            </w:r>
+          </w:p>
+          <w:p>
+            <w:pPr>
+              <w:rPr>
+                <w:rFonts w:ascii="Times New Roman" w:eastAsia="宋体" w:hAnsi="Times New Roman" w:hint="eastAsia"/>
+                <w:szCs w:val="21"/>
+              </w:rPr>
+            </w:pPr>
+            <w:r>
+              <w:rPr>
+                <w:rFonts w:ascii="Times New Roman" w:eastAsia="宋体" w:hAnsi="Times New Roman" w:hint="eastAsia"/>
+                <w:szCs w:val="21"/>
+              </w:rPr>
+              <w:t xml:space="preserve">3. </w:t>
+            </w:r>
+            <w:r>
+              <w:rPr>
+                <w:rFonts w:ascii="Times New Roman" w:eastAsia="宋体" w:hAnsi="Times New Roman" w:hint="eastAsia"/>
+                <w:szCs w:val="21"/>
+              </w:rPr>
+              <w:t>沟通方法</w:t>
+            </w:r>
+          </w:p>
+          <w:p>
+            <w:pPr>
+              <w:rPr>
+                <w:rFonts w:ascii="Times New Roman" w:eastAsia="宋体" w:hAnsi="Times New Roman"/>
+                <w:szCs w:val="21"/>
+              </w:rPr>
+            </w:pPr>
+            <w:r>
+              <w:rPr>
+                <w:rFonts w:ascii="Times New Roman" w:eastAsia="宋体" w:hAnsi="Times New Roman" w:hint="eastAsia"/>
+                <w:szCs w:val="21"/>
+              </w:rPr>
+              <w:t xml:space="preserve">4. </w:t>
+            </w:r>
+            <w:r>
+              <w:rPr>
+                <w:rFonts w:ascii="Times New Roman" w:eastAsia="宋体" w:hAnsi="Times New Roman" w:hint="eastAsia"/>
+                <w:szCs w:val="21"/>
+              </w:rPr>
+              <w:t>敏捷团队管理介绍</w:t>
+            </w:r>
           </w:p>
         </w:tc>
       </w:tr>
@@ -24256,6 +25431,42 @@
                 <w:szCs w:val="21"/>
               </w:rPr>
             </w:pPr>
+            <w:r>
+              <w:rPr>
+                <w:rFonts w:ascii="Times New Roman" w:eastAsia="宋体" w:hAnsi="Times New Roman" w:hint="eastAsia"/>
+                <w:szCs w:val="21"/>
+              </w:rPr>
+              <w:t>具备一定的</w:t>
+            </w:r>
+            <w:r>
+              <w:rPr>
+                <w:rFonts w:ascii="Times New Roman" w:eastAsia="宋体" w:hAnsi="Times New Roman" w:hint="eastAsia"/>
+                <w:szCs w:val="21"/>
+              </w:rPr>
+              <w:t>软件</w:t>
+            </w:r>
+            <w:r>
+              <w:rPr>
+                <w:rFonts w:ascii="Times New Roman" w:eastAsia="宋体" w:hAnsi="Times New Roman" w:hint="eastAsia"/>
+                <w:szCs w:val="21"/>
+              </w:rPr>
+              <w:t>开发经验；</w:t>
+            </w:r>
+          </w:p>
+          <w:p>
+            <w:pPr>
+              <w:rPr>
+                <w:rFonts w:ascii="Times New Roman" w:eastAsia="宋体" w:hAnsi="Times New Roman"/>
+                <w:szCs w:val="21"/>
+              </w:rPr>
+            </w:pPr>
+            <w:r>
+              <w:rPr>
+                <w:rFonts w:ascii="Times New Roman" w:eastAsia="宋体" w:hAnsi="Times New Roman" w:hint="eastAsia"/>
+                <w:szCs w:val="21"/>
+              </w:rPr>
+              <w:t>具备一定的软件工程知识；</w:t>
+            </w:r>
           </w:p>
         </w:tc>
       </w:tr>
@@ -25283,21 +26494,12 @@
                 <w:szCs w:val="21"/>
               </w:rPr>
             </w:pPr>
-            <w:proofErr w:type="gramStart"/>
-            <w:r>
-              <w:rPr>
-                <w:rFonts w:ascii="Times New Roman" w:eastAsia="宋体" w:hAnsi="Times New Roman"/>
-                <w:szCs w:val="21"/>
-              </w:rPr>
-              <w:t>分知识</w:t>
-            </w:r>
-            <w:proofErr w:type="gramEnd"/>
-            <w:r>
-              <w:rPr>
-                <w:rFonts w:ascii="Times New Roman" w:eastAsia="宋体" w:hAnsi="Times New Roman"/>
-                <w:szCs w:val="21"/>
-              </w:rPr>
-              <w:t>点</w:t>
+            <w:r>
+              <w:rPr>
+                <w:rFonts w:ascii="Times New Roman" w:eastAsia="宋体" w:hAnsi="Times New Roman"/>
+                <w:szCs w:val="21"/>
+              </w:rPr>
+              <w:t>分知识点</w:t>
             </w:r>
           </w:p>
         </w:tc>
@@ -25388,21 +26590,12 @@
                 <w:szCs w:val="21"/>
               </w:rPr>
             </w:pPr>
-            <w:proofErr w:type="gramStart"/>
-            <w:r>
-              <w:rPr>
-                <w:rFonts w:ascii="Times New Roman" w:eastAsia="宋体" w:hAnsi="Times New Roman"/>
-                <w:szCs w:val="21"/>
-              </w:rPr>
-              <w:t>分知识</w:t>
-            </w:r>
-            <w:proofErr w:type="gramEnd"/>
-            <w:r>
-              <w:rPr>
-                <w:rFonts w:ascii="Times New Roman" w:eastAsia="宋体" w:hAnsi="Times New Roman"/>
-                <w:szCs w:val="21"/>
-              </w:rPr>
-              <w:t>点</w:t>
+            <w:r>
+              <w:rPr>
+                <w:rFonts w:ascii="Times New Roman" w:eastAsia="宋体" w:hAnsi="Times New Roman"/>
+                <w:szCs w:val="21"/>
+              </w:rPr>
+              <w:t>分知识点</w:t>
             </w:r>
           </w:p>
         </w:tc>
@@ -25697,7 +26890,7 @@
                 <w:rFonts w:ascii="Times New Roman" w:eastAsia="宋体" w:hAnsi="Times New Roman"/>
                 <w:szCs w:val="21"/>
               </w:rPr>
-              <w:t>P36 4.1 4.2 4.3</w:t>
+              <w:t>P327-P328</w:t>
             </w:r>
           </w:p>
           <w:p>
@@ -25985,17 +27178,6 @@
         <w:adjustRightInd w:val="0"/>
         <w:snapToGrid w:val="0"/>
       </w:pPr>
-    </w:p>
-    <w:p>
-      <w:pPr>
-        <w:widowControl/>
-        <w:adjustRightInd w:val="0"/>
-        <w:snapToGrid w:val="0"/>
-        <w:jc w:val="left"/>
-      </w:pPr>
-      <w:r>
-        <w:br w:type="page"/>
-      </w:r>
     </w:p>
     <w:p>
       <w:pPr>
@@ -26899,10 +28081,156 @@
           <w:p>
             <w:pPr>
               <w:rPr>
-                <w:rFonts w:ascii="Times New Roman" w:eastAsia="宋体" w:hAnsi="Times New Roman"/>
-                <w:szCs w:val="21"/>
-              </w:rPr>
-            </w:pPr>
+                <w:rFonts w:ascii="Times New Roman" w:eastAsia="宋体" w:hAnsi="Times New Roman" w:hint="eastAsia"/>
+                <w:szCs w:val="21"/>
+              </w:rPr>
+            </w:pPr>
+            <w:r>
+              <w:rPr>
+                <w:rFonts w:ascii="Times New Roman" w:eastAsia="宋体" w:hAnsi="Times New Roman" w:hint="eastAsia"/>
+                <w:szCs w:val="21"/>
+              </w:rPr>
+              <w:t xml:space="preserve">1. </w:t>
+            </w:r>
+            <w:r>
+              <w:rPr>
+                <w:rFonts w:ascii="Times New Roman" w:eastAsia="宋体" w:hAnsi="Times New Roman" w:hint="eastAsia"/>
+                <w:szCs w:val="21"/>
+              </w:rPr>
+              <w:t>风险定义</w:t>
+            </w:r>
+          </w:p>
+          <w:p>
+            <w:pPr>
+              <w:rPr>
+                <w:rFonts w:ascii="Times New Roman" w:eastAsia="宋体" w:hAnsi="Times New Roman" w:hint="eastAsia"/>
+                <w:szCs w:val="21"/>
+              </w:rPr>
+            </w:pPr>
+            <w:r>
+              <w:rPr>
+                <w:rFonts w:ascii="Times New Roman" w:eastAsia="宋体" w:hAnsi="Times New Roman" w:hint="eastAsia"/>
+                <w:szCs w:val="21"/>
+              </w:rPr>
+              <w:t xml:space="preserve">2. </w:t>
+            </w:r>
+            <w:r>
+              <w:rPr>
+                <w:rFonts w:ascii="Times New Roman" w:eastAsia="宋体" w:hAnsi="Times New Roman" w:hint="eastAsia"/>
+                <w:szCs w:val="21"/>
+              </w:rPr>
+              <w:t>风险管理过程</w:t>
+            </w:r>
+          </w:p>
+          <w:p>
+            <w:pPr>
+              <w:rPr>
+                <w:rFonts w:ascii="Times New Roman" w:eastAsia="宋体" w:hAnsi="Times New Roman" w:hint="eastAsia"/>
+                <w:szCs w:val="21"/>
+              </w:rPr>
+            </w:pPr>
+            <w:r>
+              <w:rPr>
+                <w:rFonts w:ascii="Times New Roman" w:eastAsia="宋体" w:hAnsi="Times New Roman" w:hint="eastAsia"/>
+                <w:szCs w:val="21"/>
+              </w:rPr>
+              <w:t xml:space="preserve">3. </w:t>
+            </w:r>
+            <w:r>
+              <w:rPr>
+                <w:rFonts w:ascii="Times New Roman" w:eastAsia="宋体" w:hAnsi="Times New Roman" w:hint="eastAsia"/>
+                <w:szCs w:val="21"/>
+              </w:rPr>
+              <w:t>风险识别</w:t>
+            </w:r>
+          </w:p>
+          <w:p>
+            <w:pPr>
+              <w:rPr>
+                <w:rFonts w:ascii="Times New Roman" w:eastAsia="宋体" w:hAnsi="Times New Roman" w:hint="eastAsia"/>
+                <w:szCs w:val="21"/>
+              </w:rPr>
+            </w:pPr>
+            <w:r>
+              <w:rPr>
+                <w:rFonts w:ascii="Times New Roman" w:eastAsia="宋体" w:hAnsi="Times New Roman" w:hint="eastAsia"/>
+                <w:szCs w:val="21"/>
+              </w:rPr>
+              <w:t xml:space="preserve">4. </w:t>
+            </w:r>
+            <w:r>
+              <w:rPr>
+                <w:rFonts w:ascii="Times New Roman" w:eastAsia="宋体" w:hAnsi="Times New Roman" w:hint="eastAsia"/>
+                <w:szCs w:val="21"/>
+              </w:rPr>
+              <w:t>风险评估</w:t>
+            </w:r>
+          </w:p>
+          <w:p>
+            <w:pPr>
+              <w:rPr>
+                <w:rFonts w:ascii="Times New Roman" w:eastAsia="宋体" w:hAnsi="Times New Roman" w:hint="eastAsia"/>
+                <w:szCs w:val="21"/>
+              </w:rPr>
+            </w:pPr>
+            <w:r>
+              <w:rPr>
+                <w:rFonts w:ascii="Times New Roman" w:eastAsia="宋体" w:hAnsi="Times New Roman" w:hint="eastAsia"/>
+                <w:szCs w:val="21"/>
+              </w:rPr>
+              <w:t xml:space="preserve">5. </w:t>
+            </w:r>
+            <w:r>
+              <w:rPr>
+                <w:rFonts w:ascii="Times New Roman" w:eastAsia="宋体" w:hAnsi="Times New Roman" w:hint="eastAsia"/>
+                <w:szCs w:val="21"/>
+              </w:rPr>
+              <w:t>风险应对策略</w:t>
+            </w:r>
+          </w:p>
+          <w:p>
+            <w:pPr>
+              <w:rPr>
+                <w:rFonts w:ascii="Times New Roman" w:eastAsia="宋体" w:hAnsi="Times New Roman" w:hint="eastAsia"/>
+                <w:szCs w:val="21"/>
+              </w:rPr>
+            </w:pPr>
+            <w:r>
+              <w:rPr>
+                <w:rFonts w:ascii="Times New Roman" w:eastAsia="宋体" w:hAnsi="Times New Roman" w:hint="eastAsia"/>
+                <w:szCs w:val="21"/>
+              </w:rPr>
+              <w:t xml:space="preserve">6. </w:t>
+            </w:r>
+            <w:r>
+              <w:rPr>
+                <w:rFonts w:ascii="Times New Roman" w:eastAsia="宋体" w:hAnsi="Times New Roman" w:hint="eastAsia"/>
+                <w:szCs w:val="21"/>
+              </w:rPr>
+              <w:t>风险规划</w:t>
+            </w:r>
+          </w:p>
+          <w:p>
+            <w:pPr>
+              <w:rPr>
+                <w:rFonts w:ascii="Times New Roman" w:eastAsia="宋体" w:hAnsi="Times New Roman"/>
+                <w:szCs w:val="21"/>
+              </w:rPr>
+            </w:pPr>
+            <w:r>
+              <w:rPr>
+                <w:rFonts w:ascii="Times New Roman" w:eastAsia="宋体" w:hAnsi="Times New Roman" w:hint="eastAsia"/>
+                <w:szCs w:val="21"/>
+              </w:rPr>
+              <w:t xml:space="preserve">7. </w:t>
+            </w:r>
+            <w:r>
+              <w:rPr>
+                <w:rFonts w:ascii="Times New Roman" w:eastAsia="宋体" w:hAnsi="Times New Roman" w:hint="eastAsia"/>
+                <w:szCs w:val="21"/>
+              </w:rPr>
+              <w:t>敏捷项目风险规划</w:t>
+            </w:r>
           </w:p>
         </w:tc>
       </w:tr>
@@ -27126,6 +28454,42 @@
                 <w:szCs w:val="21"/>
               </w:rPr>
             </w:pPr>
+            <w:r>
+              <w:rPr>
+                <w:rFonts w:ascii="Times New Roman" w:eastAsia="宋体" w:hAnsi="Times New Roman" w:hint="eastAsia"/>
+                <w:szCs w:val="21"/>
+              </w:rPr>
+              <w:t>具备一定的</w:t>
+            </w:r>
+            <w:r>
+              <w:rPr>
+                <w:rFonts w:ascii="Times New Roman" w:eastAsia="宋体" w:hAnsi="Times New Roman" w:hint="eastAsia"/>
+                <w:szCs w:val="21"/>
+              </w:rPr>
+              <w:t>软件</w:t>
+            </w:r>
+            <w:r>
+              <w:rPr>
+                <w:rFonts w:ascii="Times New Roman" w:eastAsia="宋体" w:hAnsi="Times New Roman" w:hint="eastAsia"/>
+                <w:szCs w:val="21"/>
+              </w:rPr>
+              <w:t>开发经验；</w:t>
+            </w:r>
+          </w:p>
+          <w:p>
+            <w:pPr>
+              <w:rPr>
+                <w:rFonts w:ascii="Times New Roman" w:eastAsia="宋体" w:hAnsi="Times New Roman"/>
+                <w:szCs w:val="21"/>
+              </w:rPr>
+            </w:pPr>
+            <w:r>
+              <w:rPr>
+                <w:rFonts w:ascii="Times New Roman" w:eastAsia="宋体" w:hAnsi="Times New Roman" w:hint="eastAsia"/>
+                <w:szCs w:val="21"/>
+              </w:rPr>
+              <w:t>具备一定的软件工程知识；</w:t>
+            </w:r>
           </w:p>
         </w:tc>
       </w:tr>
@@ -28153,21 +29517,12 @@
                 <w:szCs w:val="21"/>
               </w:rPr>
             </w:pPr>
-            <w:proofErr w:type="gramStart"/>
-            <w:r>
-              <w:rPr>
-                <w:rFonts w:ascii="Times New Roman" w:eastAsia="宋体" w:hAnsi="Times New Roman"/>
-                <w:szCs w:val="21"/>
-              </w:rPr>
-              <w:t>分知识</w:t>
-            </w:r>
-            <w:proofErr w:type="gramEnd"/>
-            <w:r>
-              <w:rPr>
-                <w:rFonts w:ascii="Times New Roman" w:eastAsia="宋体" w:hAnsi="Times New Roman"/>
-                <w:szCs w:val="21"/>
-              </w:rPr>
-              <w:t>点</w:t>
+            <w:r>
+              <w:rPr>
+                <w:rFonts w:ascii="Times New Roman" w:eastAsia="宋体" w:hAnsi="Times New Roman"/>
+                <w:szCs w:val="21"/>
+              </w:rPr>
+              <w:t>分知识点</w:t>
             </w:r>
           </w:p>
         </w:tc>
@@ -28258,21 +29613,12 @@
                 <w:szCs w:val="21"/>
               </w:rPr>
             </w:pPr>
-            <w:proofErr w:type="gramStart"/>
-            <w:r>
-              <w:rPr>
-                <w:rFonts w:ascii="Times New Roman" w:eastAsia="宋体" w:hAnsi="Times New Roman"/>
-                <w:szCs w:val="21"/>
-              </w:rPr>
-              <w:t>分知识</w:t>
-            </w:r>
-            <w:proofErr w:type="gramEnd"/>
-            <w:r>
-              <w:rPr>
-                <w:rFonts w:ascii="Times New Roman" w:eastAsia="宋体" w:hAnsi="Times New Roman"/>
-                <w:szCs w:val="21"/>
-              </w:rPr>
-              <w:t>点</w:t>
+            <w:r>
+              <w:rPr>
+                <w:rFonts w:ascii="Times New Roman" w:eastAsia="宋体" w:hAnsi="Times New Roman"/>
+                <w:szCs w:val="21"/>
+              </w:rPr>
+              <w:t>分知识点</w:t>
             </w:r>
           </w:p>
         </w:tc>
@@ -28567,7 +29913,7 @@
                 <w:rFonts w:ascii="Times New Roman" w:eastAsia="宋体" w:hAnsi="Times New Roman"/>
                 <w:szCs w:val="21"/>
               </w:rPr>
-              <w:t>P36 4.1 4.2 4.3</w:t>
+              <w:t>P348-P349</w:t>
             </w:r>
           </w:p>
           <w:p>
@@ -28855,17 +30201,6 @@
         <w:adjustRightInd w:val="0"/>
         <w:snapToGrid w:val="0"/>
       </w:pPr>
-    </w:p>
-    <w:p>
-      <w:pPr>
-        <w:widowControl/>
-        <w:adjustRightInd w:val="0"/>
-        <w:snapToGrid w:val="0"/>
-        <w:jc w:val="left"/>
-      </w:pPr>
-      <w:r>
-        <w:br w:type="page"/>
-      </w:r>
     </w:p>
     <w:p>
       <w:pPr>
@@ -29769,10 +31104,112 @@
           <w:p>
             <w:pPr>
               <w:rPr>
-                <w:rFonts w:ascii="Times New Roman" w:eastAsia="宋体" w:hAnsi="Times New Roman"/>
-                <w:szCs w:val="21"/>
-              </w:rPr>
-            </w:pPr>
+                <w:rFonts w:ascii="Times New Roman" w:eastAsia="宋体" w:hAnsi="Times New Roman" w:hint="eastAsia"/>
+                <w:szCs w:val="21"/>
+              </w:rPr>
+            </w:pPr>
+            <w:r>
+              <w:rPr>
+                <w:rFonts w:ascii="Times New Roman" w:eastAsia="宋体" w:hAnsi="Times New Roman" w:hint="eastAsia"/>
+                <w:szCs w:val="21"/>
+              </w:rPr>
+              <w:t xml:space="preserve">1. </w:t>
+            </w:r>
+            <w:r>
+              <w:rPr>
+                <w:rFonts w:ascii="Times New Roman" w:eastAsia="宋体" w:hAnsi="Times New Roman" w:hint="eastAsia"/>
+                <w:szCs w:val="21"/>
+              </w:rPr>
+              <w:t>项目采购</w:t>
+            </w:r>
+          </w:p>
+          <w:p>
+            <w:pPr>
+              <w:rPr>
+                <w:rFonts w:ascii="Times New Roman" w:eastAsia="宋体" w:hAnsi="Times New Roman" w:hint="eastAsia"/>
+                <w:szCs w:val="21"/>
+              </w:rPr>
+            </w:pPr>
+            <w:r>
+              <w:rPr>
+                <w:rFonts w:ascii="Times New Roman" w:eastAsia="宋体" w:hAnsi="Times New Roman" w:hint="eastAsia"/>
+                <w:szCs w:val="21"/>
+              </w:rPr>
+              <w:t xml:space="preserve">2. </w:t>
+            </w:r>
+            <w:r>
+              <w:rPr>
+                <w:rFonts w:ascii="Times New Roman" w:eastAsia="宋体" w:hAnsi="Times New Roman" w:hint="eastAsia"/>
+                <w:szCs w:val="21"/>
+              </w:rPr>
+              <w:t>项目合同</w:t>
+            </w:r>
+          </w:p>
+          <w:p>
+            <w:pPr>
+              <w:rPr>
+                <w:rFonts w:ascii="Times New Roman" w:eastAsia="宋体" w:hAnsi="Times New Roman" w:hint="eastAsia"/>
+                <w:szCs w:val="21"/>
+              </w:rPr>
+            </w:pPr>
+            <w:r>
+              <w:rPr>
+                <w:rFonts w:ascii="Times New Roman" w:eastAsia="宋体" w:hAnsi="Times New Roman" w:hint="eastAsia"/>
+                <w:szCs w:val="21"/>
+              </w:rPr>
+              <w:t xml:space="preserve">3. </w:t>
+            </w:r>
+            <w:r>
+              <w:rPr>
+                <w:rFonts w:ascii="Times New Roman" w:eastAsia="宋体" w:hAnsi="Times New Roman" w:hint="eastAsia"/>
+                <w:szCs w:val="21"/>
+              </w:rPr>
+              <w:t>合同类型</w:t>
+            </w:r>
+          </w:p>
+          <w:p>
+            <w:pPr>
+              <w:rPr>
+                <w:rFonts w:ascii="Times New Roman" w:eastAsia="宋体" w:hAnsi="Times New Roman" w:hint="eastAsia"/>
+                <w:szCs w:val="21"/>
+              </w:rPr>
+            </w:pPr>
+            <w:r>
+              <w:rPr>
+                <w:rFonts w:ascii="Times New Roman" w:eastAsia="宋体" w:hAnsi="Times New Roman" w:hint="eastAsia"/>
+                <w:szCs w:val="21"/>
+              </w:rPr>
+              <w:t xml:space="preserve">4. </w:t>
+            </w:r>
+            <w:r>
+              <w:rPr>
+                <w:rFonts w:ascii="Times New Roman" w:eastAsia="宋体" w:hAnsi="Times New Roman" w:hint="eastAsia"/>
+                <w:szCs w:val="21"/>
+              </w:rPr>
+              <w:t>软件外包</w:t>
+            </w:r>
+          </w:p>
+          <w:p>
+            <w:pPr>
+              <w:rPr>
+                <w:rFonts w:ascii="Times New Roman" w:eastAsia="宋体" w:hAnsi="Times New Roman"/>
+                <w:szCs w:val="21"/>
+              </w:rPr>
+            </w:pPr>
+            <w:r>
+              <w:rPr>
+                <w:rFonts w:ascii="Times New Roman" w:eastAsia="宋体" w:hAnsi="Times New Roman" w:hint="eastAsia"/>
+                <w:szCs w:val="21"/>
+              </w:rPr>
+              <w:t xml:space="preserve">5. </w:t>
+            </w:r>
+            <w:r>
+              <w:rPr>
+                <w:rFonts w:ascii="Times New Roman" w:eastAsia="宋体" w:hAnsi="Times New Roman" w:hint="eastAsia"/>
+                <w:szCs w:val="21"/>
+              </w:rPr>
+              <w:t>合同计划</w:t>
+            </w:r>
           </w:p>
         </w:tc>
       </w:tr>
@@ -29996,6 +31433,42 @@
                 <w:szCs w:val="21"/>
               </w:rPr>
             </w:pPr>
+            <w:r>
+              <w:rPr>
+                <w:rFonts w:ascii="Times New Roman" w:eastAsia="宋体" w:hAnsi="Times New Roman" w:hint="eastAsia"/>
+                <w:szCs w:val="21"/>
+              </w:rPr>
+              <w:t>具备一定的</w:t>
+            </w:r>
+            <w:r>
+              <w:rPr>
+                <w:rFonts w:ascii="Times New Roman" w:eastAsia="宋体" w:hAnsi="Times New Roman" w:hint="eastAsia"/>
+                <w:szCs w:val="21"/>
+              </w:rPr>
+              <w:t>软件</w:t>
+            </w:r>
+            <w:r>
+              <w:rPr>
+                <w:rFonts w:ascii="Times New Roman" w:eastAsia="宋体" w:hAnsi="Times New Roman" w:hint="eastAsia"/>
+                <w:szCs w:val="21"/>
+              </w:rPr>
+              <w:t>开发经验；</w:t>
+            </w:r>
+          </w:p>
+          <w:p>
+            <w:pPr>
+              <w:rPr>
+                <w:rFonts w:ascii="Times New Roman" w:eastAsia="宋体" w:hAnsi="Times New Roman"/>
+                <w:szCs w:val="21"/>
+              </w:rPr>
+            </w:pPr>
+            <w:r>
+              <w:rPr>
+                <w:rFonts w:ascii="Times New Roman" w:eastAsia="宋体" w:hAnsi="Times New Roman" w:hint="eastAsia"/>
+                <w:szCs w:val="21"/>
+              </w:rPr>
+              <w:t>具备一定的软件工程知识；</w:t>
+            </w:r>
           </w:p>
         </w:tc>
       </w:tr>
@@ -31023,21 +32496,12 @@
                 <w:szCs w:val="21"/>
               </w:rPr>
             </w:pPr>
-            <w:proofErr w:type="gramStart"/>
-            <w:r>
-              <w:rPr>
-                <w:rFonts w:ascii="Times New Roman" w:eastAsia="宋体" w:hAnsi="Times New Roman"/>
-                <w:szCs w:val="21"/>
-              </w:rPr>
-              <w:t>分知识</w:t>
-            </w:r>
-            <w:proofErr w:type="gramEnd"/>
-            <w:r>
-              <w:rPr>
-                <w:rFonts w:ascii="Times New Roman" w:eastAsia="宋体" w:hAnsi="Times New Roman"/>
-                <w:szCs w:val="21"/>
-              </w:rPr>
-              <w:t>点</w:t>
+            <w:r>
+              <w:rPr>
+                <w:rFonts w:ascii="Times New Roman" w:eastAsia="宋体" w:hAnsi="Times New Roman"/>
+                <w:szCs w:val="21"/>
+              </w:rPr>
+              <w:t>分知识点</w:t>
             </w:r>
           </w:p>
         </w:tc>
@@ -31128,21 +32592,12 @@
                 <w:szCs w:val="21"/>
               </w:rPr>
             </w:pPr>
-            <w:proofErr w:type="gramStart"/>
-            <w:r>
-              <w:rPr>
-                <w:rFonts w:ascii="Times New Roman" w:eastAsia="宋体" w:hAnsi="Times New Roman"/>
-                <w:szCs w:val="21"/>
-              </w:rPr>
-              <w:t>分知识</w:t>
-            </w:r>
-            <w:proofErr w:type="gramEnd"/>
-            <w:r>
-              <w:rPr>
-                <w:rFonts w:ascii="Times New Roman" w:eastAsia="宋体" w:hAnsi="Times New Roman"/>
-                <w:szCs w:val="21"/>
-              </w:rPr>
-              <w:t>点</w:t>
+            <w:r>
+              <w:rPr>
+                <w:rFonts w:ascii="Times New Roman" w:eastAsia="宋体" w:hAnsi="Times New Roman"/>
+                <w:szCs w:val="21"/>
+              </w:rPr>
+              <w:t>分知识点</w:t>
             </w:r>
           </w:p>
         </w:tc>
@@ -31437,7 +32892,7 @@
                 <w:rFonts w:ascii="Times New Roman" w:eastAsia="宋体" w:hAnsi="Times New Roman"/>
                 <w:szCs w:val="21"/>
               </w:rPr>
-              <w:t>P36 4.1 4.2 4.3</w:t>
+              <w:t>P359-P360</w:t>
             </w:r>
           </w:p>
           <w:p>
@@ -31725,17 +33180,6 @@
         <w:adjustRightInd w:val="0"/>
         <w:snapToGrid w:val="0"/>
       </w:pPr>
-    </w:p>
-    <w:p>
-      <w:pPr>
-        <w:widowControl/>
-        <w:adjustRightInd w:val="0"/>
-        <w:snapToGrid w:val="0"/>
-        <w:jc w:val="left"/>
-      </w:pPr>
-      <w:r>
-        <w:br w:type="page"/>
-      </w:r>
     </w:p>
     <w:p>
       <w:pPr>
@@ -32633,10 +34077,68 @@
           <w:p>
             <w:pPr>
               <w:rPr>
-                <w:rFonts w:ascii="Times New Roman" w:eastAsia="宋体" w:hAnsi="Times New Roman"/>
-                <w:szCs w:val="21"/>
-              </w:rPr>
-            </w:pPr>
+                <w:rFonts w:ascii="Times New Roman" w:eastAsia="宋体" w:hAnsi="Times New Roman" w:hint="eastAsia"/>
+                <w:szCs w:val="21"/>
+              </w:rPr>
+            </w:pPr>
+            <w:r>
+              <w:rPr>
+                <w:rFonts w:ascii="Times New Roman" w:eastAsia="宋体" w:hAnsi="Times New Roman" w:hint="eastAsia"/>
+                <w:szCs w:val="21"/>
+              </w:rPr>
+              <w:t xml:space="preserve">1. </w:t>
+            </w:r>
+            <w:r>
+              <w:rPr>
+                <w:rFonts w:ascii="Times New Roman" w:eastAsia="宋体" w:hAnsi="Times New Roman" w:hint="eastAsia"/>
+                <w:szCs w:val="21"/>
+              </w:rPr>
+              <w:t>项目集成计划执行控制基本概念</w:t>
+            </w:r>
+          </w:p>
+          <w:p>
+            <w:pPr>
+              <w:rPr>
+                <w:rFonts w:ascii="Times New Roman" w:eastAsia="宋体" w:hAnsi="Times New Roman" w:hint="eastAsia"/>
+                <w:szCs w:val="21"/>
+              </w:rPr>
+            </w:pPr>
+            <w:r>
+              <w:rPr>
+                <w:rFonts w:ascii="Times New Roman" w:eastAsia="宋体" w:hAnsi="Times New Roman" w:hint="eastAsia"/>
+                <w:szCs w:val="21"/>
+              </w:rPr>
+              <w:t xml:space="preserve">2. </w:t>
+            </w:r>
+            <w:r>
+              <w:rPr>
+                <w:rFonts w:ascii="Times New Roman" w:eastAsia="宋体" w:hAnsi="Times New Roman" w:hint="eastAsia"/>
+                <w:szCs w:val="21"/>
+              </w:rPr>
+              <w:t>项目数据采集与分析</w:t>
+            </w:r>
+          </w:p>
+          <w:p>
+            <w:pPr>
+              <w:rPr>
+                <w:rFonts w:ascii="Times New Roman" w:eastAsia="宋体" w:hAnsi="Times New Roman"/>
+                <w:szCs w:val="21"/>
+              </w:rPr>
+            </w:pPr>
+            <w:r>
+              <w:rPr>
+                <w:rFonts w:ascii="Times New Roman" w:eastAsia="宋体" w:hAnsi="Times New Roman" w:hint="eastAsia"/>
+                <w:szCs w:val="21"/>
+              </w:rPr>
+              <w:t xml:space="preserve">3. </w:t>
+            </w:r>
+            <w:r>
+              <w:rPr>
+                <w:rFonts w:ascii="Times New Roman" w:eastAsia="宋体" w:hAnsi="Times New Roman" w:hint="eastAsia"/>
+                <w:szCs w:val="21"/>
+              </w:rPr>
+              <w:t>集成变更管理流程</w:t>
+            </w:r>
           </w:p>
         </w:tc>
       </w:tr>
@@ -32860,6 +34362,42 @@
                 <w:szCs w:val="21"/>
               </w:rPr>
             </w:pPr>
+            <w:r>
+              <w:rPr>
+                <w:rFonts w:ascii="Times New Roman" w:eastAsia="宋体" w:hAnsi="Times New Roman" w:hint="eastAsia"/>
+                <w:szCs w:val="21"/>
+              </w:rPr>
+              <w:t>具备一定的</w:t>
+            </w:r>
+            <w:r>
+              <w:rPr>
+                <w:rFonts w:ascii="Times New Roman" w:eastAsia="宋体" w:hAnsi="Times New Roman" w:hint="eastAsia"/>
+                <w:szCs w:val="21"/>
+              </w:rPr>
+              <w:t>软件</w:t>
+            </w:r>
+            <w:r>
+              <w:rPr>
+                <w:rFonts w:ascii="Times New Roman" w:eastAsia="宋体" w:hAnsi="Times New Roman" w:hint="eastAsia"/>
+                <w:szCs w:val="21"/>
+              </w:rPr>
+              <w:t>开发经验；</w:t>
+            </w:r>
+          </w:p>
+          <w:p>
+            <w:pPr>
+              <w:rPr>
+                <w:rFonts w:ascii="Times New Roman" w:eastAsia="宋体" w:hAnsi="Times New Roman"/>
+                <w:szCs w:val="21"/>
+              </w:rPr>
+            </w:pPr>
+            <w:r>
+              <w:rPr>
+                <w:rFonts w:ascii="Times New Roman" w:eastAsia="宋体" w:hAnsi="Times New Roman" w:hint="eastAsia"/>
+                <w:szCs w:val="21"/>
+              </w:rPr>
+              <w:t>具备一定的软件工程知识；</w:t>
+            </w:r>
           </w:p>
         </w:tc>
       </w:tr>
@@ -33887,21 +35425,12 @@
                 <w:szCs w:val="21"/>
               </w:rPr>
             </w:pPr>
-            <w:proofErr w:type="gramStart"/>
-            <w:r>
-              <w:rPr>
-                <w:rFonts w:ascii="Times New Roman" w:eastAsia="宋体" w:hAnsi="Times New Roman"/>
-                <w:szCs w:val="21"/>
-              </w:rPr>
-              <w:t>分知识</w:t>
-            </w:r>
-            <w:proofErr w:type="gramEnd"/>
-            <w:r>
-              <w:rPr>
-                <w:rFonts w:ascii="Times New Roman" w:eastAsia="宋体" w:hAnsi="Times New Roman"/>
-                <w:szCs w:val="21"/>
-              </w:rPr>
-              <w:t>点</w:t>
+            <w:r>
+              <w:rPr>
+                <w:rFonts w:ascii="Times New Roman" w:eastAsia="宋体" w:hAnsi="Times New Roman"/>
+                <w:szCs w:val="21"/>
+              </w:rPr>
+              <w:t>分知识点</w:t>
             </w:r>
           </w:p>
         </w:tc>
@@ -33992,21 +35521,12 @@
                 <w:szCs w:val="21"/>
               </w:rPr>
             </w:pPr>
-            <w:proofErr w:type="gramStart"/>
-            <w:r>
-              <w:rPr>
-                <w:rFonts w:ascii="Times New Roman" w:eastAsia="宋体" w:hAnsi="Times New Roman"/>
-                <w:szCs w:val="21"/>
-              </w:rPr>
-              <w:t>分知识</w:t>
-            </w:r>
-            <w:proofErr w:type="gramEnd"/>
-            <w:r>
-              <w:rPr>
-                <w:rFonts w:ascii="Times New Roman" w:eastAsia="宋体" w:hAnsi="Times New Roman"/>
-                <w:szCs w:val="21"/>
-              </w:rPr>
-              <w:t>点</w:t>
+            <w:r>
+              <w:rPr>
+                <w:rFonts w:ascii="Times New Roman" w:eastAsia="宋体" w:hAnsi="Times New Roman"/>
+                <w:szCs w:val="21"/>
+              </w:rPr>
+              <w:t>分知识点</w:t>
             </w:r>
           </w:p>
         </w:tc>
@@ -34301,7 +35821,7 @@
                 <w:rFonts w:ascii="Times New Roman" w:eastAsia="宋体" w:hAnsi="Times New Roman"/>
                 <w:szCs w:val="21"/>
               </w:rPr>
-              <w:t>P36 4.1 4.2 4.3</w:t>
+              <w:t>P389-P390</w:t>
             </w:r>
           </w:p>
           <w:p>
@@ -34589,17 +36109,6 @@
         <w:adjustRightInd w:val="0"/>
         <w:snapToGrid w:val="0"/>
       </w:pPr>
-    </w:p>
-    <w:p>
-      <w:pPr>
-        <w:widowControl/>
-        <w:adjustRightInd w:val="0"/>
-        <w:snapToGrid w:val="0"/>
-        <w:jc w:val="left"/>
-      </w:pPr>
-      <w:r>
-        <w:br w:type="page"/>
-      </w:r>
     </w:p>
     <w:p>
       <w:pPr>
@@ -35497,10 +37006,90 @@
           <w:p>
             <w:pPr>
               <w:rPr>
-                <w:rFonts w:ascii="Times New Roman" w:eastAsia="宋体" w:hAnsi="Times New Roman"/>
-                <w:szCs w:val="21"/>
-              </w:rPr>
-            </w:pPr>
+                <w:rFonts w:ascii="Times New Roman" w:eastAsia="宋体" w:hAnsi="Times New Roman" w:hint="eastAsia"/>
+                <w:szCs w:val="21"/>
+              </w:rPr>
+            </w:pPr>
+            <w:r>
+              <w:rPr>
+                <w:rFonts w:ascii="Times New Roman" w:eastAsia="宋体" w:hAnsi="Times New Roman" w:hint="eastAsia"/>
+                <w:szCs w:val="21"/>
+              </w:rPr>
+              <w:t xml:space="preserve">4. </w:t>
+            </w:r>
+            <w:r>
+              <w:rPr>
+                <w:rFonts w:ascii="Times New Roman" w:eastAsia="宋体" w:hAnsi="Times New Roman" w:hint="eastAsia"/>
+                <w:szCs w:val="21"/>
+              </w:rPr>
+              <w:t>项目核心计划执行控制基本概念</w:t>
+            </w:r>
+          </w:p>
+          <w:p>
+            <w:pPr>
+              <w:rPr>
+                <w:rFonts w:ascii="Times New Roman" w:eastAsia="宋体" w:hAnsi="Times New Roman" w:hint="eastAsia"/>
+                <w:szCs w:val="21"/>
+              </w:rPr>
+            </w:pPr>
+            <w:r>
+              <w:rPr>
+                <w:rFonts w:ascii="Times New Roman" w:eastAsia="宋体" w:hAnsi="Times New Roman" w:hint="eastAsia"/>
+                <w:szCs w:val="21"/>
+              </w:rPr>
+              <w:t xml:space="preserve">5. </w:t>
+            </w:r>
+            <w:r>
+              <w:rPr>
+                <w:rFonts w:ascii="Times New Roman" w:eastAsia="宋体" w:hAnsi="Times New Roman" w:hint="eastAsia"/>
+                <w:szCs w:val="21"/>
+              </w:rPr>
+              <w:t>范围计划执行控制</w:t>
+            </w:r>
+          </w:p>
+          <w:p>
+            <w:pPr>
+              <w:rPr>
+                <w:rFonts w:ascii="Times New Roman" w:eastAsia="宋体" w:hAnsi="Times New Roman" w:hint="eastAsia"/>
+                <w:szCs w:val="21"/>
+              </w:rPr>
+            </w:pPr>
+            <w:r>
+              <w:rPr>
+                <w:rFonts w:ascii="Times New Roman" w:eastAsia="宋体" w:hAnsi="Times New Roman" w:hint="eastAsia"/>
+                <w:szCs w:val="21"/>
+              </w:rPr>
+              <w:t xml:space="preserve">6. </w:t>
+            </w:r>
+            <w:r>
+              <w:rPr>
+                <w:rFonts w:ascii="Times New Roman" w:eastAsia="宋体" w:hAnsi="Times New Roman" w:hint="eastAsia"/>
+                <w:szCs w:val="21"/>
+              </w:rPr>
+              <w:t>进度与成本执行控制</w:t>
+            </w:r>
+          </w:p>
+          <w:p>
+            <w:pPr>
+              <w:rPr>
+                <w:rFonts w:ascii="Times New Roman" w:eastAsia="宋体" w:hAnsi="Times New Roman"/>
+                <w:szCs w:val="21"/>
+              </w:rPr>
+            </w:pPr>
+            <w:r>
+              <w:rPr>
+                <w:rFonts w:ascii="Times New Roman" w:eastAsia="宋体" w:hAnsi="Times New Roman" w:hint="eastAsia"/>
+                <w:szCs w:val="21"/>
+              </w:rPr>
+              <w:t xml:space="preserve">7. </w:t>
+            </w:r>
+            <w:r>
+              <w:rPr>
+                <w:rFonts w:ascii="Times New Roman" w:eastAsia="宋体" w:hAnsi="Times New Roman" w:hint="eastAsia"/>
+                <w:szCs w:val="21"/>
+              </w:rPr>
+              <w:t>质量计划执行控制</w:t>
+            </w:r>
           </w:p>
         </w:tc>
       </w:tr>
@@ -35724,6 +37313,42 @@
                 <w:szCs w:val="21"/>
               </w:rPr>
             </w:pPr>
+            <w:r>
+              <w:rPr>
+                <w:rFonts w:ascii="Times New Roman" w:eastAsia="宋体" w:hAnsi="Times New Roman" w:hint="eastAsia"/>
+                <w:szCs w:val="21"/>
+              </w:rPr>
+              <w:t>具备一定的</w:t>
+            </w:r>
+            <w:r>
+              <w:rPr>
+                <w:rFonts w:ascii="Times New Roman" w:eastAsia="宋体" w:hAnsi="Times New Roman" w:hint="eastAsia"/>
+                <w:szCs w:val="21"/>
+              </w:rPr>
+              <w:t>软件</w:t>
+            </w:r>
+            <w:r>
+              <w:rPr>
+                <w:rFonts w:ascii="Times New Roman" w:eastAsia="宋体" w:hAnsi="Times New Roman" w:hint="eastAsia"/>
+                <w:szCs w:val="21"/>
+              </w:rPr>
+              <w:t>开发经验；</w:t>
+            </w:r>
+          </w:p>
+          <w:p>
+            <w:pPr>
+              <w:rPr>
+                <w:rFonts w:ascii="Times New Roman" w:eastAsia="宋体" w:hAnsi="Times New Roman"/>
+                <w:szCs w:val="21"/>
+              </w:rPr>
+            </w:pPr>
+            <w:r>
+              <w:rPr>
+                <w:rFonts w:ascii="Times New Roman" w:eastAsia="宋体" w:hAnsi="Times New Roman" w:hint="eastAsia"/>
+                <w:szCs w:val="21"/>
+              </w:rPr>
+              <w:t>具备一定的软件工程知识；</w:t>
+            </w:r>
           </w:p>
         </w:tc>
       </w:tr>
@@ -36751,21 +38376,12 @@
                 <w:szCs w:val="21"/>
               </w:rPr>
             </w:pPr>
-            <w:proofErr w:type="gramStart"/>
-            <w:r>
-              <w:rPr>
-                <w:rFonts w:ascii="Times New Roman" w:eastAsia="宋体" w:hAnsi="Times New Roman"/>
-                <w:szCs w:val="21"/>
-              </w:rPr>
-              <w:t>分知识</w:t>
-            </w:r>
-            <w:proofErr w:type="gramEnd"/>
-            <w:r>
-              <w:rPr>
-                <w:rFonts w:ascii="Times New Roman" w:eastAsia="宋体" w:hAnsi="Times New Roman"/>
-                <w:szCs w:val="21"/>
-              </w:rPr>
-              <w:t>点</w:t>
+            <w:r>
+              <w:rPr>
+                <w:rFonts w:ascii="Times New Roman" w:eastAsia="宋体" w:hAnsi="Times New Roman"/>
+                <w:szCs w:val="21"/>
+              </w:rPr>
+              <w:t>分知识点</w:t>
             </w:r>
           </w:p>
         </w:tc>
@@ -36856,21 +38472,12 @@
                 <w:szCs w:val="21"/>
               </w:rPr>
             </w:pPr>
-            <w:proofErr w:type="gramStart"/>
-            <w:r>
-              <w:rPr>
-                <w:rFonts w:ascii="Times New Roman" w:eastAsia="宋体" w:hAnsi="Times New Roman"/>
-                <w:szCs w:val="21"/>
-              </w:rPr>
-              <w:t>分知识</w:t>
-            </w:r>
-            <w:proofErr w:type="gramEnd"/>
-            <w:r>
-              <w:rPr>
-                <w:rFonts w:ascii="Times New Roman" w:eastAsia="宋体" w:hAnsi="Times New Roman"/>
-                <w:szCs w:val="21"/>
-              </w:rPr>
-              <w:t>点</w:t>
+            <w:r>
+              <w:rPr>
+                <w:rFonts w:ascii="Times New Roman" w:eastAsia="宋体" w:hAnsi="Times New Roman"/>
+                <w:szCs w:val="21"/>
+              </w:rPr>
+              <w:t>分知识点</w:t>
             </w:r>
           </w:p>
         </w:tc>
@@ -37165,7 +38772,7 @@
                 <w:rFonts w:ascii="Times New Roman" w:eastAsia="宋体" w:hAnsi="Times New Roman"/>
                 <w:szCs w:val="21"/>
               </w:rPr>
-              <w:t>P36 4.1 4.2 4.3</w:t>
+              <w:t>P441-P444</w:t>
             </w:r>
           </w:p>
           <w:p>
@@ -37453,17 +39060,6 @@
         <w:adjustRightInd w:val="0"/>
         <w:snapToGrid w:val="0"/>
       </w:pPr>
-    </w:p>
-    <w:p>
-      <w:pPr>
-        <w:widowControl/>
-        <w:adjustRightInd w:val="0"/>
-        <w:snapToGrid w:val="0"/>
-        <w:jc w:val="left"/>
-      </w:pPr>
-      <w:r>
-        <w:br w:type="page"/>
-      </w:r>
     </w:p>
     <w:p>
       <w:pPr>
@@ -38361,10 +39957,134 @@
           <w:p>
             <w:pPr>
               <w:rPr>
-                <w:rFonts w:ascii="Times New Roman" w:eastAsia="宋体" w:hAnsi="Times New Roman"/>
-                <w:szCs w:val="21"/>
-              </w:rPr>
-            </w:pPr>
+                <w:rFonts w:ascii="Times New Roman" w:eastAsia="宋体" w:hAnsi="Times New Roman" w:hint="eastAsia"/>
+                <w:szCs w:val="21"/>
+              </w:rPr>
+            </w:pPr>
+            <w:r>
+              <w:rPr>
+                <w:rFonts w:ascii="Times New Roman" w:eastAsia="宋体" w:hAnsi="Times New Roman" w:hint="eastAsia"/>
+                <w:szCs w:val="21"/>
+              </w:rPr>
+              <w:t xml:space="preserve">8. </w:t>
+            </w:r>
+            <w:r>
+              <w:rPr>
+                <w:rFonts w:ascii="Times New Roman" w:eastAsia="宋体" w:hAnsi="Times New Roman" w:hint="eastAsia"/>
+                <w:szCs w:val="21"/>
+              </w:rPr>
+              <w:t>项目辅助计划执行控制基本概念</w:t>
+            </w:r>
+          </w:p>
+          <w:p>
+            <w:pPr>
+              <w:rPr>
+                <w:rFonts w:ascii="Times New Roman" w:eastAsia="宋体" w:hAnsi="Times New Roman" w:hint="eastAsia"/>
+                <w:szCs w:val="21"/>
+              </w:rPr>
+            </w:pPr>
+            <w:r>
+              <w:rPr>
+                <w:rFonts w:ascii="Times New Roman" w:eastAsia="宋体" w:hAnsi="Times New Roman" w:hint="eastAsia"/>
+                <w:szCs w:val="21"/>
+              </w:rPr>
+              <w:t xml:space="preserve">9. </w:t>
+            </w:r>
+            <w:r>
+              <w:rPr>
+                <w:rFonts w:ascii="Times New Roman" w:eastAsia="宋体" w:hAnsi="Times New Roman" w:hint="eastAsia"/>
+                <w:szCs w:val="21"/>
+              </w:rPr>
+              <w:t>团队计划执行控制</w:t>
+            </w:r>
+          </w:p>
+          <w:p>
+            <w:pPr>
+              <w:rPr>
+                <w:rFonts w:ascii="Times New Roman" w:eastAsia="宋体" w:hAnsi="Times New Roman" w:hint="eastAsia"/>
+                <w:szCs w:val="21"/>
+              </w:rPr>
+            </w:pPr>
+            <w:r>
+              <w:rPr>
+                <w:rFonts w:ascii="Times New Roman" w:eastAsia="宋体" w:hAnsi="Times New Roman" w:hint="eastAsia"/>
+                <w:szCs w:val="21"/>
+              </w:rPr>
+              <w:t xml:space="preserve">10. </w:t>
+            </w:r>
+            <w:r>
+              <w:rPr>
+                <w:rFonts w:ascii="Times New Roman" w:eastAsia="宋体" w:hAnsi="Times New Roman" w:hint="eastAsia"/>
+                <w:szCs w:val="21"/>
+              </w:rPr>
+              <w:t>项目干系人计划执行控制</w:t>
+            </w:r>
+          </w:p>
+          <w:p>
+            <w:pPr>
+              <w:rPr>
+                <w:rFonts w:ascii="Times New Roman" w:eastAsia="宋体" w:hAnsi="Times New Roman" w:hint="eastAsia"/>
+                <w:szCs w:val="21"/>
+              </w:rPr>
+            </w:pPr>
+            <w:r>
+              <w:rPr>
+                <w:rFonts w:ascii="Times New Roman" w:eastAsia="宋体" w:hAnsi="Times New Roman" w:hint="eastAsia"/>
+                <w:szCs w:val="21"/>
+              </w:rPr>
+              <w:t xml:space="preserve">11. </w:t>
+            </w:r>
+            <w:r>
+              <w:rPr>
+                <w:rFonts w:ascii="Times New Roman" w:eastAsia="宋体" w:hAnsi="Times New Roman" w:hint="eastAsia"/>
+                <w:szCs w:val="21"/>
+              </w:rPr>
+              <w:t>项目沟通计划执行控制</w:t>
+            </w:r>
+          </w:p>
+          <w:p>
+            <w:pPr>
+              <w:rPr>
+                <w:rFonts w:ascii="Times New Roman" w:eastAsia="宋体" w:hAnsi="Times New Roman" w:hint="eastAsia"/>
+                <w:szCs w:val="21"/>
+              </w:rPr>
+            </w:pPr>
+            <w:r>
+              <w:rPr>
+                <w:rFonts w:ascii="Times New Roman" w:eastAsia="宋体" w:hAnsi="Times New Roman" w:hint="eastAsia"/>
+                <w:szCs w:val="21"/>
+              </w:rPr>
+              <w:t xml:space="preserve">12. </w:t>
+            </w:r>
+            <w:r>
+              <w:rPr>
+                <w:rFonts w:ascii="Times New Roman" w:eastAsia="宋体" w:hAnsi="Times New Roman" w:hint="eastAsia"/>
+                <w:szCs w:val="21"/>
+              </w:rPr>
+              <w:t>风险计划执行控制</w:t>
+            </w:r>
+          </w:p>
+          <w:p>
+            <w:pPr>
+              <w:rPr>
+                <w:rFonts w:ascii="Times New Roman" w:eastAsia="宋体" w:hAnsi="Times New Roman"/>
+                <w:szCs w:val="21"/>
+              </w:rPr>
+            </w:pPr>
+            <w:r>
+              <w:rPr>
+                <w:rFonts w:ascii="Times New Roman" w:eastAsia="宋体" w:hAnsi="Times New Roman" w:hint="eastAsia"/>
+                <w:szCs w:val="21"/>
+              </w:rPr>
+              <w:t xml:space="preserve">13. </w:t>
+            </w:r>
+            <w:r>
+              <w:rPr>
+                <w:rFonts w:ascii="Times New Roman" w:eastAsia="宋体" w:hAnsi="Times New Roman" w:hint="eastAsia"/>
+                <w:szCs w:val="21"/>
+              </w:rPr>
+              <w:t>合同计划执行控制</w:t>
+            </w:r>
           </w:p>
         </w:tc>
       </w:tr>
@@ -38588,6 +40308,42 @@
                 <w:szCs w:val="21"/>
               </w:rPr>
             </w:pPr>
+            <w:r>
+              <w:rPr>
+                <w:rFonts w:ascii="Times New Roman" w:eastAsia="宋体" w:hAnsi="Times New Roman" w:hint="eastAsia"/>
+                <w:szCs w:val="21"/>
+              </w:rPr>
+              <w:t>具备一定的</w:t>
+            </w:r>
+            <w:r>
+              <w:rPr>
+                <w:rFonts w:ascii="Times New Roman" w:eastAsia="宋体" w:hAnsi="Times New Roman" w:hint="eastAsia"/>
+                <w:szCs w:val="21"/>
+              </w:rPr>
+              <w:t>软件</w:t>
+            </w:r>
+            <w:r>
+              <w:rPr>
+                <w:rFonts w:ascii="Times New Roman" w:eastAsia="宋体" w:hAnsi="Times New Roman" w:hint="eastAsia"/>
+                <w:szCs w:val="21"/>
+              </w:rPr>
+              <w:t>开发经验；</w:t>
+            </w:r>
+          </w:p>
+          <w:p>
+            <w:pPr>
+              <w:rPr>
+                <w:rFonts w:ascii="Times New Roman" w:eastAsia="宋体" w:hAnsi="Times New Roman"/>
+                <w:szCs w:val="21"/>
+              </w:rPr>
+            </w:pPr>
+            <w:r>
+              <w:rPr>
+                <w:rFonts w:ascii="Times New Roman" w:eastAsia="宋体" w:hAnsi="Times New Roman" w:hint="eastAsia"/>
+                <w:szCs w:val="21"/>
+              </w:rPr>
+              <w:t>具备一定的软件工程知识；</w:t>
+            </w:r>
           </w:p>
         </w:tc>
       </w:tr>
@@ -39615,21 +41371,12 @@
                 <w:szCs w:val="21"/>
               </w:rPr>
             </w:pPr>
-            <w:proofErr w:type="gramStart"/>
-            <w:r>
-              <w:rPr>
-                <w:rFonts w:ascii="Times New Roman" w:eastAsia="宋体" w:hAnsi="Times New Roman"/>
-                <w:szCs w:val="21"/>
-              </w:rPr>
-              <w:t>分知识</w:t>
-            </w:r>
-            <w:proofErr w:type="gramEnd"/>
-            <w:r>
-              <w:rPr>
-                <w:rFonts w:ascii="Times New Roman" w:eastAsia="宋体" w:hAnsi="Times New Roman"/>
-                <w:szCs w:val="21"/>
-              </w:rPr>
-              <w:t>点</w:t>
+            <w:r>
+              <w:rPr>
+                <w:rFonts w:ascii="Times New Roman" w:eastAsia="宋体" w:hAnsi="Times New Roman"/>
+                <w:szCs w:val="21"/>
+              </w:rPr>
+              <w:t>分知识点</w:t>
             </w:r>
           </w:p>
         </w:tc>
@@ -39720,21 +41467,12 @@
                 <w:szCs w:val="21"/>
               </w:rPr>
             </w:pPr>
-            <w:proofErr w:type="gramStart"/>
-            <w:r>
-              <w:rPr>
-                <w:rFonts w:ascii="Times New Roman" w:eastAsia="宋体" w:hAnsi="Times New Roman"/>
-                <w:szCs w:val="21"/>
-              </w:rPr>
-              <w:t>分知识</w:t>
-            </w:r>
-            <w:proofErr w:type="gramEnd"/>
-            <w:r>
-              <w:rPr>
-                <w:rFonts w:ascii="Times New Roman" w:eastAsia="宋体" w:hAnsi="Times New Roman"/>
-                <w:szCs w:val="21"/>
-              </w:rPr>
-              <w:t>点</w:t>
+            <w:r>
+              <w:rPr>
+                <w:rFonts w:ascii="Times New Roman" w:eastAsia="宋体" w:hAnsi="Times New Roman"/>
+                <w:szCs w:val="21"/>
+              </w:rPr>
+              <w:t>分知识点</w:t>
             </w:r>
           </w:p>
         </w:tc>
@@ -40020,16 +41758,23 @@
           <w:p>
             <w:pPr>
               <w:rPr>
-                <w:rFonts w:ascii="Times New Roman" w:eastAsia="宋体" w:hAnsi="Times New Roman"/>
-                <w:szCs w:val="21"/>
-              </w:rPr>
-            </w:pPr>
-            <w:r>
-              <w:rPr>
-                <w:rFonts w:ascii="Times New Roman" w:eastAsia="宋体" w:hAnsi="Times New Roman"/>
-                <w:szCs w:val="21"/>
-              </w:rPr>
-              <w:t>P36 4.1 4.2 4.3</w:t>
+                <w:rFonts w:ascii="Times New Roman" w:eastAsia="宋体" w:hAnsi="Times New Roman" w:hint="eastAsia"/>
+                <w:szCs w:val="21"/>
+              </w:rPr>
+            </w:pPr>
+            <w:r>
+              <w:rPr>
+                <w:rFonts w:ascii="Times New Roman" w:eastAsia="宋体" w:hAnsi="Times New Roman"/>
+                <w:szCs w:val="21"/>
+              </w:rPr>
+              <w:t>P4</w:t>
+            </w:r>
+            <w:r>
+              <w:rPr>
+                <w:rFonts w:ascii="Times New Roman" w:eastAsia="宋体" w:hAnsi="Times New Roman" w:hint="eastAsia"/>
+                <w:szCs w:val="21"/>
+              </w:rPr>
+              <w:t>70</w:t>
             </w:r>
           </w:p>
           <w:p>
@@ -40317,17 +42062,6 @@
         <w:adjustRightInd w:val="0"/>
         <w:snapToGrid w:val="0"/>
       </w:pPr>
-    </w:p>
-    <w:p>
-      <w:pPr>
-        <w:widowControl/>
-        <w:adjustRightInd w:val="0"/>
-        <w:snapToGrid w:val="0"/>
-        <w:jc w:val="left"/>
-      </w:pPr>
-      <w:r>
-        <w:br w:type="page"/>
-      </w:r>
     </w:p>
     <w:p>
       <w:pPr>
@@ -41239,10 +42973,68 @@
           <w:p>
             <w:pPr>
               <w:rPr>
-                <w:rFonts w:ascii="Times New Roman" w:eastAsia="宋体" w:hAnsi="Times New Roman"/>
-                <w:szCs w:val="21"/>
-              </w:rPr>
-            </w:pPr>
+                <w:rFonts w:ascii="Times New Roman" w:eastAsia="宋体" w:hAnsi="Times New Roman" w:hint="eastAsia"/>
+                <w:szCs w:val="21"/>
+              </w:rPr>
+            </w:pPr>
+            <w:r>
+              <w:rPr>
+                <w:rFonts w:ascii="Times New Roman" w:eastAsia="宋体" w:hAnsi="Times New Roman" w:hint="eastAsia"/>
+                <w:szCs w:val="21"/>
+              </w:rPr>
+              <w:t xml:space="preserve">1. </w:t>
+            </w:r>
+            <w:r>
+              <w:rPr>
+                <w:rFonts w:ascii="Times New Roman" w:eastAsia="宋体" w:hAnsi="Times New Roman" w:hint="eastAsia"/>
+                <w:szCs w:val="21"/>
+              </w:rPr>
+              <w:t>项目终止的情形</w:t>
+            </w:r>
+          </w:p>
+          <w:p>
+            <w:pPr>
+              <w:rPr>
+                <w:rFonts w:ascii="Times New Roman" w:eastAsia="宋体" w:hAnsi="Times New Roman" w:hint="eastAsia"/>
+                <w:szCs w:val="21"/>
+              </w:rPr>
+            </w:pPr>
+            <w:r>
+              <w:rPr>
+                <w:rFonts w:ascii="Times New Roman" w:eastAsia="宋体" w:hAnsi="Times New Roman" w:hint="eastAsia"/>
+                <w:szCs w:val="21"/>
+              </w:rPr>
+              <w:t xml:space="preserve">2. </w:t>
+            </w:r>
+            <w:r>
+              <w:rPr>
+                <w:rFonts w:ascii="Times New Roman" w:eastAsia="宋体" w:hAnsi="Times New Roman" w:hint="eastAsia"/>
+                <w:szCs w:val="21"/>
+              </w:rPr>
+              <w:t>项目结束的具体过程</w:t>
+            </w:r>
+          </w:p>
+          <w:p>
+            <w:pPr>
+              <w:rPr>
+                <w:rFonts w:ascii="Times New Roman" w:eastAsia="宋体" w:hAnsi="Times New Roman"/>
+                <w:szCs w:val="21"/>
+              </w:rPr>
+            </w:pPr>
+            <w:r>
+              <w:rPr>
+                <w:rFonts w:ascii="Times New Roman" w:eastAsia="宋体" w:hAnsi="Times New Roman" w:hint="eastAsia"/>
+                <w:szCs w:val="21"/>
+              </w:rPr>
+              <w:t xml:space="preserve">3. </w:t>
+            </w:r>
+            <w:r>
+              <w:rPr>
+                <w:rFonts w:ascii="Times New Roman" w:eastAsia="宋体" w:hAnsi="Times New Roman" w:hint="eastAsia"/>
+                <w:szCs w:val="21"/>
+              </w:rPr>
+              <w:t>项目管理的建议</w:t>
+            </w:r>
           </w:p>
         </w:tc>
       </w:tr>
@@ -41466,6 +43258,42 @@
                 <w:szCs w:val="21"/>
               </w:rPr>
             </w:pPr>
+            <w:r>
+              <w:rPr>
+                <w:rFonts w:ascii="Times New Roman" w:eastAsia="宋体" w:hAnsi="Times New Roman" w:hint="eastAsia"/>
+                <w:szCs w:val="21"/>
+              </w:rPr>
+              <w:t>具备一定的</w:t>
+            </w:r>
+            <w:r>
+              <w:rPr>
+                <w:rFonts w:ascii="Times New Roman" w:eastAsia="宋体" w:hAnsi="Times New Roman" w:hint="eastAsia"/>
+                <w:szCs w:val="21"/>
+              </w:rPr>
+              <w:t>软件</w:t>
+            </w:r>
+            <w:r>
+              <w:rPr>
+                <w:rFonts w:ascii="Times New Roman" w:eastAsia="宋体" w:hAnsi="Times New Roman" w:hint="eastAsia"/>
+                <w:szCs w:val="21"/>
+              </w:rPr>
+              <w:t>开发经验；</w:t>
+            </w:r>
+          </w:p>
+          <w:p>
+            <w:pPr>
+              <w:rPr>
+                <w:rFonts w:ascii="Times New Roman" w:eastAsia="宋体" w:hAnsi="Times New Roman"/>
+                <w:szCs w:val="21"/>
+              </w:rPr>
+            </w:pPr>
+            <w:r>
+              <w:rPr>
+                <w:rFonts w:ascii="Times New Roman" w:eastAsia="宋体" w:hAnsi="Times New Roman" w:hint="eastAsia"/>
+                <w:szCs w:val="21"/>
+              </w:rPr>
+              <w:t>具备一定的软件工程知识；</w:t>
+            </w:r>
           </w:p>
         </w:tc>
       </w:tr>
@@ -42493,21 +44321,12 @@
                 <w:szCs w:val="21"/>
               </w:rPr>
             </w:pPr>
-            <w:proofErr w:type="gramStart"/>
-            <w:r>
-              <w:rPr>
-                <w:rFonts w:ascii="Times New Roman" w:eastAsia="宋体" w:hAnsi="Times New Roman"/>
-                <w:szCs w:val="21"/>
-              </w:rPr>
-              <w:t>分知识</w:t>
-            </w:r>
-            <w:proofErr w:type="gramEnd"/>
-            <w:r>
-              <w:rPr>
-                <w:rFonts w:ascii="Times New Roman" w:eastAsia="宋体" w:hAnsi="Times New Roman"/>
-                <w:szCs w:val="21"/>
-              </w:rPr>
-              <w:t>点</w:t>
+            <w:r>
+              <w:rPr>
+                <w:rFonts w:ascii="Times New Roman" w:eastAsia="宋体" w:hAnsi="Times New Roman"/>
+                <w:szCs w:val="21"/>
+              </w:rPr>
+              <w:t>分知识点</w:t>
             </w:r>
           </w:p>
         </w:tc>
@@ -42598,21 +44417,12 @@
                 <w:szCs w:val="21"/>
               </w:rPr>
             </w:pPr>
-            <w:proofErr w:type="gramStart"/>
-            <w:r>
-              <w:rPr>
-                <w:rFonts w:ascii="Times New Roman" w:eastAsia="宋体" w:hAnsi="Times New Roman"/>
-                <w:szCs w:val="21"/>
-              </w:rPr>
-              <w:t>分知识</w:t>
-            </w:r>
-            <w:proofErr w:type="gramEnd"/>
-            <w:r>
-              <w:rPr>
-                <w:rFonts w:ascii="Times New Roman" w:eastAsia="宋体" w:hAnsi="Times New Roman"/>
-                <w:szCs w:val="21"/>
-              </w:rPr>
-              <w:t>点</w:t>
+            <w:r>
+              <w:rPr>
+                <w:rFonts w:ascii="Times New Roman" w:eastAsia="宋体" w:hAnsi="Times New Roman"/>
+                <w:szCs w:val="21"/>
+              </w:rPr>
+              <w:t>分知识点</w:t>
             </w:r>
           </w:p>
         </w:tc>
@@ -42907,7 +44717,14 @@
                 <w:rFonts w:ascii="Times New Roman" w:eastAsia="宋体" w:hAnsi="Times New Roman"/>
                 <w:szCs w:val="21"/>
               </w:rPr>
-              <w:t>P36 4.1 4.2 4.3</w:t>
+              <w:t>P</w:t>
+            </w:r>
+            <w:r>
+              <w:rPr>
+                <w:rFonts w:ascii="Times New Roman" w:eastAsia="宋体" w:hAnsi="Times New Roman" w:hint="eastAsia"/>
+                <w:szCs w:val="21"/>
+              </w:rPr>
+              <w:t>501</w:t>
             </w:r>
           </w:p>
           <w:p>
@@ -43195,17 +45012,6 @@
         <w:adjustRightInd w:val="0"/>
         <w:snapToGrid w:val="0"/>
       </w:pPr>
-    </w:p>
-    <w:p>
-      <w:pPr>
-        <w:widowControl/>
-        <w:adjustRightInd w:val="0"/>
-        <w:snapToGrid w:val="0"/>
-        <w:jc w:val="left"/>
-      </w:pPr>
-      <w:r>
-        <w:br w:type="page"/>
-      </w:r>
     </w:p>
     <w:p>
       <w:pPr>
@@ -44344,6 +46150,42 @@
                 <w:szCs w:val="21"/>
               </w:rPr>
             </w:pPr>
+            <w:r>
+              <w:rPr>
+                <w:rFonts w:ascii="Times New Roman" w:eastAsia="宋体" w:hAnsi="Times New Roman" w:hint="eastAsia"/>
+                <w:szCs w:val="21"/>
+              </w:rPr>
+              <w:t>具备一定的</w:t>
+            </w:r>
+            <w:r>
+              <w:rPr>
+                <w:rFonts w:ascii="Times New Roman" w:eastAsia="宋体" w:hAnsi="Times New Roman" w:hint="eastAsia"/>
+                <w:szCs w:val="21"/>
+              </w:rPr>
+              <w:t>软件</w:t>
+            </w:r>
+            <w:r>
+              <w:rPr>
+                <w:rFonts w:ascii="Times New Roman" w:eastAsia="宋体" w:hAnsi="Times New Roman" w:hint="eastAsia"/>
+                <w:szCs w:val="21"/>
+              </w:rPr>
+              <w:t>开发经验；</w:t>
+            </w:r>
+          </w:p>
+          <w:p>
+            <w:pPr>
+              <w:rPr>
+                <w:rFonts w:ascii="Times New Roman" w:eastAsia="宋体" w:hAnsi="Times New Roman"/>
+                <w:szCs w:val="21"/>
+              </w:rPr>
+            </w:pPr>
+            <w:r>
+              <w:rPr>
+                <w:rFonts w:ascii="Times New Roman" w:eastAsia="宋体" w:hAnsi="Times New Roman" w:hint="eastAsia"/>
+                <w:szCs w:val="21"/>
+              </w:rPr>
+              <w:t>具备一定的软件工程知识；</w:t>
+            </w:r>
           </w:p>
         </w:tc>
       </w:tr>
@@ -45371,21 +47213,12 @@
                 <w:szCs w:val="21"/>
               </w:rPr>
             </w:pPr>
-            <w:proofErr w:type="gramStart"/>
-            <w:r>
-              <w:rPr>
-                <w:rFonts w:ascii="Times New Roman" w:eastAsia="宋体" w:hAnsi="Times New Roman"/>
-                <w:szCs w:val="21"/>
-              </w:rPr>
-              <w:t>分知识</w:t>
-            </w:r>
-            <w:proofErr w:type="gramEnd"/>
-            <w:r>
-              <w:rPr>
-                <w:rFonts w:ascii="Times New Roman" w:eastAsia="宋体" w:hAnsi="Times New Roman"/>
-                <w:szCs w:val="21"/>
-              </w:rPr>
-              <w:t>点</w:t>
+            <w:r>
+              <w:rPr>
+                <w:rFonts w:ascii="Times New Roman" w:eastAsia="宋体" w:hAnsi="Times New Roman"/>
+                <w:szCs w:val="21"/>
+              </w:rPr>
+              <w:t>分知识点</w:t>
             </w:r>
           </w:p>
         </w:tc>
@@ -45476,21 +47309,12 @@
                 <w:szCs w:val="21"/>
               </w:rPr>
             </w:pPr>
-            <w:proofErr w:type="gramStart"/>
-            <w:r>
-              <w:rPr>
-                <w:rFonts w:ascii="Times New Roman" w:eastAsia="宋体" w:hAnsi="Times New Roman"/>
-                <w:szCs w:val="21"/>
-              </w:rPr>
-              <w:t>分知识</w:t>
-            </w:r>
-            <w:proofErr w:type="gramEnd"/>
-            <w:r>
-              <w:rPr>
-                <w:rFonts w:ascii="Times New Roman" w:eastAsia="宋体" w:hAnsi="Times New Roman"/>
-                <w:szCs w:val="21"/>
-              </w:rPr>
-              <w:t>点</w:t>
+            <w:r>
+              <w:rPr>
+                <w:rFonts w:ascii="Times New Roman" w:eastAsia="宋体" w:hAnsi="Times New Roman"/>
+                <w:szCs w:val="21"/>
+              </w:rPr>
+              <w:t>分知识点</w:t>
             </w:r>
           </w:p>
         </w:tc>
@@ -46068,23 +47892,6 @@
         </w:tc>
       </w:tr>
     </w:tbl>
-    <w:p>
-      <w:pPr>
-        <w:adjustRightInd w:val="0"/>
-        <w:snapToGrid w:val="0"/>
-      </w:pPr>
-    </w:p>
-    <w:p>
-      <w:pPr>
-        <w:widowControl/>
-        <w:adjustRightInd w:val="0"/>
-        <w:snapToGrid w:val="0"/>
-        <w:jc w:val="left"/>
-      </w:pPr>
-      <w:r>
-        <w:br w:type="page"/>
-      </w:r>
-    </w:p>
     <w:p>
       <w:pPr>
         <w:widowControl/>
@@ -50775,7 +52582,7 @@
   <w:style w:type="paragraph" w:default="1" w:styleId="Normal">
     <w:name w:val="Normal"/>
     <w:qFormat/>
-    <w:rsid w:val="00001FC2"/>
+    <w:rsid w:val="00D40ECC"/>
     <w:pPr>
       <w:widowControl w:val="0"/>
       <w:jc w:val="both"/>
@@ -50790,7 +52597,6 @@
   <w:style w:type="character" w:default="1" w:styleId="DefaultParagraphFont">
     <w:name w:val="Default Paragraph Font"/>
     <w:uiPriority w:val="1"/>
-    <w:semiHidden/>
     <w:unhideWhenUsed/>
   </w:style>
   <w:style w:type="table" w:default="1" w:styleId="TableNormal">
